--- a/Rapport-pres-interface_Jad_Youssef_Justin.docx
+++ b/Rapport-pres-interface_Jad_Youssef_Justin.docx
@@ -20,7 +20,11 @@
       </w:sdtPr>
       <w:sdtEndPr>
         <w:rPr>
+          <w:rFonts w:eastAsia="Times New Roman" w:cs="Times New Roman"/>
+          <w:kern w:val="0"/>
           <w:sz w:val="24"/>
+          <w:lang w:eastAsia="fr-FR"/>
+          <w14:ligatures w14:val="none"/>
         </w:rPr>
       </w:sdtEndPr>
       <w:sdtContent>
@@ -34,8 +38,14 @@
           </w:pPr>
         </w:p>
         <w:p>
+          <w:pPr>
+            <w:rPr>
+              <w:rFonts w:asciiTheme="minorHAnsi" w:hAnsiTheme="minorHAnsi"/>
+            </w:rPr>
+          </w:pPr>
           <w:r>
             <w:rPr>
+              <w:rFonts w:asciiTheme="minorHAnsi" w:hAnsiTheme="minorHAnsi"/>
               <w:noProof/>
             </w:rPr>
             <mc:AlternateContent>
@@ -306,6 +316,7 @@
           </w:r>
           <w:r>
             <w:rPr>
+              <w:rFonts w:asciiTheme="minorHAnsi" w:hAnsiTheme="minorHAnsi"/>
               <w:noProof/>
               <w:color w:val="156082" w:themeColor="accent1"/>
               <w:sz w:val="36"/>
@@ -841,6 +852,7 @@
           </w:r>
           <w:r>
             <w:rPr>
+              <w:rFonts w:asciiTheme="minorHAnsi" w:hAnsiTheme="minorHAnsi"/>
               <w:noProof/>
             </w:rPr>
             <mc:AlternateContent>
@@ -1106,7 +1118,15 @@
           </w:r>
         </w:p>
         <w:p>
+          <w:pPr>
+            <w:rPr>
+              <w:rFonts w:asciiTheme="minorHAnsi" w:hAnsiTheme="minorHAnsi"/>
+            </w:rPr>
+          </w:pPr>
           <w:r>
+            <w:rPr>
+              <w:rFonts w:asciiTheme="minorHAnsi" w:hAnsiTheme="minorHAnsi"/>
+            </w:rPr>
             <w:br w:type="page"/>
           </w:r>
         </w:p>
@@ -1133,15 +1153,25 @@
       </w:sdtPr>
       <w:sdtEndPr>
         <w:rPr>
+          <w:rFonts w:eastAsia="Times New Roman" w:cs="Times New Roman"/>
           <w:noProof/>
+          <w:kern w:val="0"/>
+          <w:lang w:eastAsia="fr-FR"/>
+          <w14:ligatures w14:val="none"/>
         </w:rPr>
       </w:sdtEndPr>
       <w:sdtContent>
         <w:p>
           <w:pPr>
             <w:pStyle w:val="En-ttedetabledesmatires"/>
+            <w:rPr>
+              <w:rFonts w:asciiTheme="minorHAnsi" w:hAnsiTheme="minorHAnsi"/>
+            </w:rPr>
           </w:pPr>
           <w:r>
+            <w:rPr>
+              <w:rFonts w:asciiTheme="minorHAnsi" w:hAnsiTheme="minorHAnsi"/>
+            </w:rPr>
             <w:t>Table des matières</w:t>
           </w:r>
         </w:p>
@@ -1178,7 +1208,7 @@
             </w:rPr>
             <w:fldChar w:fldCharType="separate"/>
           </w:r>
-          <w:hyperlink w:anchor="_Toc227058269" w:history="1">
+          <w:hyperlink w:anchor="_Toc227941658" w:history="1">
             <w:r>
               <w:rPr>
                 <w:rStyle w:val="Lienhypertexte"/>
@@ -1205,7 +1235,7 @@
                 <w:noProof/>
                 <w:webHidden/>
               </w:rPr>
-              <w:instrText xml:space="preserve"> PAGEREF _Toc227058269 \h </w:instrText>
+              <w:instrText xml:space="preserve"> PAGEREF _Toc227941658 \h </w:instrText>
             </w:r>
             <w:r>
               <w:rPr>
@@ -1252,7 +1282,7 @@
               <w:lang w:eastAsia="fr-FR"/>
             </w:rPr>
           </w:pPr>
-          <w:hyperlink w:anchor="_Toc227058270" w:history="1">
+          <w:hyperlink w:anchor="_Toc227941659" w:history="1">
             <w:r>
               <w:rPr>
                 <w:rStyle w:val="Lienhypertexte"/>
@@ -1279,7 +1309,7 @@
                 <w:noProof/>
                 <w:webHidden/>
               </w:rPr>
-              <w:instrText xml:space="preserve"> PAGEREF _Toc227058270 \h </w:instrText>
+              <w:instrText xml:space="preserve"> PAGEREF _Toc227941659 \h </w:instrText>
             </w:r>
             <w:r>
               <w:rPr>
@@ -1326,7 +1356,7 @@
               <w:lang w:eastAsia="fr-FR"/>
             </w:rPr>
           </w:pPr>
-          <w:hyperlink w:anchor="_Toc227058271" w:history="1">
+          <w:hyperlink w:anchor="_Toc227941660" w:history="1">
             <w:r>
               <w:rPr>
                 <w:rStyle w:val="Lienhypertexte"/>
@@ -1353,7 +1383,7 @@
                 <w:noProof/>
                 <w:webHidden/>
               </w:rPr>
-              <w:instrText xml:space="preserve"> PAGEREF _Toc227058271 \h </w:instrText>
+              <w:instrText xml:space="preserve"> PAGEREF _Toc227941660 \h </w:instrText>
             </w:r>
             <w:r>
               <w:rPr>
@@ -1398,7 +1428,7 @@
               <w:lang w:eastAsia="fr-FR"/>
             </w:rPr>
           </w:pPr>
-          <w:hyperlink w:anchor="_Toc227058272" w:history="1">
+          <w:hyperlink w:anchor="_Toc227941661" w:history="1">
             <w:r>
               <w:rPr>
                 <w:rStyle w:val="Lienhypertexte"/>
@@ -1412,7 +1442,7 @@
                 <w:rStyle w:val="Lienhypertexte"/>
                 <w:noProof/>
               </w:rPr>
-              <w:t xml:space="preserve"> Page Comparaison de ville : Lyon VS Paris</w:t>
+              <w:t xml:space="preserve"> Page Comparaison de villes</w:t>
             </w:r>
             <w:r>
               <w:rPr>
@@ -1433,7 +1463,7 @@
                 <w:noProof/>
                 <w:webHidden/>
               </w:rPr>
-              <w:instrText xml:space="preserve"> PAGEREF _Toc227058272 \h </w:instrText>
+              <w:instrText xml:space="preserve"> PAGEREF _Toc227941661 \h </w:instrText>
             </w:r>
             <w:r>
               <w:rPr>
@@ -1478,7 +1508,7 @@
               <w:lang w:eastAsia="fr-FR"/>
             </w:rPr>
           </w:pPr>
-          <w:hyperlink w:anchor="_Toc227058273" w:history="1">
+          <w:hyperlink w:anchor="_Toc227941662" w:history="1">
             <w:r>
               <w:rPr>
                 <w:rStyle w:val="Lienhypertexte"/>
@@ -1513,7 +1543,7 @@
                 <w:noProof/>
                 <w:webHidden/>
               </w:rPr>
-              <w:instrText xml:space="preserve"> PAGEREF _Toc227058273 \h </w:instrText>
+              <w:instrText xml:space="preserve"> PAGEREF _Toc227941662 \h </w:instrText>
             </w:r>
             <w:r>
               <w:rPr>
@@ -1533,7 +1563,7 @@
                 <w:noProof/>
                 <w:webHidden/>
               </w:rPr>
-              <w:t>3</w:t>
+              <w:t>4</w:t>
             </w:r>
             <w:r>
               <w:rPr>
@@ -1558,7 +1588,7 @@
               <w:lang w:eastAsia="fr-FR"/>
             </w:rPr>
           </w:pPr>
-          <w:hyperlink w:anchor="_Toc227058274" w:history="1">
+          <w:hyperlink w:anchor="_Toc227941663" w:history="1">
             <w:r>
               <w:rPr>
                 <w:rStyle w:val="Lienhypertexte"/>
@@ -1593,7 +1623,7 @@
                 <w:noProof/>
                 <w:webHidden/>
               </w:rPr>
-              <w:instrText xml:space="preserve"> PAGEREF _Toc227058274 \h </w:instrText>
+              <w:instrText xml:space="preserve"> PAGEREF _Toc227941663 \h </w:instrText>
             </w:r>
             <w:r>
               <w:rPr>
@@ -1613,7 +1643,7 @@
                 <w:noProof/>
                 <w:webHidden/>
               </w:rPr>
-              <w:t>4</w:t>
+              <w:t>5</w:t>
             </w:r>
             <w:r>
               <w:rPr>
@@ -1638,7 +1668,7 @@
               <w:lang w:eastAsia="fr-FR"/>
             </w:rPr>
           </w:pPr>
-          <w:hyperlink w:anchor="_Toc227058275" w:history="1">
+          <w:hyperlink w:anchor="_Toc227941664" w:history="1">
             <w:r>
               <w:rPr>
                 <w:rStyle w:val="Lienhypertexte"/>
@@ -1673,7 +1703,7 @@
                 <w:noProof/>
                 <w:webHidden/>
               </w:rPr>
-              <w:instrText xml:space="preserve"> PAGEREF _Toc227058275 \h </w:instrText>
+              <w:instrText xml:space="preserve"> PAGEREF _Toc227941664 \h </w:instrText>
             </w:r>
             <w:r>
               <w:rPr>
@@ -1693,7 +1723,7 @@
                 <w:noProof/>
                 <w:webHidden/>
               </w:rPr>
-              <w:t>5</w:t>
+              <w:t>6</w:t>
             </w:r>
             <w:r>
               <w:rPr>
@@ -1720,7 +1750,7 @@
               <w:lang w:eastAsia="fr-FR"/>
             </w:rPr>
           </w:pPr>
-          <w:hyperlink w:anchor="_Toc227058276" w:history="1">
+          <w:hyperlink w:anchor="_Toc227941665" w:history="1">
             <w:r>
               <w:rPr>
                 <w:rStyle w:val="Lienhypertexte"/>
@@ -1747,7 +1777,7 @@
                 <w:noProof/>
                 <w:webHidden/>
               </w:rPr>
-              <w:instrText xml:space="preserve"> PAGEREF _Toc227058276 \h </w:instrText>
+              <w:instrText xml:space="preserve"> PAGEREF _Toc227941665 \h </w:instrText>
             </w:r>
             <w:r>
               <w:rPr>
@@ -1767,7 +1797,7 @@
                 <w:noProof/>
                 <w:webHidden/>
               </w:rPr>
-              <w:t>6</w:t>
+              <w:t>8</w:t>
             </w:r>
             <w:r>
               <w:rPr>
@@ -1794,7 +1824,7 @@
               <w:lang w:eastAsia="fr-FR"/>
             </w:rPr>
           </w:pPr>
-          <w:hyperlink w:anchor="_Toc227058277" w:history="1">
+          <w:hyperlink w:anchor="_Toc227941666" w:history="1">
             <w:r>
               <w:rPr>
                 <w:rStyle w:val="Lienhypertexte"/>
@@ -1821,7 +1851,7 @@
                 <w:noProof/>
                 <w:webHidden/>
               </w:rPr>
-              <w:instrText xml:space="preserve"> PAGEREF _Toc227058277 \h </w:instrText>
+              <w:instrText xml:space="preserve"> PAGEREF _Toc227941666 \h </w:instrText>
             </w:r>
             <w:r>
               <w:rPr>
@@ -1841,7 +1871,7 @@
                 <w:noProof/>
                 <w:webHidden/>
               </w:rPr>
-              <w:t>7</w:t>
+              <w:t>8</w:t>
             </w:r>
             <w:r>
               <w:rPr>
@@ -1866,7 +1896,7 @@
               <w:lang w:eastAsia="fr-FR"/>
             </w:rPr>
           </w:pPr>
-          <w:hyperlink w:anchor="_Toc227058278" w:history="1">
+          <w:hyperlink w:anchor="_Toc227941667" w:history="1">
             <w:r>
               <w:rPr>
                 <w:rStyle w:val="Lienhypertexte"/>
@@ -1901,7 +1931,7 @@
                 <w:noProof/>
                 <w:webHidden/>
               </w:rPr>
-              <w:instrText xml:space="preserve"> PAGEREF _Toc227058278 \h </w:instrText>
+              <w:instrText xml:space="preserve"> PAGEREF _Toc227941667 \h </w:instrText>
             </w:r>
             <w:r>
               <w:rPr>
@@ -1921,7 +1951,7 @@
                 <w:noProof/>
                 <w:webHidden/>
               </w:rPr>
-              <w:t>7</w:t>
+              <w:t>8</w:t>
             </w:r>
             <w:r>
               <w:rPr>
@@ -1946,7 +1976,7 @@
               <w:lang w:eastAsia="fr-FR"/>
             </w:rPr>
           </w:pPr>
-          <w:hyperlink w:anchor="_Toc227058279" w:history="1">
+          <w:hyperlink w:anchor="_Toc227941668" w:history="1">
             <w:r>
               <w:rPr>
                 <w:rStyle w:val="Lienhypertexte"/>
@@ -1981,7 +2011,7 @@
                 <w:noProof/>
                 <w:webHidden/>
               </w:rPr>
-              <w:instrText xml:space="preserve"> PAGEREF _Toc227058279 \h </w:instrText>
+              <w:instrText xml:space="preserve"> PAGEREF _Toc227941668 \h </w:instrText>
             </w:r>
             <w:r>
               <w:rPr>
@@ -2001,7 +2031,7 @@
                 <w:noProof/>
                 <w:webHidden/>
               </w:rPr>
-              <w:t>7</w:t>
+              <w:t>8</w:t>
             </w:r>
             <w:r>
               <w:rPr>
@@ -2026,7 +2056,7 @@
               <w:lang w:eastAsia="fr-FR"/>
             </w:rPr>
           </w:pPr>
-          <w:hyperlink w:anchor="_Toc227058280" w:history="1">
+          <w:hyperlink w:anchor="_Toc227941669" w:history="1">
             <w:r>
               <w:rPr>
                 <w:rStyle w:val="Lienhypertexte"/>
@@ -2061,7 +2091,7 @@
                 <w:noProof/>
                 <w:webHidden/>
               </w:rPr>
-              <w:instrText xml:space="preserve"> PAGEREF _Toc227058280 \h </w:instrText>
+              <w:instrText xml:space="preserve"> PAGEREF _Toc227941669 \h </w:instrText>
             </w:r>
             <w:r>
               <w:rPr>
@@ -2081,7 +2111,7 @@
                 <w:noProof/>
                 <w:webHidden/>
               </w:rPr>
-              <w:t>7</w:t>
+              <w:t>8</w:t>
             </w:r>
             <w:r>
               <w:rPr>
@@ -2106,7 +2136,7 @@
               <w:lang w:eastAsia="fr-FR"/>
             </w:rPr>
           </w:pPr>
-          <w:hyperlink w:anchor="_Toc227058281" w:history="1">
+          <w:hyperlink w:anchor="_Toc227941670" w:history="1">
             <w:r>
               <w:rPr>
                 <w:rStyle w:val="Lienhypertexte"/>
@@ -2141,7 +2171,7 @@
                 <w:noProof/>
                 <w:webHidden/>
               </w:rPr>
-              <w:instrText xml:space="preserve"> PAGEREF _Toc227058281 \h </w:instrText>
+              <w:instrText xml:space="preserve"> PAGEREF _Toc227941670 \h </w:instrText>
             </w:r>
             <w:r>
               <w:rPr>
@@ -2161,7 +2191,162 @@
                 <w:noProof/>
                 <w:webHidden/>
               </w:rPr>
-              <w:t>7</w:t>
+              <w:t>9</w:t>
+            </w:r>
+            <w:r>
+              <w:rPr>
+                <w:noProof/>
+                <w:webHidden/>
+              </w:rPr>
+              <w:fldChar w:fldCharType="end"/>
+            </w:r>
+          </w:hyperlink>
+        </w:p>
+        <w:p>
+          <w:pPr>
+            <w:pStyle w:val="TM3"/>
+            <w:tabs>
+              <w:tab w:val="right" w:leader="dot" w:pos="9062"/>
+            </w:tabs>
+            <w:rPr>
+              <w:rFonts w:eastAsiaTheme="minorEastAsia"/>
+              <w:noProof/>
+              <w:sz w:val="24"/>
+              <w:szCs w:val="24"/>
+              <w:lang w:eastAsia="fr-FR"/>
+            </w:rPr>
+          </w:pPr>
+          <w:hyperlink w:anchor="_Toc227941671" w:history="1">
+            <w:r>
+              <w:rPr>
+                <w:rStyle w:val="Lienhypertexte"/>
+                <w:rFonts w:ascii="Apple Color Emoji" w:eastAsia="Times New Roman" w:hAnsi="Apple Color Emoji" w:cs="Apple Color Emoji"/>
+                <w:noProof/>
+                <w:lang w:eastAsia="fr-FR"/>
+              </w:rPr>
+              <w:t>👥</w:t>
+            </w:r>
+            <w:r>
+              <w:rPr>
+                <w:rStyle w:val="Lienhypertexte"/>
+                <w:rFonts w:eastAsia="Times New Roman"/>
+                <w:noProof/>
+                <w:lang w:eastAsia="fr-FR"/>
+              </w:rPr>
+              <w:t xml:space="preserve"> Population communale</w:t>
+            </w:r>
+            <w:r>
+              <w:rPr>
+                <w:noProof/>
+                <w:webHidden/>
+              </w:rPr>
+              <w:tab/>
+            </w:r>
+            <w:r>
+              <w:rPr>
+                <w:noProof/>
+                <w:webHidden/>
+              </w:rPr>
+              <w:fldChar w:fldCharType="begin"/>
+            </w:r>
+            <w:r>
+              <w:rPr>
+                <w:noProof/>
+                <w:webHidden/>
+              </w:rPr>
+              <w:instrText xml:space="preserve"> PAGEREF _Toc227941671 \h </w:instrText>
+            </w:r>
+            <w:r>
+              <w:rPr>
+                <w:noProof/>
+                <w:webHidden/>
+              </w:rPr>
+            </w:r>
+            <w:r>
+              <w:rPr>
+                <w:noProof/>
+                <w:webHidden/>
+              </w:rPr>
+              <w:fldChar w:fldCharType="separate"/>
+            </w:r>
+            <w:r>
+              <w:rPr>
+                <w:noProof/>
+                <w:webHidden/>
+              </w:rPr>
+              <w:t>9</w:t>
+            </w:r>
+            <w:r>
+              <w:rPr>
+                <w:noProof/>
+                <w:webHidden/>
+              </w:rPr>
+              <w:fldChar w:fldCharType="end"/>
+            </w:r>
+          </w:hyperlink>
+        </w:p>
+        <w:p>
+          <w:pPr>
+            <w:pStyle w:val="TM3"/>
+            <w:tabs>
+              <w:tab w:val="right" w:leader="dot" w:pos="9062"/>
+            </w:tabs>
+            <w:rPr>
+              <w:rFonts w:eastAsiaTheme="minorEastAsia"/>
+              <w:noProof/>
+              <w:sz w:val="24"/>
+              <w:szCs w:val="24"/>
+              <w:lang w:eastAsia="fr-FR"/>
+            </w:rPr>
+          </w:pPr>
+          <w:hyperlink w:anchor="_Toc227941672" w:history="1">
+            <w:r>
+              <w:rPr>
+                <w:rStyle w:val="Lienhypertexte"/>
+                <w:noProof/>
+              </w:rPr>
+              <w:t>️ Liste des communes</w:t>
+            </w:r>
+            <w:r>
+              <w:rPr>
+                <w:noProof/>
+                <w:webHidden/>
+              </w:rPr>
+              <w:tab/>
+            </w:r>
+            <w:r>
+              <w:rPr>
+                <w:noProof/>
+                <w:webHidden/>
+              </w:rPr>
+              <w:fldChar w:fldCharType="begin"/>
+            </w:r>
+            <w:r>
+              <w:rPr>
+                <w:noProof/>
+                <w:webHidden/>
+              </w:rPr>
+              <w:instrText xml:space="preserve"> PAGEREF _Toc227941672 \h </w:instrText>
+            </w:r>
+            <w:r>
+              <w:rPr>
+                <w:noProof/>
+                <w:webHidden/>
+              </w:rPr>
+            </w:r>
+            <w:r>
+              <w:rPr>
+                <w:noProof/>
+                <w:webHidden/>
+              </w:rPr>
+              <w:fldChar w:fldCharType="separate"/>
+            </w:r>
+            <w:r>
+              <w:rPr>
+                <w:noProof/>
+                <w:webHidden/>
+              </w:rPr>
+              <w:t>9</w:t>
             </w:r>
             <w:r>
               <w:rPr>
@@ -2188,7 +2373,7 @@
               <w:lang w:eastAsia="fr-FR"/>
             </w:rPr>
           </w:pPr>
-          <w:hyperlink w:anchor="_Toc227058282" w:history="1">
+          <w:hyperlink w:anchor="_Toc227941673" w:history="1">
             <w:r>
               <w:rPr>
                 <w:rStyle w:val="Lienhypertexte"/>
@@ -2215,7 +2400,7 @@
                 <w:noProof/>
                 <w:webHidden/>
               </w:rPr>
-              <w:instrText xml:space="preserve"> PAGEREF _Toc227058282 \h </w:instrText>
+              <w:instrText xml:space="preserve"> PAGEREF _Toc227941673 \h </w:instrText>
             </w:r>
             <w:r>
               <w:rPr>
@@ -2235,7 +2420,7 @@
                 <w:noProof/>
                 <w:webHidden/>
               </w:rPr>
-              <w:t>7</w:t>
+              <w:t>9</w:t>
             </w:r>
             <w:r>
               <w:rPr>
@@ -2260,7 +2445,7 @@
               <w:lang w:eastAsia="fr-FR"/>
             </w:rPr>
           </w:pPr>
-          <w:hyperlink w:anchor="_Toc227058283" w:history="1">
+          <w:hyperlink w:anchor="_Toc227941674" w:history="1">
             <w:r>
               <w:rPr>
                 <w:rStyle w:val="Lienhypertexte"/>
@@ -2295,7 +2480,7 @@
                 <w:noProof/>
                 <w:webHidden/>
               </w:rPr>
-              <w:instrText xml:space="preserve"> PAGEREF _Toc227058283 \h </w:instrText>
+              <w:instrText xml:space="preserve"> PAGEREF _Toc227941674 \h </w:instrText>
             </w:r>
             <w:r>
               <w:rPr>
@@ -2315,7 +2500,7 @@
                 <w:noProof/>
                 <w:webHidden/>
               </w:rPr>
-              <w:t>7</w:t>
+              <w:t>9</w:t>
             </w:r>
             <w:r>
               <w:rPr>
@@ -2340,7 +2525,7 @@
               <w:lang w:eastAsia="fr-FR"/>
             </w:rPr>
           </w:pPr>
-          <w:hyperlink w:anchor="_Toc227058284" w:history="1">
+          <w:hyperlink w:anchor="_Toc227941675" w:history="1">
             <w:r>
               <w:rPr>
                 <w:rStyle w:val="Lienhypertexte"/>
@@ -2375,7 +2560,7 @@
                 <w:noProof/>
                 <w:webHidden/>
               </w:rPr>
-              <w:instrText xml:space="preserve"> PAGEREF _Toc227058284 \h </w:instrText>
+              <w:instrText xml:space="preserve"> PAGEREF _Toc227941675 \h </w:instrText>
             </w:r>
             <w:r>
               <w:rPr>
@@ -2395,7 +2580,7 @@
                 <w:noProof/>
                 <w:webHidden/>
               </w:rPr>
-              <w:t>8</w:t>
+              <w:t>9</w:t>
             </w:r>
             <w:r>
               <w:rPr>
@@ -2420,7 +2605,7 @@
               <w:lang w:eastAsia="fr-FR"/>
             </w:rPr>
           </w:pPr>
-          <w:hyperlink w:anchor="_Toc227058285" w:history="1">
+          <w:hyperlink w:anchor="_Toc227941676" w:history="1">
             <w:r>
               <w:rPr>
                 <w:rStyle w:val="Lienhypertexte"/>
@@ -2455,7 +2640,7 @@
                 <w:noProof/>
                 <w:webHidden/>
               </w:rPr>
-              <w:instrText xml:space="preserve"> PAGEREF _Toc227058285 \h </w:instrText>
+              <w:instrText xml:space="preserve"> PAGEREF _Toc227941676 \h </w:instrText>
             </w:r>
             <w:r>
               <w:rPr>
@@ -2475,7 +2660,7 @@
                 <w:noProof/>
                 <w:webHidden/>
               </w:rPr>
-              <w:t>8</w:t>
+              <w:t>9</w:t>
             </w:r>
             <w:r>
               <w:rPr>
@@ -2500,7 +2685,7 @@
               <w:lang w:eastAsia="fr-FR"/>
             </w:rPr>
           </w:pPr>
-          <w:hyperlink w:anchor="_Toc227058286" w:history="1">
+          <w:hyperlink w:anchor="_Toc227941677" w:history="1">
             <w:r>
               <w:rPr>
                 <w:rStyle w:val="Lienhypertexte"/>
@@ -2535,7 +2720,7 @@
                 <w:noProof/>
                 <w:webHidden/>
               </w:rPr>
-              <w:instrText xml:space="preserve"> PAGEREF _Toc227058286 \h </w:instrText>
+              <w:instrText xml:space="preserve"> PAGEREF _Toc227941677 \h </w:instrText>
             </w:r>
             <w:r>
               <w:rPr>
@@ -2555,7 +2740,162 @@
                 <w:noProof/>
                 <w:webHidden/>
               </w:rPr>
-              <w:t>8</w:t>
+              <w:t>10</w:t>
+            </w:r>
+            <w:r>
+              <w:rPr>
+                <w:noProof/>
+                <w:webHidden/>
+              </w:rPr>
+              <w:fldChar w:fldCharType="end"/>
+            </w:r>
+          </w:hyperlink>
+        </w:p>
+        <w:p>
+          <w:pPr>
+            <w:pStyle w:val="TM3"/>
+            <w:tabs>
+              <w:tab w:val="right" w:leader="dot" w:pos="9062"/>
+            </w:tabs>
+            <w:rPr>
+              <w:rFonts w:eastAsiaTheme="minorEastAsia"/>
+              <w:noProof/>
+              <w:sz w:val="24"/>
+              <w:szCs w:val="24"/>
+              <w:lang w:eastAsia="fr-FR"/>
+            </w:rPr>
+          </w:pPr>
+          <w:hyperlink w:anchor="_Toc227941678" w:history="1">
+            <w:r>
+              <w:rPr>
+                <w:rStyle w:val="Lienhypertexte"/>
+                <w:rFonts w:ascii="Apple Color Emoji" w:eastAsia="Times New Roman" w:hAnsi="Apple Color Emoji" w:cs="Apple Color Emoji"/>
+                <w:noProof/>
+                <w:lang w:eastAsia="fr-FR"/>
+              </w:rPr>
+              <w:t>👥</w:t>
+            </w:r>
+            <w:r>
+              <w:rPr>
+                <w:rStyle w:val="Lienhypertexte"/>
+                <w:rFonts w:eastAsia="Times New Roman"/>
+                <w:noProof/>
+                <w:lang w:eastAsia="fr-FR"/>
+              </w:rPr>
+              <w:t xml:space="preserve"> Population communale (INSEE)</w:t>
+            </w:r>
+            <w:r>
+              <w:rPr>
+                <w:noProof/>
+                <w:webHidden/>
+              </w:rPr>
+              <w:tab/>
+            </w:r>
+            <w:r>
+              <w:rPr>
+                <w:noProof/>
+                <w:webHidden/>
+              </w:rPr>
+              <w:fldChar w:fldCharType="begin"/>
+            </w:r>
+            <w:r>
+              <w:rPr>
+                <w:noProof/>
+                <w:webHidden/>
+              </w:rPr>
+              <w:instrText xml:space="preserve"> PAGEREF _Toc227941678 \h </w:instrText>
+            </w:r>
+            <w:r>
+              <w:rPr>
+                <w:noProof/>
+                <w:webHidden/>
+              </w:rPr>
+            </w:r>
+            <w:r>
+              <w:rPr>
+                <w:noProof/>
+                <w:webHidden/>
+              </w:rPr>
+              <w:fldChar w:fldCharType="separate"/>
+            </w:r>
+            <w:r>
+              <w:rPr>
+                <w:noProof/>
+                <w:webHidden/>
+              </w:rPr>
+              <w:t>10</w:t>
+            </w:r>
+            <w:r>
+              <w:rPr>
+                <w:noProof/>
+                <w:webHidden/>
+              </w:rPr>
+              <w:fldChar w:fldCharType="end"/>
+            </w:r>
+          </w:hyperlink>
+        </w:p>
+        <w:p>
+          <w:pPr>
+            <w:pStyle w:val="TM3"/>
+            <w:tabs>
+              <w:tab w:val="right" w:leader="dot" w:pos="9062"/>
+            </w:tabs>
+            <w:rPr>
+              <w:rFonts w:eastAsiaTheme="minorEastAsia"/>
+              <w:noProof/>
+              <w:sz w:val="24"/>
+              <w:szCs w:val="24"/>
+              <w:lang w:eastAsia="fr-FR"/>
+            </w:rPr>
+          </w:pPr>
+          <w:hyperlink w:anchor="_Toc227941679" w:history="1">
+            <w:r>
+              <w:rPr>
+                <w:rStyle w:val="Lienhypertexte"/>
+                <w:noProof/>
+              </w:rPr>
+              <w:t>️ Liste des communes (INSEE)</w:t>
+            </w:r>
+            <w:r>
+              <w:rPr>
+                <w:noProof/>
+                <w:webHidden/>
+              </w:rPr>
+              <w:tab/>
+            </w:r>
+            <w:r>
+              <w:rPr>
+                <w:noProof/>
+                <w:webHidden/>
+              </w:rPr>
+              <w:fldChar w:fldCharType="begin"/>
+            </w:r>
+            <w:r>
+              <w:rPr>
+                <w:noProof/>
+                <w:webHidden/>
+              </w:rPr>
+              <w:instrText xml:space="preserve"> PAGEREF _Toc227941679 \h </w:instrText>
+            </w:r>
+            <w:r>
+              <w:rPr>
+                <w:noProof/>
+                <w:webHidden/>
+              </w:rPr>
+            </w:r>
+            <w:r>
+              <w:rPr>
+                <w:noProof/>
+                <w:webHidden/>
+              </w:rPr>
+              <w:fldChar w:fldCharType="separate"/>
+            </w:r>
+            <w:r>
+              <w:rPr>
+                <w:noProof/>
+                <w:webHidden/>
+              </w:rPr>
+              <w:t>10</w:t>
             </w:r>
             <w:r>
               <w:rPr>
@@ -2582,7 +2922,7 @@
               <w:lang w:eastAsia="fr-FR"/>
             </w:rPr>
           </w:pPr>
-          <w:hyperlink w:anchor="_Toc227058287" w:history="1">
+          <w:hyperlink w:anchor="_Toc227941680" w:history="1">
             <w:r>
               <w:rPr>
                 <w:rStyle w:val="Lienhypertexte"/>
@@ -2609,7 +2949,7 @@
                 <w:noProof/>
                 <w:webHidden/>
               </w:rPr>
-              <w:instrText xml:space="preserve"> PAGEREF _Toc227058287 \h </w:instrText>
+              <w:instrText xml:space="preserve"> PAGEREF _Toc227941680 \h </w:instrText>
             </w:r>
             <w:r>
               <w:rPr>
@@ -2629,7 +2969,7 @@
                 <w:noProof/>
                 <w:webHidden/>
               </w:rPr>
-              <w:t>8</w:t>
+              <w:t>10</w:t>
             </w:r>
             <w:r>
               <w:rPr>
@@ -2654,7 +2994,7 @@
               <w:lang w:eastAsia="fr-FR"/>
             </w:rPr>
           </w:pPr>
-          <w:hyperlink w:anchor="_Toc227058288" w:history="1">
+          <w:hyperlink w:anchor="_Toc227941681" w:history="1">
             <w:r>
               <w:rPr>
                 <w:rStyle w:val="Lienhypertexte"/>
@@ -2681,7 +3021,7 @@
                 <w:noProof/>
                 <w:webHidden/>
               </w:rPr>
-              <w:instrText xml:space="preserve"> PAGEREF _Toc227058288 \h </w:instrText>
+              <w:instrText xml:space="preserve"> PAGEREF _Toc227941681 \h </w:instrText>
             </w:r>
             <w:r>
               <w:rPr>
@@ -2701,7 +3041,7 @@
                 <w:noProof/>
                 <w:webHidden/>
               </w:rPr>
-              <w:t>8</w:t>
+              <w:t>10</w:t>
             </w:r>
             <w:r>
               <w:rPr>
@@ -2728,7 +3068,7 @@
               <w:lang w:eastAsia="fr-FR"/>
             </w:rPr>
           </w:pPr>
-          <w:hyperlink w:anchor="_Toc227058289" w:history="1">
+          <w:hyperlink w:anchor="_Toc227941682" w:history="1">
             <w:r>
               <w:rPr>
                 <w:rStyle w:val="Lienhypertexte"/>
@@ -2755,7 +3095,7 @@
                 <w:noProof/>
                 <w:webHidden/>
               </w:rPr>
-              <w:instrText xml:space="preserve"> PAGEREF _Toc227058289 \h </w:instrText>
+              <w:instrText xml:space="preserve"> PAGEREF _Toc227941682 \h </w:instrText>
             </w:r>
             <w:r>
               <w:rPr>
@@ -2775,7 +3115,7 @@
                 <w:noProof/>
                 <w:webHidden/>
               </w:rPr>
-              <w:t>9</w:t>
+              <w:t>11</w:t>
             </w:r>
             <w:r>
               <w:rPr>
@@ -2802,7 +3142,7 @@
               <w:lang w:eastAsia="fr-FR"/>
             </w:rPr>
           </w:pPr>
-          <w:hyperlink w:anchor="_Toc227058290" w:history="1">
+          <w:hyperlink w:anchor="_Toc227941683" w:history="1">
             <w:r>
               <w:rPr>
                 <w:rStyle w:val="Lienhypertexte"/>
@@ -2831,7 +3171,7 @@
                 <w:noProof/>
                 <w:webHidden/>
               </w:rPr>
-              <w:instrText xml:space="preserve"> PAGEREF _Toc227058290 \h </w:instrText>
+              <w:instrText xml:space="preserve"> PAGEREF _Toc227941683 \h </w:instrText>
             </w:r>
             <w:r>
               <w:rPr>
@@ -2851,7 +3191,7 @@
                 <w:noProof/>
                 <w:webHidden/>
               </w:rPr>
-              <w:t>9</w:t>
+              <w:t>11</w:t>
             </w:r>
             <w:r>
               <w:rPr>
@@ -2878,7 +3218,7 @@
               <w:lang w:eastAsia="fr-FR"/>
             </w:rPr>
           </w:pPr>
-          <w:hyperlink w:anchor="_Toc227058291" w:history="1">
+          <w:hyperlink w:anchor="_Toc227941684" w:history="1">
             <w:r>
               <w:rPr>
                 <w:rStyle w:val="Lienhypertexte"/>
@@ -2906,7 +3246,7 @@
                 <w:noProof/>
                 <w:webHidden/>
               </w:rPr>
-              <w:instrText xml:space="preserve"> PAGEREF _Toc227058291 \h </w:instrText>
+              <w:instrText xml:space="preserve"> PAGEREF _Toc227941684 \h </w:instrText>
             </w:r>
             <w:r>
               <w:rPr>
@@ -2926,7 +3266,7 @@
                 <w:noProof/>
                 <w:webHidden/>
               </w:rPr>
-              <w:t>9</w:t>
+              <w:t>11</w:t>
             </w:r>
             <w:r>
               <w:rPr>
@@ -2951,7 +3291,7 @@
               <w:lang w:eastAsia="fr-FR"/>
             </w:rPr>
           </w:pPr>
-          <w:hyperlink w:anchor="_Toc227058292" w:history="1">
+          <w:hyperlink w:anchor="_Toc227941685" w:history="1">
             <w:r>
               <w:rPr>
                 <w:rStyle w:val="Lienhypertexte"/>
@@ -2979,7 +3319,7 @@
                 <w:noProof/>
                 <w:webHidden/>
               </w:rPr>
-              <w:instrText xml:space="preserve"> PAGEREF _Toc227058292 \h </w:instrText>
+              <w:instrText xml:space="preserve"> PAGEREF _Toc227941685 \h </w:instrText>
             </w:r>
             <w:r>
               <w:rPr>
@@ -2999,7 +3339,7 @@
                 <w:noProof/>
                 <w:webHidden/>
               </w:rPr>
-              <w:t>10</w:t>
+              <w:t>12</w:t>
             </w:r>
             <w:r>
               <w:rPr>
@@ -3024,7 +3364,7 @@
               <w:lang w:eastAsia="fr-FR"/>
             </w:rPr>
           </w:pPr>
-          <w:hyperlink w:anchor="_Toc227058293" w:history="1">
+          <w:hyperlink w:anchor="_Toc227941686" w:history="1">
             <w:r>
               <w:rPr>
                 <w:rStyle w:val="Lienhypertexte"/>
@@ -3052,7 +3392,7 @@
                 <w:noProof/>
                 <w:webHidden/>
               </w:rPr>
-              <w:instrText xml:space="preserve"> PAGEREF _Toc227058293 \h </w:instrText>
+              <w:instrText xml:space="preserve"> PAGEREF _Toc227941686 \h </w:instrText>
             </w:r>
             <w:r>
               <w:rPr>
@@ -3072,7 +3412,7 @@
                 <w:noProof/>
                 <w:webHidden/>
               </w:rPr>
-              <w:t>10</w:t>
+              <w:t>12</w:t>
             </w:r>
             <w:r>
               <w:rPr>
@@ -3097,7 +3437,7 @@
               <w:lang w:eastAsia="fr-FR"/>
             </w:rPr>
           </w:pPr>
-          <w:hyperlink w:anchor="_Toc227058294" w:history="1">
+          <w:hyperlink w:anchor="_Toc227941687" w:history="1">
             <w:r>
               <w:rPr>
                 <w:rStyle w:val="Lienhypertexte"/>
@@ -3125,7 +3465,7 @@
                 <w:noProof/>
                 <w:webHidden/>
               </w:rPr>
-              <w:instrText xml:space="preserve"> PAGEREF _Toc227058294 \h </w:instrText>
+              <w:instrText xml:space="preserve"> PAGEREF _Toc227941687 \h </w:instrText>
             </w:r>
             <w:r>
               <w:rPr>
@@ -3145,7 +3485,7 @@
                 <w:noProof/>
                 <w:webHidden/>
               </w:rPr>
-              <w:t>10</w:t>
+              <w:t>12</w:t>
             </w:r>
             <w:r>
               <w:rPr>
@@ -3170,7 +3510,7 @@
               <w:lang w:eastAsia="fr-FR"/>
             </w:rPr>
           </w:pPr>
-          <w:hyperlink w:anchor="_Toc227058295" w:history="1">
+          <w:hyperlink w:anchor="_Toc227941688" w:history="1">
             <w:r>
               <w:rPr>
                 <w:rStyle w:val="Lienhypertexte"/>
@@ -3198,7 +3538,7 @@
                 <w:noProof/>
                 <w:webHidden/>
               </w:rPr>
-              <w:instrText xml:space="preserve"> PAGEREF _Toc227058295 \h </w:instrText>
+              <w:instrText xml:space="preserve"> PAGEREF _Toc227941688 \h </w:instrText>
             </w:r>
             <w:r>
               <w:rPr>
@@ -3218,7 +3558,7 @@
                 <w:noProof/>
                 <w:webHidden/>
               </w:rPr>
-              <w:t>10</w:t>
+              <w:t>12</w:t>
             </w:r>
             <w:r>
               <w:rPr>
@@ -3245,7 +3585,7 @@
               <w:lang w:eastAsia="fr-FR"/>
             </w:rPr>
           </w:pPr>
-          <w:hyperlink w:anchor="_Toc227058296" w:history="1">
+          <w:hyperlink w:anchor="_Toc227941689" w:history="1">
             <w:r>
               <w:rPr>
                 <w:rStyle w:val="Lienhypertexte"/>
@@ -3273,7 +3613,7 @@
                 <w:noProof/>
                 <w:webHidden/>
               </w:rPr>
-              <w:instrText xml:space="preserve"> PAGEREF _Toc227058296 \h </w:instrText>
+              <w:instrText xml:space="preserve"> PAGEREF _Toc227941689 \h </w:instrText>
             </w:r>
             <w:r>
               <w:rPr>
@@ -3293,7 +3633,7 @@
                 <w:noProof/>
                 <w:webHidden/>
               </w:rPr>
-              <w:t>10</w:t>
+              <w:t>12</w:t>
             </w:r>
             <w:r>
               <w:rPr>
@@ -3320,7 +3660,7 @@
               <w:lang w:eastAsia="fr-FR"/>
             </w:rPr>
           </w:pPr>
-          <w:hyperlink w:anchor="_Toc227058297" w:history="1">
+          <w:hyperlink w:anchor="_Toc227941690" w:history="1">
             <w:r>
               <w:rPr>
                 <w:rStyle w:val="Lienhypertexte"/>
@@ -3348,7 +3688,7 @@
                 <w:noProof/>
                 <w:webHidden/>
               </w:rPr>
-              <w:instrText xml:space="preserve"> PAGEREF _Toc227058297 \h </w:instrText>
+              <w:instrText xml:space="preserve"> PAGEREF _Toc227941690 \h </w:instrText>
             </w:r>
             <w:r>
               <w:rPr>
@@ -3368,7 +3708,7 @@
                 <w:noProof/>
                 <w:webHidden/>
               </w:rPr>
-              <w:t>10</w:t>
+              <w:t>12</w:t>
             </w:r>
             <w:r>
               <w:rPr>
@@ -3380,8 +3720,14 @@
           </w:hyperlink>
         </w:p>
         <w:p>
+          <w:pPr>
+            <w:rPr>
+              <w:rFonts w:asciiTheme="minorHAnsi" w:hAnsiTheme="minorHAnsi"/>
+            </w:rPr>
+          </w:pPr>
           <w:r>
             <w:rPr>
+              <w:rFonts w:asciiTheme="minorHAnsi" w:hAnsiTheme="minorHAnsi"/>
               <w:b/>
               <w:bCs/>
               <w:noProof/>
@@ -3394,45 +3740,96 @@
     <w:p>
       <w:pPr>
         <w:pStyle w:val="Titre1"/>
+        <w:rPr>
+          <w:rFonts w:asciiTheme="minorHAnsi" w:hAnsiTheme="minorHAnsi"/>
+        </w:rPr>
+      </w:pPr>
+    </w:p>
+    <w:p>
+      <w:pPr>
+        <w:rPr>
+          <w:rFonts w:asciiTheme="minorHAnsi" w:hAnsiTheme="minorHAnsi"/>
+        </w:rPr>
       </w:pPr>
     </w:p>
     <w:p>
       <w:pPr>
         <w:pStyle w:val="Titre1"/>
-      </w:pPr>
-    </w:p>
-    <w:p/>
-    <w:p>
-      <w:pPr>
-        <w:pStyle w:val="Titre1"/>
-      </w:pPr>
-      <w:bookmarkStart w:id="0" w:name="_Toc227058269"/>
-      <w:r>
+        <w:rPr>
+          <w:rFonts w:asciiTheme="minorHAnsi" w:hAnsiTheme="minorHAnsi"/>
+        </w:rPr>
+      </w:pPr>
+      <w:bookmarkStart w:id="0" w:name="_Toc227941658"/>
+      <w:r>
+        <w:rPr>
+          <w:rFonts w:asciiTheme="minorHAnsi" w:hAnsiTheme="minorHAnsi"/>
+        </w:rPr>
         <w:lastRenderedPageBreak/>
         <w:t>Introduction</w:t>
       </w:r>
       <w:bookmarkEnd w:id="0"/>
     </w:p>
     <w:p>
-      <w:r>
+      <w:pPr>
+        <w:rPr>
+          <w:rFonts w:asciiTheme="minorHAnsi" w:hAnsiTheme="minorHAnsi"/>
+        </w:rPr>
+      </w:pPr>
+      <w:r>
+        <w:rPr>
+          <w:rFonts w:asciiTheme="minorHAnsi" w:hAnsiTheme="minorHAnsi"/>
+        </w:rPr>
         <w:t xml:space="preserve">Dans le cadre de la SAE Développement et test d’un outil décisionnel, </w:t>
       </w:r>
       <w:r>
+        <w:rPr>
+          <w:rFonts w:asciiTheme="minorHAnsi" w:hAnsiTheme="minorHAnsi"/>
+        </w:rPr>
         <w:t>nous avons développé une application web permettant de comparer deux villes françaises à partir de plusieurs dimensions clés. Ce projet s’inscrit dans une démarche d’aide à la décision, en exploitant des données ouvertes issues de sources fiables afin de produire une analyse comparative pertinente.</w:t>
       </w:r>
     </w:p>
     <w:p>
-      <w:r>
+      <w:pPr>
+        <w:rPr>
+          <w:rFonts w:asciiTheme="minorHAnsi" w:hAnsiTheme="minorHAnsi"/>
+        </w:rPr>
+      </w:pPr>
+      <w:r>
+        <w:rPr>
+          <w:rFonts w:asciiTheme="minorHAnsi" w:hAnsiTheme="minorHAnsi"/>
+        </w:rPr>
         <w:t>L’objectif principal est de concevoir un outil interactif permettant de visualiser et d’interpréter des données territoriales de manière simple et intuitive. L’application permet ainsi de comparer deux villes selon différents critères, facilitant l’analyse pour un utilisateur non expert.</w:t>
       </w:r>
     </w:p>
     <w:p>
-      <w:r>
-        <w:t>Les villes choisies dans le cadre de ce projet sont Paris et Lyon, deux métropoles majeures en France, présentant des profils économiques, démographiques et territoriaux différents. Ce choix permet d’obtenir une comparaison riche et pertinente.</w:t>
-      </w:r>
-    </w:p>
-    <w:p>
-      <w:r>
+      <w:pPr>
+        <w:rPr>
+          <w:rFonts w:asciiTheme="minorHAnsi" w:hAnsiTheme="minorHAnsi"/>
+        </w:rPr>
+      </w:pPr>
+      <w:r>
+        <w:rPr>
+          <w:rFonts w:asciiTheme="minorHAnsi" w:hAnsiTheme="minorHAnsi"/>
+        </w:rPr>
+        <w:t>L’utilisateur peut sélectionner librement deux villes françaises parmi celles de plus de 20 000 habitants afin de réaliser une comparaison personnalisée</w:t>
+      </w:r>
+      <w:r>
+        <w:rPr>
+          <w:rFonts w:asciiTheme="minorHAnsi" w:hAnsiTheme="minorHAnsi"/>
+        </w:rPr>
+        <w:t>.</w:t>
+      </w:r>
+    </w:p>
+    <w:p>
+      <w:pPr>
+        <w:rPr>
+          <w:rFonts w:asciiTheme="minorHAnsi" w:hAnsiTheme="minorHAnsi"/>
+        </w:rPr>
+      </w:pPr>
+      <w:r>
+        <w:rPr>
+          <w:rFonts w:asciiTheme="minorHAnsi" w:hAnsiTheme="minorHAnsi"/>
+        </w:rPr>
         <w:t>L’analyse repose sur quatre grandes dimensions :</w:t>
       </w:r>
     </w:p>
@@ -3485,58 +3882,102 @@
       </w:r>
     </w:p>
     <w:p>
-      <w:r>
+      <w:pPr>
+        <w:rPr>
+          <w:rFonts w:asciiTheme="minorHAnsi" w:hAnsiTheme="minorHAnsi"/>
+        </w:rPr>
+      </w:pPr>
+      <w:r>
+        <w:rPr>
+          <w:rFonts w:asciiTheme="minorHAnsi" w:hAnsiTheme="minorHAnsi"/>
+        </w:rPr>
         <w:t>Ces dimensions ont été sélectionnées afin de couvrir différents aspects du cadre de vie et du dynamisme économique d’un territoire.</w:t>
       </w:r>
     </w:p>
     <w:p>
       <w:pPr>
         <w:pStyle w:val="Titre1"/>
-      </w:pPr>
-      <w:bookmarkStart w:id="1" w:name="_Toc227058270"/>
-      <w:r>
+        <w:rPr>
+          <w:rFonts w:asciiTheme="minorHAnsi" w:hAnsiTheme="minorHAnsi"/>
+        </w:rPr>
+      </w:pPr>
+      <w:bookmarkStart w:id="1" w:name="_Toc227941659"/>
+      <w:r>
+        <w:rPr>
+          <w:rFonts w:asciiTheme="minorHAnsi" w:hAnsiTheme="minorHAnsi"/>
+        </w:rPr>
         <w:t>Présentation de l’application</w:t>
       </w:r>
       <w:bookmarkEnd w:id="1"/>
     </w:p>
     <w:p>
-      <w:r>
+      <w:pPr>
+        <w:rPr>
+          <w:rFonts w:asciiTheme="minorHAnsi" w:hAnsiTheme="minorHAnsi"/>
+        </w:rPr>
+      </w:pPr>
+      <w:r>
+        <w:rPr>
+          <w:rFonts w:asciiTheme="minorHAnsi" w:hAnsiTheme="minorHAnsi"/>
+        </w:rPr>
         <w:t xml:space="preserve">L’application a été développée sous la forme d’une interface web interactive à l’aide de la bibliothèque </w:t>
       </w:r>
       <w:proofErr w:type="spellStart"/>
       <w:r>
         <w:rPr>
-          <w:b/>
-          <w:bCs/>
+          <w:rFonts w:asciiTheme="minorHAnsi" w:hAnsiTheme="minorHAnsi"/>
         </w:rPr>
         <w:t>Streamlit</w:t>
       </w:r>
       <w:proofErr w:type="spellEnd"/>
       <w:r>
+        <w:rPr>
+          <w:rFonts w:asciiTheme="minorHAnsi" w:hAnsiTheme="minorHAnsi"/>
+        </w:rPr>
         <w:t>. Elle permet à l’utilisateur de naviguer entre différentes pages, chacune correspondant à une dimension d’analyse spécifique.</w:t>
       </w:r>
     </w:p>
     <w:p>
       <w:pPr>
         <w:pStyle w:val="Titre2"/>
-      </w:pPr>
-      <w:bookmarkStart w:id="2" w:name="_Toc227058271"/>
-      <w:r>
+        <w:rPr>
+          <w:rFonts w:asciiTheme="minorHAnsi" w:hAnsiTheme="minorHAnsi"/>
+        </w:rPr>
+      </w:pPr>
+      <w:bookmarkStart w:id="2" w:name="_Toc227941660"/>
+      <w:r>
+        <w:rPr>
+          <w:rFonts w:asciiTheme="minorHAnsi" w:hAnsiTheme="minorHAnsi"/>
+        </w:rPr>
         <w:t>Structure générale</w:t>
       </w:r>
       <w:bookmarkEnd w:id="2"/>
     </w:p>
     <w:p>
-      <w:r>
+      <w:pPr>
+        <w:rPr>
+          <w:rFonts w:asciiTheme="minorHAnsi" w:hAnsiTheme="minorHAnsi"/>
+        </w:rPr>
+      </w:pPr>
+      <w:r>
+        <w:rPr>
+          <w:rFonts w:asciiTheme="minorHAnsi" w:hAnsiTheme="minorHAnsi"/>
+        </w:rPr>
         <w:t>L’application est organisée en plusieurs pages :</w:t>
       </w:r>
     </w:p>
-    <w:p/>
+    <w:p>
+      <w:pPr>
+        <w:rPr>
+          <w:rFonts w:asciiTheme="minorHAnsi" w:hAnsiTheme="minorHAnsi"/>
+        </w:rPr>
+      </w:pPr>
+    </w:p>
     <w:p>
       <w:pPr>
         <w:pStyle w:val="Titre3"/>
       </w:pPr>
-      <w:bookmarkStart w:id="3" w:name="_Toc227058272"/>
+      <w:bookmarkStart w:id="3" w:name="_Toc227941661"/>
       <w:r>
         <w:rPr>
           <w:rFonts w:ascii="Apple Color Emoji" w:hAnsi="Apple Color Emoji" w:cs="Apple Color Emoji"/>
@@ -3547,17 +3988,66 @@
         <w:t xml:space="preserve"> Page Comparaison</w:t>
       </w:r>
       <w:r>
-        <w:t xml:space="preserve"> de ville : Lyon VS Paris</w:t>
+        <w:t xml:space="preserve"> de ville</w:t>
+      </w:r>
+      <w:r>
+        <w:t>s</w:t>
       </w:r>
       <w:bookmarkEnd w:id="3"/>
     </w:p>
     <w:p>
-      <w:r>
-        <w:t>Cette page propose une vue d’ensemble des équipements disponibles dans chaque ville.</w:t>
-      </w:r>
-    </w:p>
-    <w:p>
-      <w:r>
+      <w:pPr>
+        <w:rPr>
+          <w:rFonts w:asciiTheme="minorHAnsi" w:hAnsiTheme="minorHAnsi"/>
+        </w:rPr>
+      </w:pPr>
+      <w:r>
+        <w:rPr>
+          <w:rFonts w:asciiTheme="minorHAnsi" w:hAnsiTheme="minorHAnsi"/>
+        </w:rPr>
+        <w:t>Cette page propose une vue d’ensemble des équipements disponibles dans cha</w:t>
+      </w:r>
+      <w:r>
+        <w:rPr>
+          <w:rFonts w:asciiTheme="minorHAnsi" w:hAnsiTheme="minorHAnsi"/>
+        </w:rPr>
+        <w:t xml:space="preserve">cune des </w:t>
+      </w:r>
+      <w:r>
+        <w:rPr>
+          <w:rFonts w:asciiTheme="minorHAnsi" w:hAnsiTheme="minorHAnsi"/>
+        </w:rPr>
+        <w:t>ville</w:t>
+      </w:r>
+      <w:r>
+        <w:rPr>
+          <w:rFonts w:asciiTheme="minorHAnsi" w:hAnsiTheme="minorHAnsi"/>
+        </w:rPr>
+        <w:t>s sélectionnées</w:t>
+      </w:r>
+      <w:r>
+        <w:rPr>
+          <w:rFonts w:asciiTheme="minorHAnsi" w:hAnsiTheme="minorHAnsi"/>
+        </w:rPr>
+        <w:t xml:space="preserve"> par l’utilisateur</w:t>
+      </w:r>
+      <w:r>
+        <w:rPr>
+          <w:rFonts w:asciiTheme="minorHAnsi" w:hAnsiTheme="minorHAnsi"/>
+        </w:rPr>
+        <w:t>.</w:t>
+      </w:r>
+    </w:p>
+    <w:p>
+      <w:pPr>
+        <w:rPr>
+          <w:rFonts w:asciiTheme="minorHAnsi" w:hAnsiTheme="minorHAnsi"/>
+        </w:rPr>
+      </w:pPr>
+      <w:r>
+        <w:rPr>
+          <w:rFonts w:asciiTheme="minorHAnsi" w:hAnsiTheme="minorHAnsi"/>
+        </w:rPr>
         <w:t>Elle présente :</w:t>
       </w:r>
     </w:p>
@@ -3585,7 +4075,6 @@
         </w:numPr>
       </w:pPr>
       <w:r>
-        <w:lastRenderedPageBreak/>
         <w:t>Un</w:t>
       </w:r>
       <w:r>
@@ -3620,15 +4109,21 @@
       </w:r>
     </w:p>
     <w:p>
-      <w:r>
-        <w:rPr>
-          <w:noProof/>
-        </w:rPr>
+      <w:pPr>
+        <w:rPr>
+          <w:rFonts w:asciiTheme="minorHAnsi" w:hAnsiTheme="minorHAnsi"/>
+        </w:rPr>
+      </w:pPr>
+      <w:r>
+        <w:rPr>
+          <w:rFonts w:asciiTheme="minorHAnsi" w:hAnsiTheme="minorHAnsi"/>
+        </w:rPr>
+        <w:lastRenderedPageBreak/>
         <w:drawing>
-          <wp:inline distT="0" distB="0" distL="0" distR="0" wp14:anchorId="1D410333" wp14:editId="5B2C498C">
-            <wp:extent cx="5760720" cy="3116580"/>
+          <wp:inline distT="0" distB="0" distL="0" distR="0" wp14:anchorId="34D98640" wp14:editId="2987A7B3">
+            <wp:extent cx="5760720" cy="3111500"/>
             <wp:effectExtent l="0" t="0" r="5080" b="0"/>
-            <wp:docPr id="1882503663" name="Image 1"/>
+            <wp:docPr id="1464904928" name="Image 1"/>
             <wp:cNvGraphicFramePr>
               <a:graphicFrameLocks xmlns:a="http://schemas.openxmlformats.org/drawingml/2006/main" noChangeAspect="1"/>
             </wp:cNvGraphicFramePr>
@@ -3636,7 +4131,7 @@
               <a:graphicData uri="http://schemas.openxmlformats.org/drawingml/2006/picture">
                 <pic:pic xmlns:pic="http://schemas.openxmlformats.org/drawingml/2006/picture">
                   <pic:nvPicPr>
-                    <pic:cNvPr id="1882503663" name=""/>
+                    <pic:cNvPr id="1464904928" name=""/>
                     <pic:cNvPicPr/>
                   </pic:nvPicPr>
                   <pic:blipFill>
@@ -3648,7 +4143,7 @@
                   <pic:spPr>
                     <a:xfrm>
                       <a:off x="0" y="0"/>
-                      <a:ext cx="5760720" cy="3116580"/>
+                      <a:ext cx="5760720" cy="3111500"/>
                     </a:xfrm>
                     <a:prstGeom prst="rect">
                       <a:avLst/>
@@ -3664,26 +4159,25 @@
     <w:p>
       <w:pPr>
         <w:rPr>
-          <w:rFonts w:ascii="Apple Color Emoji" w:hAnsi="Apple Color Emoji" w:cs="Apple Color Emoji"/>
-        </w:rPr>
-      </w:pPr>
-    </w:p>
-    <w:p>
-      <w:pPr>
-        <w:rPr>
-          <w:rFonts w:ascii="Apple Color Emoji" w:hAnsi="Apple Color Emoji" w:cs="Apple Color Emoji"/>
-        </w:rPr>
-      </w:pPr>
-      <w:r>
-        <w:rPr>
-          <w:rFonts w:ascii="Apple Color Emoji" w:hAnsi="Apple Color Emoji" w:cs="Apple Color Emoji"/>
-          <w:noProof/>
+          <w:rFonts w:asciiTheme="minorHAnsi" w:hAnsiTheme="minorHAnsi" w:cs="Apple Color Emoji"/>
+        </w:rPr>
+      </w:pPr>
+    </w:p>
+    <w:p>
+      <w:pPr>
+        <w:rPr>
+          <w:rFonts w:asciiTheme="minorHAnsi" w:hAnsiTheme="minorHAnsi" w:cs="Apple Color Emoji"/>
+        </w:rPr>
+      </w:pPr>
+      <w:r>
+        <w:rPr>
+          <w:rFonts w:asciiTheme="minorHAnsi" w:hAnsiTheme="minorHAnsi" w:cs="Apple Color Emoji"/>
         </w:rPr>
         <w:drawing>
-          <wp:inline distT="0" distB="0" distL="0" distR="0" wp14:anchorId="1216A9AA" wp14:editId="4077F259">
-            <wp:extent cx="5760720" cy="3116580"/>
+          <wp:inline distT="0" distB="0" distL="0" distR="0" wp14:anchorId="39C21C8E" wp14:editId="18E37B5E">
+            <wp:extent cx="5760720" cy="3111500"/>
             <wp:effectExtent l="0" t="0" r="5080" b="0"/>
-            <wp:docPr id="849140090" name="Image 1"/>
+            <wp:docPr id="551196941" name="Image 1"/>
             <wp:cNvGraphicFramePr>
               <a:graphicFrameLocks xmlns:a="http://schemas.openxmlformats.org/drawingml/2006/main" noChangeAspect="1"/>
             </wp:cNvGraphicFramePr>
@@ -3691,7 +4185,7 @@
               <a:graphicData uri="http://schemas.openxmlformats.org/drawingml/2006/picture">
                 <pic:pic xmlns:pic="http://schemas.openxmlformats.org/drawingml/2006/picture">
                   <pic:nvPicPr>
-                    <pic:cNvPr id="849140090" name=""/>
+                    <pic:cNvPr id="551196941" name=""/>
                     <pic:cNvPicPr/>
                   </pic:nvPicPr>
                   <pic:blipFill>
@@ -3703,7 +4197,7 @@
                   <pic:spPr>
                     <a:xfrm>
                       <a:off x="0" y="0"/>
-                      <a:ext cx="5760720" cy="3116580"/>
+                      <a:ext cx="5760720" cy="3111500"/>
                     </a:xfrm>
                     <a:prstGeom prst="rect">
                       <a:avLst/>
@@ -3719,107 +4213,19 @@
     <w:p>
       <w:pPr>
         <w:rPr>
-          <w:rFonts w:ascii="Apple Color Emoji" w:hAnsi="Apple Color Emoji" w:cs="Apple Color Emoji"/>
-        </w:rPr>
-      </w:pPr>
-    </w:p>
-    <w:p>
-      <w:pPr>
-        <w:pStyle w:val="Titre3"/>
-      </w:pPr>
-      <w:bookmarkStart w:id="4" w:name="_Toc227058273"/>
-      <w:r>
-        <w:rPr>
-          <w:rFonts w:ascii="Apple Color Emoji" w:hAnsi="Apple Color Emoji" w:cs="Apple Color Emoji"/>
-        </w:rPr>
-        <w:t>🌤️</w:t>
-      </w:r>
-      <w:r>
-        <w:t xml:space="preserve"> Page Météo</w:t>
-      </w:r>
-      <w:bookmarkEnd w:id="4"/>
-    </w:p>
-    <w:p>
-      <w:r>
-        <w:t>Cette page permet d’analyser les conditions climatiques des deux villes.</w:t>
-      </w:r>
-    </w:p>
-    <w:p>
-      <w:r>
-        <w:t>Elle inclut :</w:t>
-      </w:r>
-    </w:p>
-    <w:p>
-      <w:pPr>
-        <w:pStyle w:val="Paragraphedeliste"/>
-        <w:numPr>
-          <w:ilvl w:val="0"/>
-          <w:numId w:val="2"/>
-        </w:numPr>
-      </w:pPr>
-      <w:r>
+          <w:rFonts w:asciiTheme="minorHAnsi" w:hAnsiTheme="minorHAnsi" w:cs="Apple Color Emoji"/>
+        </w:rPr>
+      </w:pPr>
+      <w:r>
+        <w:rPr>
+          <w:rFonts w:asciiTheme="minorHAnsi" w:hAnsiTheme="minorHAnsi" w:cs="Apple Color Emoji"/>
+        </w:rPr>
         <w:lastRenderedPageBreak/>
-        <w:t>Des</w:t>
-      </w:r>
-      <w:r>
-        <w:t xml:space="preserve"> indicateurs météo (température moyenne annuelle, mois le plus chaud, précipitations)</w:t>
-      </w:r>
-    </w:p>
-    <w:p>
-      <w:pPr>
-        <w:pStyle w:val="Paragraphedeliste"/>
-        <w:numPr>
-          <w:ilvl w:val="0"/>
-          <w:numId w:val="2"/>
-        </w:numPr>
-      </w:pPr>
-      <w:r>
-        <w:t>L’évolution</w:t>
-      </w:r>
-      <w:r>
-        <w:t xml:space="preserve"> mensuelle des températures</w:t>
-      </w:r>
-    </w:p>
-    <w:p>
-      <w:pPr>
-        <w:pStyle w:val="Paragraphedeliste"/>
-        <w:numPr>
-          <w:ilvl w:val="0"/>
-          <w:numId w:val="2"/>
-        </w:numPr>
-      </w:pPr>
-      <w:r>
-        <w:t>La</w:t>
-      </w:r>
-      <w:r>
-        <w:t xml:space="preserve"> comparaison des précipitations</w:t>
-      </w:r>
-    </w:p>
-    <w:p>
-      <w:pPr>
-        <w:pStyle w:val="Paragraphedeliste"/>
-        <w:numPr>
-          <w:ilvl w:val="0"/>
-          <w:numId w:val="2"/>
-        </w:numPr>
-      </w:pPr>
-      <w:r>
-        <w:t>L’amplitude</w:t>
-      </w:r>
-      <w:r>
-        <w:t xml:space="preserve"> thermique annuelle</w:t>
-      </w:r>
-    </w:p>
-    <w:p>
-      <w:r>
-        <w:rPr>
-          <w:noProof/>
-        </w:rPr>
         <w:drawing>
-          <wp:inline distT="0" distB="0" distL="0" distR="0" wp14:anchorId="4C447AD1" wp14:editId="4E8DBBC6">
-            <wp:extent cx="5760720" cy="3116580"/>
+          <wp:inline distT="0" distB="0" distL="0" distR="0" wp14:anchorId="5F85CE2F" wp14:editId="4DBFCCED">
+            <wp:extent cx="5760720" cy="3111500"/>
             <wp:effectExtent l="0" t="0" r="5080" b="0"/>
-            <wp:docPr id="2070828066" name="Image 1"/>
+            <wp:docPr id="1982379018" name="Image 1"/>
             <wp:cNvGraphicFramePr>
               <a:graphicFrameLocks xmlns:a="http://schemas.openxmlformats.org/drawingml/2006/main" noChangeAspect="1"/>
             </wp:cNvGraphicFramePr>
@@ -3827,7 +4233,7 @@
               <a:graphicData uri="http://schemas.openxmlformats.org/drawingml/2006/picture">
                 <pic:pic xmlns:pic="http://schemas.openxmlformats.org/drawingml/2006/picture">
                   <pic:nvPicPr>
-                    <pic:cNvPr id="2070828066" name=""/>
+                    <pic:cNvPr id="1982379018" name=""/>
                     <pic:cNvPicPr/>
                   </pic:nvPicPr>
                   <pic:blipFill>
@@ -3839,7 +4245,7 @@
                   <pic:spPr>
                     <a:xfrm>
                       <a:off x="0" y="0"/>
-                      <a:ext cx="5760720" cy="3116580"/>
+                      <a:ext cx="5760720" cy="3111500"/>
                     </a:xfrm>
                     <a:prstGeom prst="rect">
                       <a:avLst/>
@@ -3855,19 +4261,139 @@
     <w:p>
       <w:pPr>
         <w:rPr>
+          <w:rFonts w:asciiTheme="minorHAnsi" w:hAnsiTheme="minorHAnsi" w:cs="Apple Color Emoji"/>
+        </w:rPr>
+      </w:pPr>
+    </w:p>
+    <w:p>
+      <w:pPr>
+        <w:pStyle w:val="Titre3"/>
+      </w:pPr>
+      <w:bookmarkStart w:id="4" w:name="_Toc227941662"/>
+      <w:r>
+        <w:rPr>
           <w:rFonts w:ascii="Apple Color Emoji" w:hAnsi="Apple Color Emoji" w:cs="Apple Color Emoji"/>
         </w:rPr>
-      </w:pPr>
-      <w:r>
-        <w:rPr>
-          <w:rFonts w:ascii="Apple Color Emoji" w:hAnsi="Apple Color Emoji" w:cs="Apple Color Emoji"/>
-          <w:noProof/>
+        <w:t>🌤️</w:t>
+      </w:r>
+      <w:r>
+        <w:t xml:space="preserve"> Page Météo</w:t>
+      </w:r>
+      <w:bookmarkEnd w:id="4"/>
+    </w:p>
+    <w:p>
+      <w:pPr>
+        <w:rPr>
+          <w:rFonts w:asciiTheme="minorHAnsi" w:hAnsiTheme="minorHAnsi"/>
+        </w:rPr>
+      </w:pPr>
+      <w:r>
+        <w:rPr>
+          <w:rFonts w:asciiTheme="minorHAnsi" w:hAnsiTheme="minorHAnsi"/>
+        </w:rPr>
+        <w:t>Cette page permet d’analyser les conditions climatiques des deux villes</w:t>
+      </w:r>
+      <w:r>
+        <w:rPr>
+          <w:rFonts w:asciiTheme="minorHAnsi" w:hAnsiTheme="minorHAnsi"/>
+        </w:rPr>
+        <w:t xml:space="preserve"> sélectionnées</w:t>
+      </w:r>
+      <w:r>
+        <w:rPr>
+          <w:rFonts w:asciiTheme="minorHAnsi" w:hAnsiTheme="minorHAnsi"/>
+        </w:rPr>
+        <w:t>.</w:t>
+      </w:r>
+    </w:p>
+    <w:p>
+      <w:pPr>
+        <w:rPr>
+          <w:rFonts w:asciiTheme="minorHAnsi" w:hAnsiTheme="minorHAnsi"/>
+        </w:rPr>
+      </w:pPr>
+      <w:r>
+        <w:rPr>
+          <w:rFonts w:asciiTheme="minorHAnsi" w:hAnsiTheme="minorHAnsi"/>
+        </w:rPr>
+        <w:t>Elle inclut :</w:t>
+      </w:r>
+    </w:p>
+    <w:p>
+      <w:pPr>
+        <w:pStyle w:val="Paragraphedeliste"/>
+        <w:numPr>
+          <w:ilvl w:val="0"/>
+          <w:numId w:val="2"/>
+        </w:numPr>
+      </w:pPr>
+      <w:r>
+        <w:t>Des</w:t>
+      </w:r>
+      <w:r>
+        <w:t xml:space="preserve"> indicateurs météo (température moyenne annuelle, mois le plus chaud, précipitations)</w:t>
+      </w:r>
+    </w:p>
+    <w:p>
+      <w:pPr>
+        <w:pStyle w:val="Paragraphedeliste"/>
+        <w:numPr>
+          <w:ilvl w:val="0"/>
+          <w:numId w:val="2"/>
+        </w:numPr>
+      </w:pPr>
+      <w:r>
+        <w:t>L’évolution</w:t>
+      </w:r>
+      <w:r>
+        <w:t xml:space="preserve"> mensuelle des températures</w:t>
+      </w:r>
+    </w:p>
+    <w:p>
+      <w:pPr>
+        <w:pStyle w:val="Paragraphedeliste"/>
+        <w:numPr>
+          <w:ilvl w:val="0"/>
+          <w:numId w:val="2"/>
+        </w:numPr>
+      </w:pPr>
+      <w:r>
+        <w:t>La</w:t>
+      </w:r>
+      <w:r>
+        <w:t xml:space="preserve"> comparaison des précipitations</w:t>
+      </w:r>
+    </w:p>
+    <w:p>
+      <w:pPr>
+        <w:pStyle w:val="Paragraphedeliste"/>
+        <w:numPr>
+          <w:ilvl w:val="0"/>
+          <w:numId w:val="2"/>
+        </w:numPr>
+      </w:pPr>
+      <w:r>
+        <w:t>L’amplitude</w:t>
+      </w:r>
+      <w:r>
+        <w:t xml:space="preserve"> thermique annuelle</w:t>
+      </w:r>
+    </w:p>
+    <w:p>
+      <w:pPr>
+        <w:rPr>
+          <w:rFonts w:asciiTheme="minorHAnsi" w:hAnsiTheme="minorHAnsi"/>
+        </w:rPr>
+      </w:pPr>
+      <w:r>
+        <w:rPr>
+          <w:rFonts w:asciiTheme="minorHAnsi" w:hAnsiTheme="minorHAnsi"/>
         </w:rPr>
         <w:drawing>
-          <wp:inline distT="0" distB="0" distL="0" distR="0" wp14:anchorId="49BD4F7A" wp14:editId="2EDB5A87">
-            <wp:extent cx="5760720" cy="3116580"/>
+          <wp:inline distT="0" distB="0" distL="0" distR="0" wp14:anchorId="2A17B9FA" wp14:editId="0886B12F">
+            <wp:extent cx="5760720" cy="3111500"/>
             <wp:effectExtent l="0" t="0" r="5080" b="0"/>
-            <wp:docPr id="143843435" name="Image 1"/>
+            <wp:docPr id="708790623" name="Image 1"/>
             <wp:cNvGraphicFramePr>
               <a:graphicFrameLocks xmlns:a="http://schemas.openxmlformats.org/drawingml/2006/main" noChangeAspect="1"/>
             </wp:cNvGraphicFramePr>
@@ -3875,7 +4401,7 @@
               <a:graphicData uri="http://schemas.openxmlformats.org/drawingml/2006/picture">
                 <pic:pic xmlns:pic="http://schemas.openxmlformats.org/drawingml/2006/picture">
                   <pic:nvPicPr>
-                    <pic:cNvPr id="143843435" name=""/>
+                    <pic:cNvPr id="708790623" name=""/>
                     <pic:cNvPicPr/>
                   </pic:nvPicPr>
                   <pic:blipFill>
@@ -3887,7 +4413,7 @@
                   <pic:spPr>
                     <a:xfrm>
                       <a:off x="0" y="0"/>
-                      <a:ext cx="5760720" cy="3116580"/>
+                      <a:ext cx="5760720" cy="3111500"/>
                     </a:xfrm>
                     <a:prstGeom prst="rect">
                       <a:avLst/>
@@ -3903,122 +4429,19 @@
     <w:p>
       <w:pPr>
         <w:rPr>
-          <w:rFonts w:ascii="Apple Color Emoji" w:hAnsi="Apple Color Emoji" w:cs="Apple Color Emoji"/>
-        </w:rPr>
-      </w:pPr>
-    </w:p>
-    <w:p>
-      <w:pPr>
-        <w:pStyle w:val="Titre3"/>
-      </w:pPr>
-      <w:bookmarkStart w:id="5" w:name="_Toc227058274"/>
-      <w:r>
-        <w:rPr>
-          <w:rFonts w:ascii="Apple Color Emoji" w:hAnsi="Apple Color Emoji" w:cs="Apple Color Emoji"/>
-        </w:rPr>
-        <w:t>🏠</w:t>
-      </w:r>
-      <w:r>
-        <w:t xml:space="preserve"> Page Logement</w:t>
-      </w:r>
-      <w:bookmarkEnd w:id="5"/>
-    </w:p>
-    <w:p>
-      <w:r>
-        <w:t>Cette page analyse le marché immobilier.</w:t>
-      </w:r>
-    </w:p>
-    <w:p>
-      <w:r>
-        <w:t>Elle contient :</w:t>
-      </w:r>
-    </w:p>
-    <w:p>
-      <w:pPr>
-        <w:pStyle w:val="Paragraphedeliste"/>
-        <w:numPr>
-          <w:ilvl w:val="0"/>
-          <w:numId w:val="2"/>
-        </w:numPr>
-      </w:pPr>
-      <w:r>
+          <w:rFonts w:asciiTheme="minorHAnsi" w:hAnsiTheme="minorHAnsi" w:cs="Apple Color Emoji"/>
+        </w:rPr>
+      </w:pPr>
+      <w:r>
+        <w:rPr>
+          <w:rFonts w:asciiTheme="minorHAnsi" w:hAnsiTheme="minorHAnsi" w:cs="Apple Color Emoji"/>
+        </w:rPr>
         <w:lastRenderedPageBreak/>
-        <w:t>Le</w:t>
-      </w:r>
-      <w:r>
-        <w:t xml:space="preserve"> prix moyen au m²</w:t>
-      </w:r>
-    </w:p>
-    <w:p>
-      <w:pPr>
-        <w:pStyle w:val="Paragraphedeliste"/>
-        <w:numPr>
-          <w:ilvl w:val="0"/>
-          <w:numId w:val="2"/>
-        </w:numPr>
-      </w:pPr>
-      <w:r>
-        <w:t>Le</w:t>
-      </w:r>
-      <w:r>
-        <w:t xml:space="preserve"> mois le plus cher</w:t>
-      </w:r>
-    </w:p>
-    <w:p>
-      <w:pPr>
-        <w:pStyle w:val="Paragraphedeliste"/>
-        <w:numPr>
-          <w:ilvl w:val="0"/>
-          <w:numId w:val="2"/>
-        </w:numPr>
-      </w:pPr>
-      <w:r>
-        <w:t>L’évolution</w:t>
-      </w:r>
-      <w:r>
-        <w:t xml:space="preserve"> annuelle</w:t>
-      </w:r>
-    </w:p>
-    <w:p>
-      <w:pPr>
-        <w:pStyle w:val="Paragraphedeliste"/>
-        <w:numPr>
-          <w:ilvl w:val="0"/>
-          <w:numId w:val="2"/>
-        </w:numPr>
-      </w:pPr>
-      <w:r>
-        <w:t>L’évolution</w:t>
-      </w:r>
-      <w:r>
-        <w:t xml:space="preserve"> mensuelle des prix</w:t>
-      </w:r>
-    </w:p>
-    <w:p>
-      <w:pPr>
-        <w:pStyle w:val="Paragraphedeliste"/>
-        <w:numPr>
-          <w:ilvl w:val="0"/>
-          <w:numId w:val="2"/>
-        </w:numPr>
-      </w:pPr>
-      <w:r>
-        <w:t>L’écart</w:t>
-      </w:r>
-      <w:r>
-        <w:t xml:space="preserve"> de prix entre les villes</w:t>
-      </w:r>
-    </w:p>
-    <w:p>
-      <w:r>
-        <w:rPr>
-          <w:noProof/>
-        </w:rPr>
         <w:drawing>
-          <wp:inline distT="0" distB="0" distL="0" distR="0" wp14:anchorId="06EEA155" wp14:editId="73DC8F1E">
-            <wp:extent cx="5760720" cy="3116580"/>
+          <wp:inline distT="0" distB="0" distL="0" distR="0" wp14:anchorId="5A9EF824" wp14:editId="44FA0E60">
+            <wp:extent cx="5760720" cy="3111500"/>
             <wp:effectExtent l="0" t="0" r="5080" b="0"/>
-            <wp:docPr id="1374781146" name="Image 1"/>
+            <wp:docPr id="1785340357" name="Image 1"/>
             <wp:cNvGraphicFramePr>
               <a:graphicFrameLocks xmlns:a="http://schemas.openxmlformats.org/drawingml/2006/main" noChangeAspect="1"/>
             </wp:cNvGraphicFramePr>
@@ -4026,7 +4449,7 @@
               <a:graphicData uri="http://schemas.openxmlformats.org/drawingml/2006/picture">
                 <pic:pic xmlns:pic="http://schemas.openxmlformats.org/drawingml/2006/picture">
                   <pic:nvPicPr>
-                    <pic:cNvPr id="1374781146" name=""/>
+                    <pic:cNvPr id="1785340357" name=""/>
                     <pic:cNvPicPr/>
                   </pic:nvPicPr>
                   <pic:blipFill>
@@ -4038,7 +4461,7 @@
                   <pic:spPr>
                     <a:xfrm>
                       <a:off x="0" y="0"/>
-                      <a:ext cx="5760720" cy="3116580"/>
+                      <a:ext cx="5760720" cy="3111500"/>
                     </a:xfrm>
                     <a:prstGeom prst="rect">
                       <a:avLst/>
@@ -4054,19 +4477,18 @@
     <w:p>
       <w:pPr>
         <w:rPr>
-          <w:rFonts w:ascii="Apple Color Emoji" w:hAnsi="Apple Color Emoji" w:cs="Apple Color Emoji"/>
-        </w:rPr>
-      </w:pPr>
-      <w:r>
-        <w:rPr>
-          <w:rFonts w:ascii="Apple Color Emoji" w:hAnsi="Apple Color Emoji" w:cs="Apple Color Emoji"/>
-          <w:noProof/>
+          <w:rFonts w:asciiTheme="minorHAnsi" w:hAnsiTheme="minorHAnsi" w:cs="Apple Color Emoji"/>
+        </w:rPr>
+      </w:pPr>
+      <w:r>
+        <w:rPr>
+          <w:rFonts w:asciiTheme="minorHAnsi" w:hAnsiTheme="minorHAnsi" w:cs="Apple Color Emoji"/>
         </w:rPr>
         <w:drawing>
-          <wp:inline distT="0" distB="0" distL="0" distR="0" wp14:anchorId="25E53999" wp14:editId="2E16E7F5">
-            <wp:extent cx="5760720" cy="3116580"/>
+          <wp:inline distT="0" distB="0" distL="0" distR="0" wp14:anchorId="4ADB7C03" wp14:editId="4934FF83">
+            <wp:extent cx="5760720" cy="3111500"/>
             <wp:effectExtent l="0" t="0" r="5080" b="0"/>
-            <wp:docPr id="1432735058" name="Image 1"/>
+            <wp:docPr id="1873248346" name="Image 1"/>
             <wp:cNvGraphicFramePr>
               <a:graphicFrameLocks xmlns:a="http://schemas.openxmlformats.org/drawingml/2006/main" noChangeAspect="1"/>
             </wp:cNvGraphicFramePr>
@@ -4074,7 +4496,7 @@
               <a:graphicData uri="http://schemas.openxmlformats.org/drawingml/2006/picture">
                 <pic:pic xmlns:pic="http://schemas.openxmlformats.org/drawingml/2006/picture">
                   <pic:nvPicPr>
-                    <pic:cNvPr id="1432735058" name=""/>
+                    <pic:cNvPr id="1873248346" name=""/>
                     <pic:cNvPicPr/>
                   </pic:nvPicPr>
                   <pic:blipFill>
@@ -4086,7 +4508,7 @@
                   <pic:spPr>
                     <a:xfrm>
                       <a:off x="0" y="0"/>
-                      <a:ext cx="5760720" cy="3116580"/>
+                      <a:ext cx="5760720" cy="3111500"/>
                     </a:xfrm>
                     <a:prstGeom prst="rect">
                       <a:avLst/>
@@ -4102,34 +4524,50 @@
     <w:p>
       <w:pPr>
         <w:rPr>
+          <w:rFonts w:asciiTheme="minorHAnsi" w:hAnsiTheme="minorHAnsi" w:cs="Apple Color Emoji"/>
+        </w:rPr>
+      </w:pPr>
+    </w:p>
+    <w:p>
+      <w:pPr>
+        <w:pStyle w:val="Titre3"/>
+      </w:pPr>
+      <w:bookmarkStart w:id="5" w:name="_Toc227941663"/>
+      <w:r>
+        <w:rPr>
           <w:rFonts w:ascii="Apple Color Emoji" w:hAnsi="Apple Color Emoji" w:cs="Apple Color Emoji"/>
         </w:rPr>
-      </w:pPr>
-    </w:p>
-    <w:p>
-      <w:pPr>
-        <w:pStyle w:val="Titre3"/>
-      </w:pPr>
-      <w:bookmarkStart w:id="6" w:name="_Toc227058275"/>
-      <w:r>
-        <w:rPr>
-          <w:rFonts w:ascii="Apple Color Emoji" w:hAnsi="Apple Color Emoji" w:cs="Apple Color Emoji"/>
-        </w:rPr>
-        <w:t>💼</w:t>
-      </w:r>
-      <w:r>
-        <w:t xml:space="preserve"> Page Emploi</w:t>
-      </w:r>
-      <w:bookmarkEnd w:id="6"/>
-    </w:p>
-    <w:p>
-      <w:r>
-        <w:t>Cette page présente la structure économique des villes.</w:t>
-      </w:r>
-    </w:p>
-    <w:p>
-      <w:r>
-        <w:t>Elle affiche :</w:t>
+        <w:t>🏠</w:t>
+      </w:r>
+      <w:r>
+        <w:t xml:space="preserve"> Page Logement</w:t>
+      </w:r>
+      <w:bookmarkEnd w:id="5"/>
+    </w:p>
+    <w:p>
+      <w:pPr>
+        <w:rPr>
+          <w:rFonts w:asciiTheme="minorHAnsi" w:hAnsiTheme="minorHAnsi"/>
+        </w:rPr>
+      </w:pPr>
+      <w:r>
+        <w:rPr>
+          <w:rFonts w:asciiTheme="minorHAnsi" w:hAnsiTheme="minorHAnsi"/>
+        </w:rPr>
+        <w:t>Cette page analyse le marché immobilier.</w:t>
+      </w:r>
+    </w:p>
+    <w:p>
+      <w:pPr>
+        <w:rPr>
+          <w:rFonts w:asciiTheme="minorHAnsi" w:hAnsiTheme="minorHAnsi"/>
+        </w:rPr>
+      </w:pPr>
+      <w:r>
+        <w:rPr>
+          <w:rFonts w:asciiTheme="minorHAnsi" w:hAnsiTheme="minorHAnsi"/>
+        </w:rPr>
+        <w:t>Elle contient :</w:t>
       </w:r>
     </w:p>
     <w:p>
@@ -4141,11 +4579,10 @@
         </w:numPr>
       </w:pPr>
       <w:r>
-        <w:lastRenderedPageBreak/>
         <w:t>Le</w:t>
       </w:r>
       <w:r>
-        <w:t xml:space="preserve"> volume total d’emplois</w:t>
+        <w:t xml:space="preserve"> prix moyen au m²</w:t>
       </w:r>
     </w:p>
     <w:p>
@@ -4157,10 +4594,10 @@
         </w:numPr>
       </w:pPr>
       <w:r>
-        <w:t>Les</w:t>
-      </w:r>
-      <w:r>
-        <w:t xml:space="preserve"> secteurs dominants</w:t>
+        <w:t>Le</w:t>
+      </w:r>
+      <w:r>
+        <w:t xml:space="preserve"> mois le plus cher</w:t>
       </w:r>
     </w:p>
     <w:p>
@@ -4172,10 +4609,10 @@
         </w:numPr>
       </w:pPr>
       <w:r>
-        <w:t>La</w:t>
-      </w:r>
-      <w:r>
-        <w:t xml:space="preserve"> répartition sectorielle</w:t>
+        <w:t>L’évolution</w:t>
+      </w:r>
+      <w:r>
+        <w:t xml:space="preserve"> annuelle</w:t>
       </w:r>
     </w:p>
     <w:p>
@@ -4187,22 +4624,46 @@
         </w:numPr>
       </w:pPr>
       <w:r>
-        <w:t>Un</w:t>
-      </w:r>
-      <w:r>
-        <w:t xml:space="preserve"> graphique comparatif par secteur</w:t>
-      </w:r>
-    </w:p>
-    <w:p>
-      <w:r>
-        <w:rPr>
-          <w:noProof/>
-        </w:rPr>
+        <w:t>L’évolution</w:t>
+      </w:r>
+      <w:r>
+        <w:t xml:space="preserve"> mensuelle des prix</w:t>
+      </w:r>
+    </w:p>
+    <w:p>
+      <w:pPr>
+        <w:pStyle w:val="Paragraphedeliste"/>
+        <w:numPr>
+          <w:ilvl w:val="0"/>
+          <w:numId w:val="2"/>
+        </w:numPr>
+      </w:pPr>
+      <w:r>
+        <w:t>L’écart</w:t>
+      </w:r>
+      <w:r>
+        <w:t xml:space="preserve"> de prix entre les </w:t>
+      </w:r>
+      <w:r>
+        <w:t>deux villes sélectionnées</w:t>
+      </w:r>
+    </w:p>
+    <w:p>
+      <w:pPr>
+        <w:rPr>
+          <w:rFonts w:asciiTheme="minorHAnsi" w:hAnsiTheme="minorHAnsi"/>
+        </w:rPr>
+      </w:pPr>
+      <w:r>
+        <w:rPr>
+          <w:rFonts w:asciiTheme="minorHAnsi" w:hAnsiTheme="minorHAnsi"/>
+        </w:rPr>
+        <w:lastRenderedPageBreak/>
         <w:drawing>
-          <wp:inline distT="0" distB="0" distL="0" distR="0" wp14:anchorId="0ADA8A3D" wp14:editId="36C15907">
-            <wp:extent cx="5760720" cy="3116580"/>
+          <wp:inline distT="0" distB="0" distL="0" distR="0" wp14:anchorId="501B76A1" wp14:editId="1BE1AA92">
+            <wp:extent cx="5760720" cy="3111500"/>
             <wp:effectExtent l="0" t="0" r="5080" b="0"/>
-            <wp:docPr id="1167200260" name="Image 1"/>
+            <wp:docPr id="177312004" name="Image 1"/>
             <wp:cNvGraphicFramePr>
               <a:graphicFrameLocks xmlns:a="http://schemas.openxmlformats.org/drawingml/2006/main" noChangeAspect="1"/>
             </wp:cNvGraphicFramePr>
@@ -4210,7 +4671,7 @@
               <a:graphicData uri="http://schemas.openxmlformats.org/drawingml/2006/picture">
                 <pic:pic xmlns:pic="http://schemas.openxmlformats.org/drawingml/2006/picture">
                   <pic:nvPicPr>
-                    <pic:cNvPr id="1167200260" name=""/>
+                    <pic:cNvPr id="177312004" name=""/>
                     <pic:cNvPicPr/>
                   </pic:nvPicPr>
                   <pic:blipFill>
@@ -4222,7 +4683,7 @@
                   <pic:spPr>
                     <a:xfrm>
                       <a:off x="0" y="0"/>
-                      <a:ext cx="5760720" cy="3116580"/>
+                      <a:ext cx="5760720" cy="3111500"/>
                     </a:xfrm>
                     <a:prstGeom prst="rect">
                       <a:avLst/>
@@ -4236,15 +4697,20 @@
       </w:r>
     </w:p>
     <w:p>
-      <w:r>
-        <w:rPr>
-          <w:noProof/>
+      <w:pPr>
+        <w:rPr>
+          <w:rFonts w:asciiTheme="minorHAnsi" w:hAnsiTheme="minorHAnsi" w:cs="Apple Color Emoji"/>
+        </w:rPr>
+      </w:pPr>
+      <w:r>
+        <w:rPr>
+          <w:rFonts w:asciiTheme="minorHAnsi" w:hAnsiTheme="minorHAnsi" w:cs="Apple Color Emoji"/>
         </w:rPr>
         <w:drawing>
-          <wp:inline distT="0" distB="0" distL="0" distR="0" wp14:anchorId="0F15A5B9" wp14:editId="5BB5E709">
-            <wp:extent cx="5760720" cy="3116580"/>
+          <wp:inline distT="0" distB="0" distL="0" distR="0" wp14:anchorId="11756C42" wp14:editId="7E558835">
+            <wp:extent cx="5760720" cy="3111500"/>
             <wp:effectExtent l="0" t="0" r="5080" b="0"/>
-            <wp:docPr id="775700318" name="Image 1"/>
+            <wp:docPr id="155354769" name="Image 1"/>
             <wp:cNvGraphicFramePr>
               <a:graphicFrameLocks xmlns:a="http://schemas.openxmlformats.org/drawingml/2006/main" noChangeAspect="1"/>
             </wp:cNvGraphicFramePr>
@@ -4252,7 +4718,7 @@
               <a:graphicData uri="http://schemas.openxmlformats.org/drawingml/2006/picture">
                 <pic:pic xmlns:pic="http://schemas.openxmlformats.org/drawingml/2006/picture">
                   <pic:nvPicPr>
-                    <pic:cNvPr id="775700318" name=""/>
+                    <pic:cNvPr id="155354769" name=""/>
                     <pic:cNvPicPr/>
                   </pic:nvPicPr>
                   <pic:blipFill>
@@ -4264,7 +4730,7 @@
                   <pic:spPr>
                     <a:xfrm>
                       <a:off x="0" y="0"/>
-                      <a:ext cx="5760720" cy="3116580"/>
+                      <a:ext cx="5760720" cy="3111500"/>
                     </a:xfrm>
                     <a:prstGeom prst="rect">
                       <a:avLst/>
@@ -4277,69 +4743,125 @@
         </w:drawing>
       </w:r>
     </w:p>
-    <w:p/>
-    <w:p>
-      <w:pPr>
-        <w:pStyle w:val="Titre2"/>
-      </w:pPr>
-      <w:bookmarkStart w:id="7" w:name="_Toc227058276"/>
-      <w:r>
-        <w:t>Accès à l’application</w:t>
-      </w:r>
-      <w:bookmarkEnd w:id="7"/>
-    </w:p>
-    <w:p>
-      <w:r>
-        <w:t xml:space="preserve">L’application est déployée en ligne et accessible à l’adresse suivante </w:t>
-      </w:r>
-      <w:r>
-        <w:t>:</w:t>
-      </w:r>
-    </w:p>
-    <w:p>
-      <w:hyperlink r:id="rId14" w:history="1">
-        <w:r>
-          <w:rPr>
-            <w:rStyle w:val="Lienhypertexte"/>
-          </w:rPr>
-          <w:t>https://comparateur-villes.streamlit.app</w:t>
-        </w:r>
-      </w:hyperlink>
-    </w:p>
-    <w:p>
-      <w:pPr>
-        <w:pStyle w:val="Titre1"/>
-      </w:pPr>
-      <w:bookmarkStart w:id="8" w:name="_Toc227058277"/>
-      <w:r>
-        <w:lastRenderedPageBreak/>
-        <w:t>Sources de données</w:t>
-      </w:r>
-      <w:bookmarkEnd w:id="8"/>
-    </w:p>
-    <w:p>
-      <w:r>
-        <w:t>Le projet repose sur plusieurs sources de données open data :</w:t>
-      </w:r>
+    <w:p>
+      <w:pPr>
+        <w:rPr>
+          <w:rFonts w:asciiTheme="minorHAnsi" w:hAnsiTheme="minorHAnsi" w:cs="Apple Color Emoji"/>
+        </w:rPr>
+      </w:pPr>
+      <w:r>
+        <w:rPr>
+          <w:rFonts w:asciiTheme="minorHAnsi" w:hAnsiTheme="minorHAnsi" w:cs="Apple Color Emoji"/>
+        </w:rPr>
+        <w:drawing>
+          <wp:inline distT="0" distB="0" distL="0" distR="0" wp14:anchorId="72806266" wp14:editId="0544B5CA">
+            <wp:extent cx="5760720" cy="932180"/>
+            <wp:effectExtent l="0" t="0" r="5080" b="0"/>
+            <wp:docPr id="912419522" name="Image 1"/>
+            <wp:cNvGraphicFramePr>
+              <a:graphicFrameLocks xmlns:a="http://schemas.openxmlformats.org/drawingml/2006/main" noChangeAspect="1"/>
+            </wp:cNvGraphicFramePr>
+            <a:graphic xmlns:a="http://schemas.openxmlformats.org/drawingml/2006/main">
+              <a:graphicData uri="http://schemas.openxmlformats.org/drawingml/2006/picture">
+                <pic:pic xmlns:pic="http://schemas.openxmlformats.org/drawingml/2006/picture">
+                  <pic:nvPicPr>
+                    <pic:cNvPr id="912419522" name=""/>
+                    <pic:cNvPicPr/>
+                  </pic:nvPicPr>
+                  <pic:blipFill>
+                    <a:blip r:embed="rId14"/>
+                    <a:stretch>
+                      <a:fillRect/>
+                    </a:stretch>
+                  </pic:blipFill>
+                  <pic:spPr>
+                    <a:xfrm>
+                      <a:off x="0" y="0"/>
+                      <a:ext cx="5760720" cy="932180"/>
+                    </a:xfrm>
+                    <a:prstGeom prst="rect">
+                      <a:avLst/>
+                    </a:prstGeom>
+                  </pic:spPr>
+                </pic:pic>
+              </a:graphicData>
+            </a:graphic>
+          </wp:inline>
+        </w:drawing>
+      </w:r>
+    </w:p>
+    <w:p>
+      <w:pPr>
+        <w:rPr>
+          <w:rFonts w:asciiTheme="minorHAnsi" w:hAnsiTheme="minorHAnsi" w:cs="Apple Color Emoji"/>
+        </w:rPr>
+      </w:pPr>
     </w:p>
     <w:p>
       <w:pPr>
         <w:pStyle w:val="Titre3"/>
       </w:pPr>
-      <w:bookmarkStart w:id="9" w:name="_Toc227058278"/>
+      <w:bookmarkStart w:id="6" w:name="_Toc227941664"/>
       <w:r>
         <w:rPr>
           <w:rFonts w:ascii="Apple Color Emoji" w:hAnsi="Apple Color Emoji" w:cs="Apple Color Emoji"/>
         </w:rPr>
-        <w:t>🏢</w:t>
-      </w:r>
-      <w:r>
-        <w:t xml:space="preserve"> Équipements</w:t>
-      </w:r>
-      <w:r>
-        <w:t> :</w:t>
-      </w:r>
-      <w:bookmarkEnd w:id="9"/>
+        <w:t>💼</w:t>
+      </w:r>
+      <w:r>
+        <w:t xml:space="preserve"> Page Emploi</w:t>
+      </w:r>
+      <w:bookmarkEnd w:id="6"/>
+    </w:p>
+    <w:p>
+      <w:pPr>
+        <w:rPr>
+          <w:rFonts w:asciiTheme="minorHAnsi" w:hAnsiTheme="minorHAnsi"/>
+        </w:rPr>
+      </w:pPr>
+      <w:r>
+        <w:rPr>
+          <w:rFonts w:asciiTheme="minorHAnsi" w:hAnsiTheme="minorHAnsi"/>
+        </w:rPr>
+        <w:t xml:space="preserve">Cette page présente la structure économique des </w:t>
+      </w:r>
+      <w:r>
+        <w:rPr>
+          <w:rFonts w:asciiTheme="minorHAnsi" w:hAnsiTheme="minorHAnsi"/>
+        </w:rPr>
+        <w:t xml:space="preserve">deux </w:t>
+      </w:r>
+      <w:r>
+        <w:rPr>
+          <w:rFonts w:asciiTheme="minorHAnsi" w:hAnsiTheme="minorHAnsi"/>
+        </w:rPr>
+        <w:t>villes</w:t>
+      </w:r>
+      <w:r>
+        <w:rPr>
+          <w:rFonts w:asciiTheme="minorHAnsi" w:hAnsiTheme="minorHAnsi"/>
+        </w:rPr>
+        <w:t xml:space="preserve"> sélectionnées</w:t>
+      </w:r>
+      <w:r>
+        <w:rPr>
+          <w:rFonts w:asciiTheme="minorHAnsi" w:hAnsiTheme="minorHAnsi"/>
+        </w:rPr>
+        <w:t>.</w:t>
+      </w:r>
+    </w:p>
+    <w:p>
+      <w:pPr>
+        <w:rPr>
+          <w:rFonts w:asciiTheme="minorHAnsi" w:hAnsiTheme="minorHAnsi"/>
+        </w:rPr>
+      </w:pPr>
+      <w:r>
+        <w:rPr>
+          <w:rFonts w:asciiTheme="minorHAnsi" w:hAnsiTheme="minorHAnsi"/>
+        </w:rPr>
+        <w:t>Elle affiche :</w:t>
+      </w:r>
     </w:p>
     <w:p>
       <w:pPr>
@@ -4350,7 +4872,10 @@
         </w:numPr>
       </w:pPr>
       <w:r>
-        <w:t>Source : INSEE – Base Permanente des Équipements (BPE)</w:t>
+        <w:t>Le</w:t>
+      </w:r>
+      <w:r>
+        <w:t xml:space="preserve"> volume total d’emplois</w:t>
       </w:r>
     </w:p>
     <w:p>
@@ -4362,7 +4887,10 @@
         </w:numPr>
       </w:pPr>
       <w:r>
-        <w:t>Type : fichier CSV</w:t>
+        <w:t>Les</w:t>
+      </w:r>
+      <w:r>
+        <w:t xml:space="preserve"> secteurs dominants</w:t>
       </w:r>
     </w:p>
     <w:p>
@@ -4374,7 +4902,10 @@
         </w:numPr>
       </w:pPr>
       <w:r>
-        <w:t>Contenu : équipements publics et services par commune</w:t>
+        <w:t>La</w:t>
+      </w:r>
+      <w:r>
+        <w:t xml:space="preserve"> répartition sectorielle</w:t>
       </w:r>
     </w:p>
     <w:p>
@@ -4386,9 +4917,303 @@
         </w:numPr>
       </w:pPr>
       <w:r>
+        <w:lastRenderedPageBreak/>
+        <w:t>Un</w:t>
+      </w:r>
+      <w:r>
+        <w:t xml:space="preserve"> graphique comparatif par secteur</w:t>
+      </w:r>
+    </w:p>
+    <w:p>
+      <w:pPr>
+        <w:rPr>
+          <w:rFonts w:asciiTheme="minorHAnsi" w:hAnsiTheme="minorHAnsi"/>
+        </w:rPr>
+      </w:pPr>
+      <w:r>
+        <w:rPr>
+          <w:rFonts w:asciiTheme="minorHAnsi" w:hAnsiTheme="minorHAnsi"/>
+        </w:rPr>
+        <w:drawing>
+          <wp:inline distT="0" distB="0" distL="0" distR="0" wp14:anchorId="49E38D32" wp14:editId="2745C5C3">
+            <wp:extent cx="5760720" cy="3122930"/>
+            <wp:effectExtent l="0" t="0" r="5080" b="1270"/>
+            <wp:docPr id="213284592" name="Image 1"/>
+            <wp:cNvGraphicFramePr>
+              <a:graphicFrameLocks xmlns:a="http://schemas.openxmlformats.org/drawingml/2006/main" noChangeAspect="1"/>
+            </wp:cNvGraphicFramePr>
+            <a:graphic xmlns:a="http://schemas.openxmlformats.org/drawingml/2006/main">
+              <a:graphicData uri="http://schemas.openxmlformats.org/drawingml/2006/picture">
+                <pic:pic xmlns:pic="http://schemas.openxmlformats.org/drawingml/2006/picture">
+                  <pic:nvPicPr>
+                    <pic:cNvPr id="213284592" name=""/>
+                    <pic:cNvPicPr/>
+                  </pic:nvPicPr>
+                  <pic:blipFill>
+                    <a:blip r:embed="rId15"/>
+                    <a:stretch>
+                      <a:fillRect/>
+                    </a:stretch>
+                  </pic:blipFill>
+                  <pic:spPr>
+                    <a:xfrm>
+                      <a:off x="0" y="0"/>
+                      <a:ext cx="5760720" cy="3122930"/>
+                    </a:xfrm>
+                    <a:prstGeom prst="rect">
+                      <a:avLst/>
+                    </a:prstGeom>
+                  </pic:spPr>
+                </pic:pic>
+              </a:graphicData>
+            </a:graphic>
+          </wp:inline>
+        </w:drawing>
+      </w:r>
+    </w:p>
+    <w:p>
+      <w:pPr>
+        <w:rPr>
+          <w:rFonts w:asciiTheme="minorHAnsi" w:hAnsiTheme="minorHAnsi"/>
+        </w:rPr>
+      </w:pPr>
+      <w:r>
+        <w:rPr>
+          <w:rFonts w:asciiTheme="minorHAnsi" w:hAnsiTheme="minorHAnsi"/>
+        </w:rPr>
+        <w:drawing>
+          <wp:inline distT="0" distB="0" distL="0" distR="0" wp14:anchorId="514E57D0" wp14:editId="22A3E5A2">
+            <wp:extent cx="5760720" cy="3122930"/>
+            <wp:effectExtent l="0" t="0" r="5080" b="1270"/>
+            <wp:docPr id="453426540" name="Image 1"/>
+            <wp:cNvGraphicFramePr>
+              <a:graphicFrameLocks xmlns:a="http://schemas.openxmlformats.org/drawingml/2006/main" noChangeAspect="1"/>
+            </wp:cNvGraphicFramePr>
+            <a:graphic xmlns:a="http://schemas.openxmlformats.org/drawingml/2006/main">
+              <a:graphicData uri="http://schemas.openxmlformats.org/drawingml/2006/picture">
+                <pic:pic xmlns:pic="http://schemas.openxmlformats.org/drawingml/2006/picture">
+                  <pic:nvPicPr>
+                    <pic:cNvPr id="453426540" name=""/>
+                    <pic:cNvPicPr/>
+                  </pic:nvPicPr>
+                  <pic:blipFill>
+                    <a:blip r:embed="rId16"/>
+                    <a:stretch>
+                      <a:fillRect/>
+                    </a:stretch>
+                  </pic:blipFill>
+                  <pic:spPr>
+                    <a:xfrm>
+                      <a:off x="0" y="0"/>
+                      <a:ext cx="5760720" cy="3122930"/>
+                    </a:xfrm>
+                    <a:prstGeom prst="rect">
+                      <a:avLst/>
+                    </a:prstGeom>
+                  </pic:spPr>
+                </pic:pic>
+              </a:graphicData>
+            </a:graphic>
+          </wp:inline>
+        </w:drawing>
+      </w:r>
+    </w:p>
+    <w:p>
+      <w:pPr>
+        <w:rPr>
+          <w:rFonts w:asciiTheme="minorHAnsi" w:hAnsiTheme="minorHAnsi"/>
+        </w:rPr>
+      </w:pPr>
+      <w:r>
+        <w:rPr>
+          <w:rFonts w:asciiTheme="minorHAnsi" w:hAnsiTheme="minorHAnsi"/>
+        </w:rPr>
+        <w:lastRenderedPageBreak/>
+        <w:drawing>
+          <wp:inline distT="0" distB="0" distL="0" distR="0" wp14:anchorId="736D49CF" wp14:editId="5CF56280">
+            <wp:extent cx="5760720" cy="3122930"/>
+            <wp:effectExtent l="0" t="0" r="5080" b="1270"/>
+            <wp:docPr id="1686754297" name="Image 1"/>
+            <wp:cNvGraphicFramePr>
+              <a:graphicFrameLocks xmlns:a="http://schemas.openxmlformats.org/drawingml/2006/main" noChangeAspect="1"/>
+            </wp:cNvGraphicFramePr>
+            <a:graphic xmlns:a="http://schemas.openxmlformats.org/drawingml/2006/main">
+              <a:graphicData uri="http://schemas.openxmlformats.org/drawingml/2006/picture">
+                <pic:pic xmlns:pic="http://schemas.openxmlformats.org/drawingml/2006/picture">
+                  <pic:nvPicPr>
+                    <pic:cNvPr id="1686754297" name=""/>
+                    <pic:cNvPicPr/>
+                  </pic:nvPicPr>
+                  <pic:blipFill>
+                    <a:blip r:embed="rId17"/>
+                    <a:stretch>
+                      <a:fillRect/>
+                    </a:stretch>
+                  </pic:blipFill>
+                  <pic:spPr>
+                    <a:xfrm>
+                      <a:off x="0" y="0"/>
+                      <a:ext cx="5760720" cy="3122930"/>
+                    </a:xfrm>
+                    <a:prstGeom prst="rect">
+                      <a:avLst/>
+                    </a:prstGeom>
+                  </pic:spPr>
+                </pic:pic>
+              </a:graphicData>
+            </a:graphic>
+          </wp:inline>
+        </w:drawing>
+      </w:r>
+    </w:p>
+    <w:p>
+      <w:pPr>
+        <w:rPr>
+          <w:rFonts w:asciiTheme="minorHAnsi" w:hAnsiTheme="minorHAnsi"/>
+        </w:rPr>
+      </w:pPr>
+    </w:p>
+    <w:p>
+      <w:pPr>
+        <w:pStyle w:val="Titre2"/>
+        <w:rPr>
+          <w:rFonts w:asciiTheme="minorHAnsi" w:hAnsiTheme="minorHAnsi"/>
+        </w:rPr>
+      </w:pPr>
+      <w:bookmarkStart w:id="7" w:name="_Toc227941665"/>
+      <w:r>
+        <w:rPr>
+          <w:rFonts w:asciiTheme="minorHAnsi" w:hAnsiTheme="minorHAnsi"/>
+        </w:rPr>
+        <w:t>Accès à l’application</w:t>
+      </w:r>
+      <w:bookmarkEnd w:id="7"/>
+    </w:p>
+    <w:p>
+      <w:pPr>
+        <w:rPr>
+          <w:rFonts w:asciiTheme="minorHAnsi" w:hAnsiTheme="minorHAnsi"/>
+        </w:rPr>
+      </w:pPr>
+      <w:r>
+        <w:rPr>
+          <w:rFonts w:asciiTheme="minorHAnsi" w:hAnsiTheme="minorHAnsi"/>
+        </w:rPr>
+        <w:t>L’application est déployée en ligne et accessible à l’adresse suivante :</w:t>
+      </w:r>
+    </w:p>
+    <w:p>
+      <w:pPr>
+        <w:rPr>
+          <w:rFonts w:asciiTheme="minorHAnsi" w:hAnsiTheme="minorHAnsi"/>
+        </w:rPr>
+      </w:pPr>
+      <w:hyperlink r:id="rId18" w:history="1">
+        <w:r>
+          <w:rPr>
+            <w:rStyle w:val="Lienhypertexte"/>
+            <w:rFonts w:asciiTheme="minorHAnsi" w:hAnsiTheme="minorHAnsi"/>
+          </w:rPr>
+          <w:t>https://comparateur-villes.streamlit.app</w:t>
+        </w:r>
+      </w:hyperlink>
+    </w:p>
+    <w:p>
+      <w:pPr>
+        <w:pStyle w:val="Titre1"/>
+        <w:rPr>
+          <w:rFonts w:asciiTheme="minorHAnsi" w:hAnsiTheme="minorHAnsi"/>
+        </w:rPr>
+      </w:pPr>
+      <w:bookmarkStart w:id="8" w:name="_Toc227941666"/>
+      <w:r>
+        <w:rPr>
+          <w:rFonts w:asciiTheme="minorHAnsi" w:hAnsiTheme="minorHAnsi"/>
+        </w:rPr>
+        <w:t>Sources de données</w:t>
+      </w:r>
+      <w:bookmarkEnd w:id="8"/>
+    </w:p>
+    <w:p>
+      <w:pPr>
+        <w:rPr>
+          <w:rFonts w:asciiTheme="minorHAnsi" w:hAnsiTheme="minorHAnsi"/>
+        </w:rPr>
+      </w:pPr>
+      <w:r>
+        <w:rPr>
+          <w:rFonts w:asciiTheme="minorHAnsi" w:hAnsiTheme="minorHAnsi"/>
+        </w:rPr>
+        <w:t>Le projet repose sur plusieurs sources de données open data :</w:t>
+      </w:r>
+    </w:p>
+    <w:p>
+      <w:pPr>
+        <w:pStyle w:val="Titre3"/>
+      </w:pPr>
+      <w:bookmarkStart w:id="9" w:name="_Toc227941667"/>
+      <w:r>
+        <w:rPr>
+          <w:rFonts w:ascii="Apple Color Emoji" w:hAnsi="Apple Color Emoji" w:cs="Apple Color Emoji"/>
+        </w:rPr>
+        <w:t>🏢</w:t>
+      </w:r>
+      <w:r>
+        <w:t xml:space="preserve"> Équipements</w:t>
+      </w:r>
+      <w:r>
+        <w:t> :</w:t>
+      </w:r>
+      <w:bookmarkEnd w:id="9"/>
+    </w:p>
+    <w:p>
+      <w:pPr>
+        <w:pStyle w:val="Paragraphedeliste"/>
+        <w:numPr>
+          <w:ilvl w:val="0"/>
+          <w:numId w:val="2"/>
+        </w:numPr>
+      </w:pPr>
+      <w:r>
+        <w:t>Source : INSEE – Base Permanente des Équipements (BPE)</w:t>
+      </w:r>
+    </w:p>
+    <w:p>
+      <w:pPr>
+        <w:pStyle w:val="Paragraphedeliste"/>
+        <w:numPr>
+          <w:ilvl w:val="0"/>
+          <w:numId w:val="2"/>
+        </w:numPr>
+      </w:pPr>
+      <w:r>
+        <w:t>Type : fichier CSV</w:t>
+      </w:r>
+    </w:p>
+    <w:p>
+      <w:pPr>
+        <w:pStyle w:val="Paragraphedeliste"/>
+        <w:numPr>
+          <w:ilvl w:val="0"/>
+          <w:numId w:val="2"/>
+        </w:numPr>
+      </w:pPr>
+      <w:r>
+        <w:t>Contenu : équipements publics et services par commune</w:t>
+      </w:r>
+    </w:p>
+    <w:p>
+      <w:pPr>
+        <w:pStyle w:val="Paragraphedeliste"/>
+        <w:numPr>
+          <w:ilvl w:val="0"/>
+          <w:numId w:val="2"/>
+        </w:numPr>
+      </w:pPr>
+      <w:r>
         <w:t xml:space="preserve">Lien : </w:t>
       </w:r>
-      <w:hyperlink r:id="rId15" w:history="1">
+      <w:hyperlink r:id="rId19" w:history="1">
         <w:r>
           <w:rPr>
             <w:rStyle w:val="Lienhypertexte"/>
@@ -4401,7 +5226,7 @@
       <w:pPr>
         <w:pStyle w:val="Titre3"/>
       </w:pPr>
-      <w:bookmarkStart w:id="10" w:name="_Toc227058279"/>
+      <w:bookmarkStart w:id="10" w:name="_Toc227941668"/>
       <w:r>
         <w:rPr>
           <w:rFonts w:ascii="Apple Color Emoji" w:hAnsi="Apple Color Emoji" w:cs="Apple Color Emoji"/>
@@ -4488,7 +5313,7 @@
       <w:pPr>
         <w:pStyle w:val="Titre3"/>
       </w:pPr>
-      <w:bookmarkStart w:id="11" w:name="_Toc227058280"/>
+      <w:bookmarkStart w:id="11" w:name="_Toc227941669"/>
       <w:r>
         <w:rPr>
           <w:rFonts w:ascii="Apple Color Emoji" w:hAnsi="Apple Color Emoji" w:cs="Apple Color Emoji"/>
@@ -4553,7 +5378,7 @@
       <w:r>
         <w:t xml:space="preserve"> </w:t>
       </w:r>
-      <w:hyperlink r:id="rId16" w:history="1">
+      <w:hyperlink r:id="rId20" w:history="1">
         <w:r>
           <w:rPr>
             <w:rStyle w:val="Lienhypertexte"/>
@@ -4566,11 +5391,12 @@
       <w:pPr>
         <w:pStyle w:val="Titre3"/>
       </w:pPr>
-      <w:bookmarkStart w:id="12" w:name="_Toc227058281"/>
+      <w:bookmarkStart w:id="12" w:name="_Toc227941670"/>
       <w:r>
         <w:rPr>
           <w:rFonts w:ascii="Apple Color Emoji" w:hAnsi="Apple Color Emoji" w:cs="Apple Color Emoji"/>
         </w:rPr>
+        <w:lastRenderedPageBreak/>
         <w:t>💼</w:t>
       </w:r>
       <w:r>
@@ -4636,7 +5462,7 @@
       <w:r>
         <w:t xml:space="preserve"> </w:t>
       </w:r>
-      <w:hyperlink r:id="rId17" w:history="1">
+      <w:hyperlink r:id="rId21" w:history="1">
         <w:r>
           <w:rPr>
             <w:rStyle w:val="Lienhypertexte"/>
@@ -4646,164 +5472,29 @@
       </w:hyperlink>
     </w:p>
     <w:p>
-      <w:r>
-        <w:t>Ces sources ont été choisies pour leur fiabilité et leur richesse d’information.</w:t>
-      </w:r>
-    </w:p>
-    <w:p/>
-    <w:p>
-      <w:pPr>
-        <w:pStyle w:val="Titre2"/>
-      </w:pPr>
-      <w:bookmarkStart w:id="13" w:name="_Toc227058282"/>
-      <w:r>
-        <w:t>Processus de récupération des données</w:t>
+      <w:pPr>
+        <w:pStyle w:val="Titre3"/>
+        <w:rPr>
+          <w:rFonts w:eastAsiaTheme="minorHAnsi" w:cstheme="minorBidi"/>
+          <w:color w:val="auto"/>
+        </w:rPr>
+      </w:pPr>
+      <w:bookmarkStart w:id="13" w:name="_Toc227941671"/>
+      <w:r>
+        <w:rPr>
+          <w:rFonts w:ascii="Apple Color Emoji" w:eastAsia="Times New Roman" w:hAnsi="Apple Color Emoji" w:cs="Apple Color Emoji"/>
+          <w:lang w:eastAsia="fr-FR"/>
+        </w:rPr>
+        <w:t>👥</w:t>
+      </w:r>
+      <w:r>
+        <w:rPr>
+          <w:rFonts w:eastAsia="Times New Roman"/>
+          <w:lang w:eastAsia="fr-FR"/>
+        </w:rPr>
+        <w:t xml:space="preserve"> Population communale</w:t>
       </w:r>
       <w:bookmarkEnd w:id="13"/>
-    </w:p>
-    <w:p>
-      <w:r>
-        <w:t>Les données ont été récupérées de manière spécifique selon leur source :</w:t>
-      </w:r>
-    </w:p>
-    <w:p>
-      <w:pPr>
-        <w:pStyle w:val="Titre3"/>
-      </w:pPr>
-      <w:bookmarkStart w:id="14" w:name="_Toc227058283"/>
-      <w:r>
-        <w:rPr>
-          <w:rFonts w:ascii="Apple Color Emoji" w:hAnsi="Apple Color Emoji" w:cs="Apple Color Emoji"/>
-        </w:rPr>
-        <w:t>🏢</w:t>
-      </w:r>
-      <w:r>
-        <w:t xml:space="preserve"> </w:t>
-      </w:r>
-      <w:r>
-        <w:t>Équipements (BPE – INSEE)</w:t>
-      </w:r>
-      <w:bookmarkEnd w:id="14"/>
-    </w:p>
-    <w:p>
-      <w:r>
-        <w:t>Les données ont été téléchargées directement depuis le site de l’INSEE sous forme de fichiers CSV. Un filtrage a ensuite été appliqué pour ne conserver que les communes étudiées.</w:t>
-      </w:r>
-    </w:p>
-    <w:p/>
-    <w:p>
-      <w:pPr>
-        <w:pStyle w:val="Titre3"/>
-      </w:pPr>
-      <w:bookmarkStart w:id="15" w:name="_Toc227058284"/>
-      <w:r>
-        <w:rPr>
-          <w:rFonts w:ascii="Apple Color Emoji" w:hAnsi="Apple Color Emoji" w:cs="Apple Color Emoji"/>
-        </w:rPr>
-        <w:lastRenderedPageBreak/>
-        <w:t>🌦️</w:t>
-      </w:r>
-      <w:r>
-        <w:t xml:space="preserve"> M</w:t>
-      </w:r>
-      <w:r>
-        <w:t>étéo (Open-</w:t>
-      </w:r>
-      <w:proofErr w:type="spellStart"/>
-      <w:r>
-        <w:t>Meteo</w:t>
-      </w:r>
-      <w:proofErr w:type="spellEnd"/>
-      <w:r>
-        <w:t xml:space="preserve"> API)</w:t>
-      </w:r>
-      <w:bookmarkEnd w:id="15"/>
-    </w:p>
-    <w:p>
-      <w:r>
-        <w:t>Les données météorologiques ont été récupérées via l’API Open-</w:t>
-      </w:r>
-      <w:proofErr w:type="spellStart"/>
-      <w:r>
-        <w:t>Meteo</w:t>
-      </w:r>
-      <w:proofErr w:type="spellEnd"/>
-      <w:r>
-        <w:t xml:space="preserve"> en utilisant des requêtes HTTP paramétrées (coordonnées géographiques, période, variables climatiques). Les données ont ensuite été converties en </w:t>
-      </w:r>
-      <w:proofErr w:type="spellStart"/>
-      <w:r>
-        <w:t>DataFrame</w:t>
-      </w:r>
-      <w:proofErr w:type="spellEnd"/>
-      <w:r>
-        <w:t>.</w:t>
-      </w:r>
-    </w:p>
-    <w:p/>
-    <w:p>
-      <w:pPr>
-        <w:pStyle w:val="Titre3"/>
-      </w:pPr>
-      <w:bookmarkStart w:id="16" w:name="_Toc227058285"/>
-      <w:r>
-        <w:rPr>
-          <w:rFonts w:ascii="Apple Color Emoji" w:hAnsi="Apple Color Emoji" w:cs="Apple Color Emoji"/>
-        </w:rPr>
-        <w:t>🏠</w:t>
-      </w:r>
-      <w:r>
-        <w:t xml:space="preserve"> </w:t>
-      </w:r>
-      <w:r>
-        <w:t>Logement (DVF)</w:t>
-      </w:r>
-      <w:bookmarkEnd w:id="16"/>
-    </w:p>
-    <w:p>
-      <w:r>
-        <w:t>Les données DVF ont été téléchargées depuis data.gouv.fr sous forme de fichiers volumineux. Un filtrage par code commune a été appliqué afin de réduire le volume de données à traiter.</w:t>
-      </w:r>
-    </w:p>
-    <w:p/>
-    <w:p>
-      <w:pPr>
-        <w:pStyle w:val="Titre3"/>
-      </w:pPr>
-      <w:bookmarkStart w:id="17" w:name="_Toc227058286"/>
-      <w:r>
-        <w:rPr>
-          <w:rFonts w:ascii="Apple Color Emoji" w:hAnsi="Apple Color Emoji" w:cs="Apple Color Emoji"/>
-        </w:rPr>
-        <w:t>💼</w:t>
-      </w:r>
-      <w:r>
-        <w:t xml:space="preserve"> </w:t>
-      </w:r>
-      <w:r>
-        <w:t>Emploi (FLORES – INSEE)</w:t>
-      </w:r>
-      <w:bookmarkEnd w:id="17"/>
-    </w:p>
-    <w:p>
-      <w:r>
-        <w:t>Les données ont été récupérées via le catalogue INSEE sous forme de fichiers CSV. Un fichier de métadonnées a été utilisé pour effectuer un mapping des secteurs d’activité.</w:t>
-      </w:r>
-    </w:p>
-    <w:p>
-      <w:pPr>
-        <w:pStyle w:val="Titre1"/>
-      </w:pPr>
-      <w:bookmarkStart w:id="18" w:name="_Toc227058287"/>
-      <w:r>
-        <w:t>Collecte et traitement des données</w:t>
-      </w:r>
-      <w:bookmarkEnd w:id="18"/>
-    </w:p>
-    <w:p>
-      <w:r>
-        <w:t>Les données ont été récupérées via :</w:t>
-      </w:r>
     </w:p>
     <w:p>
       <w:pPr>
@@ -4814,7 +5505,7 @@
         </w:numPr>
       </w:pPr>
       <w:r>
-        <w:t>Téléchargement de fichiers CSV</w:t>
+        <w:t>Source : INSEE</w:t>
       </w:r>
     </w:p>
     <w:p>
@@ -4826,22 +5517,7 @@
         </w:numPr>
       </w:pPr>
       <w:r>
-        <w:t>Utilisation d’API</w:t>
-      </w:r>
-    </w:p>
-    <w:p>
-      <w:pPr>
-        <w:pStyle w:val="Titre3"/>
-      </w:pPr>
-      <w:bookmarkStart w:id="19" w:name="_Toc227058288"/>
-      <w:r>
-        <w:t>Étapes de traitement</w:t>
-      </w:r>
-      <w:bookmarkEnd w:id="19"/>
-    </w:p>
-    <w:p>
-      <w:r>
-        <w:t>Nettoyage des données :</w:t>
+        <w:t>Type : fichier CSV</w:t>
       </w:r>
     </w:p>
     <w:p>
@@ -4853,10 +5529,7 @@
         </w:numPr>
       </w:pPr>
       <w:r>
-        <w:t>Suppression</w:t>
-      </w:r>
-      <w:r>
-        <w:t xml:space="preserve"> des valeurs manquantes</w:t>
+        <w:t>Contenu : population par commune</w:t>
       </w:r>
     </w:p>
     <w:p>
@@ -4868,11 +5541,44 @@
         </w:numPr>
       </w:pPr>
       <w:r>
-        <w:t>Conversion</w:t>
-      </w:r>
-      <w:r>
-        <w:t xml:space="preserve"> des types</w:t>
-      </w:r>
+        <w:t xml:space="preserve">Lien : </w:t>
+      </w:r>
+      <w:hyperlink r:id="rId22" w:history="1">
+        <w:r>
+          <w:rPr>
+            <w:rStyle w:val="Lienhypertexte"/>
+          </w:rPr>
+          <w:t>https://catalogue-donnees.insee.fr/fr/catalogue/recherche/DS_RP_POPULATION_COMP</w:t>
+        </w:r>
+      </w:hyperlink>
+    </w:p>
+    <w:p>
+      <w:pPr>
+        <w:pStyle w:val="Titre3"/>
+      </w:pPr>
+      <w:bookmarkStart w:id="14" w:name="_Toc227941672"/>
+      <w:r>
+        <w:rPr>
+          <mc:AlternateContent>
+            <mc:Choice Requires="w16se"/>
+            <mc:Fallback>
+              <w:rFonts w:ascii="Apple Color Emoji" w:eastAsia="Apple Color Emoji" w:hAnsi="Apple Color Emoji" w:cs="Apple Color Emoji"/>
+            </mc:Fallback>
+          </mc:AlternateContent>
+        </w:rPr>
+        <mc:AlternateContent>
+          <mc:Choice Requires="w16se">
+            <w16se:symEx w16se:font="Apple Color Emoji" w16se:char="1F3D8"/>
+          </mc:Choice>
+          <mc:Fallback>
+            <w:t>🏘</w:t>
+          </mc:Fallback>
+        </mc:AlternateContent>
+      </w:r>
+      <w:r>
+        <w:t>️ Liste des communes</w:t>
+      </w:r>
+      <w:bookmarkEnd w:id="14"/>
     </w:p>
     <w:p>
       <w:pPr>
@@ -4883,15 +5589,7 @@
         </w:numPr>
       </w:pPr>
       <w:r>
-        <w:t>Normalisation</w:t>
-      </w:r>
-      <w:r>
-        <w:t xml:space="preserve"> des colonnes</w:t>
-      </w:r>
-    </w:p>
-    <w:p>
-      <w:r>
-        <w:t>Filtrage :</w:t>
+        <w:t>Source : INSEE</w:t>
       </w:r>
     </w:p>
     <w:p>
@@ -4903,15 +5601,7 @@
         </w:numPr>
       </w:pPr>
       <w:r>
-        <w:t>Sélection</w:t>
-      </w:r>
-      <w:r>
-        <w:t xml:space="preserve"> des communes correspondant à Paris (75056) et Lyon (69123)</w:t>
-      </w:r>
-    </w:p>
-    <w:p>
-      <w:r>
-        <w:t>Transformation :</w:t>
+        <w:t>Type : fichier CSV</w:t>
       </w:r>
     </w:p>
     <w:p>
@@ -4923,10 +5613,7 @@
         </w:numPr>
       </w:pPr>
       <w:r>
-        <w:t>Création</w:t>
-      </w:r>
-      <w:r>
-        <w:t xml:space="preserve"> de nouvelles variables</w:t>
+        <w:t>Contenu : liste des communes de France</w:t>
       </w:r>
     </w:p>
     <w:p>
@@ -4938,15 +5625,428 @@
         </w:numPr>
       </w:pPr>
       <w:r>
-        <w:t>Mapping</w:t>
-      </w:r>
-      <w:r>
-        <w:t xml:space="preserve"> des catégories</w:t>
-      </w:r>
-    </w:p>
-    <w:p>
-      <w:r>
-        <w:t>Agrégation :</w:t>
+        <w:t xml:space="preserve">Lien : </w:t>
+      </w:r>
+      <w:hyperlink r:id="rId23" w:history="1">
+        <w:r>
+          <w:rPr>
+            <w:rStyle w:val="Lienhypertexte"/>
+          </w:rPr>
+          <w:t>https://w</w:t>
+        </w:r>
+        <w:r>
+          <w:rPr>
+            <w:rStyle w:val="Lienhypertexte"/>
+          </w:rPr>
+          <w:t>w</w:t>
+        </w:r>
+        <w:r>
+          <w:rPr>
+            <w:rStyle w:val="Lienhypertexte"/>
+          </w:rPr>
+          <w:t>w.insee.fr/fr/information/8740222</w:t>
+        </w:r>
+      </w:hyperlink>
+    </w:p>
+    <w:p>
+      <w:pPr>
+        <w:rPr>
+          <w:rFonts w:asciiTheme="minorHAnsi" w:hAnsiTheme="minorHAnsi"/>
+        </w:rPr>
+      </w:pPr>
+      <w:r>
+        <w:rPr>
+          <w:rFonts w:asciiTheme="minorHAnsi" w:hAnsiTheme="minorHAnsi"/>
+        </w:rPr>
+        <w:t>Ces sources ont été choisies pour leur fiabilité et leur richesse d’information.</w:t>
+      </w:r>
+    </w:p>
+    <w:p>
+      <w:pPr>
+        <w:rPr>
+          <w:rFonts w:asciiTheme="minorHAnsi" w:hAnsiTheme="minorHAnsi"/>
+        </w:rPr>
+      </w:pPr>
+    </w:p>
+    <w:p>
+      <w:pPr>
+        <w:pStyle w:val="Titre2"/>
+        <w:rPr>
+          <w:rFonts w:asciiTheme="minorHAnsi" w:hAnsiTheme="minorHAnsi"/>
+        </w:rPr>
+      </w:pPr>
+      <w:bookmarkStart w:id="15" w:name="_Toc227941673"/>
+      <w:r>
+        <w:rPr>
+          <w:rFonts w:asciiTheme="minorHAnsi" w:hAnsiTheme="minorHAnsi"/>
+        </w:rPr>
+        <w:t>Processus de récupération des données</w:t>
+      </w:r>
+      <w:bookmarkEnd w:id="15"/>
+    </w:p>
+    <w:p>
+      <w:pPr>
+        <w:rPr>
+          <w:rFonts w:asciiTheme="minorHAnsi" w:hAnsiTheme="minorHAnsi"/>
+        </w:rPr>
+      </w:pPr>
+      <w:r>
+        <w:rPr>
+          <w:rFonts w:asciiTheme="minorHAnsi" w:hAnsiTheme="minorHAnsi"/>
+        </w:rPr>
+        <w:t>Les données ont été récupérées de manière spécifique selon leur source :</w:t>
+      </w:r>
+    </w:p>
+    <w:p>
+      <w:pPr>
+        <w:pStyle w:val="Titre3"/>
+      </w:pPr>
+      <w:bookmarkStart w:id="16" w:name="_Toc227941674"/>
+      <w:r>
+        <w:rPr>
+          <w:rFonts w:ascii="Apple Color Emoji" w:hAnsi="Apple Color Emoji" w:cs="Apple Color Emoji"/>
+        </w:rPr>
+        <w:t>🏢</w:t>
+      </w:r>
+      <w:r>
+        <w:t xml:space="preserve"> Équipements (BPE – INSEE)</w:t>
+      </w:r>
+      <w:bookmarkEnd w:id="16"/>
+    </w:p>
+    <w:p>
+      <w:pPr>
+        <w:rPr>
+          <w:rFonts w:asciiTheme="minorHAnsi" w:hAnsiTheme="minorHAnsi"/>
+        </w:rPr>
+      </w:pPr>
+      <w:r>
+        <w:rPr>
+          <w:rFonts w:asciiTheme="minorHAnsi" w:hAnsiTheme="minorHAnsi"/>
+        </w:rPr>
+        <w:t>Les données ont été téléchargées directement depuis le site de l’INSEE sous forme de fichiers CSV. Un filtrage a ensuite été appliqué pour ne conserver que les communes étudiées.</w:t>
+      </w:r>
+    </w:p>
+    <w:p>
+      <w:pPr>
+        <w:rPr>
+          <w:rFonts w:asciiTheme="minorHAnsi" w:hAnsiTheme="minorHAnsi"/>
+        </w:rPr>
+      </w:pPr>
+    </w:p>
+    <w:p>
+      <w:pPr>
+        <w:pStyle w:val="Titre3"/>
+      </w:pPr>
+      <w:bookmarkStart w:id="17" w:name="_Toc227941675"/>
+      <w:r>
+        <w:rPr>
+          <w:rFonts w:ascii="Apple Color Emoji" w:hAnsi="Apple Color Emoji" w:cs="Apple Color Emoji"/>
+        </w:rPr>
+        <w:t>🌦️</w:t>
+      </w:r>
+      <w:r>
+        <w:t xml:space="preserve"> M</w:t>
+      </w:r>
+      <w:r>
+        <w:t>étéo (Open-</w:t>
+      </w:r>
+      <w:proofErr w:type="spellStart"/>
+      <w:r>
+        <w:t>Meteo</w:t>
+      </w:r>
+      <w:proofErr w:type="spellEnd"/>
+      <w:r>
+        <w:t xml:space="preserve"> API)</w:t>
+      </w:r>
+      <w:bookmarkEnd w:id="17"/>
+    </w:p>
+    <w:p>
+      <w:pPr>
+        <w:rPr>
+          <w:rFonts w:asciiTheme="minorHAnsi" w:hAnsiTheme="minorHAnsi"/>
+        </w:rPr>
+      </w:pPr>
+      <w:r>
+        <w:rPr>
+          <w:rFonts w:asciiTheme="minorHAnsi" w:hAnsiTheme="minorHAnsi"/>
+        </w:rPr>
+        <w:t>Les données météorologiques ont été récupérées via l’API Open-</w:t>
+      </w:r>
+      <w:proofErr w:type="spellStart"/>
+      <w:r>
+        <w:rPr>
+          <w:rFonts w:asciiTheme="minorHAnsi" w:hAnsiTheme="minorHAnsi"/>
+        </w:rPr>
+        <w:t>Meteo</w:t>
+      </w:r>
+      <w:proofErr w:type="spellEnd"/>
+      <w:r>
+        <w:rPr>
+          <w:rFonts w:asciiTheme="minorHAnsi" w:hAnsiTheme="minorHAnsi"/>
+        </w:rPr>
+        <w:t xml:space="preserve"> en utilisant des requêtes HTTP paramétrées (coordonnées géographiques, période, variables climatiques). Les données ont ensuite été converties en </w:t>
+      </w:r>
+      <w:proofErr w:type="spellStart"/>
+      <w:r>
+        <w:rPr>
+          <w:rFonts w:asciiTheme="minorHAnsi" w:hAnsiTheme="minorHAnsi"/>
+        </w:rPr>
+        <w:t>DataFrame</w:t>
+      </w:r>
+      <w:proofErr w:type="spellEnd"/>
+      <w:r>
+        <w:rPr>
+          <w:rFonts w:asciiTheme="minorHAnsi" w:hAnsiTheme="minorHAnsi"/>
+        </w:rPr>
+        <w:t>.</w:t>
+      </w:r>
+    </w:p>
+    <w:p>
+      <w:pPr>
+        <w:rPr>
+          <w:rFonts w:asciiTheme="minorHAnsi" w:hAnsiTheme="minorHAnsi"/>
+        </w:rPr>
+      </w:pPr>
+    </w:p>
+    <w:p>
+      <w:pPr>
+        <w:pStyle w:val="Titre3"/>
+      </w:pPr>
+      <w:bookmarkStart w:id="18" w:name="_Toc227941676"/>
+      <w:r>
+        <w:rPr>
+          <w:rFonts w:ascii="Apple Color Emoji" w:hAnsi="Apple Color Emoji" w:cs="Apple Color Emoji"/>
+        </w:rPr>
+        <w:t>🏠</w:t>
+      </w:r>
+      <w:r>
+        <w:t xml:space="preserve"> </w:t>
+      </w:r>
+      <w:r>
+        <w:t>Logement (DVF)</w:t>
+      </w:r>
+      <w:bookmarkEnd w:id="18"/>
+    </w:p>
+    <w:p>
+      <w:pPr>
+        <w:rPr>
+          <w:rFonts w:asciiTheme="minorHAnsi" w:hAnsiTheme="minorHAnsi"/>
+        </w:rPr>
+      </w:pPr>
+      <w:r>
+        <w:rPr>
+          <w:rFonts w:asciiTheme="minorHAnsi" w:hAnsiTheme="minorHAnsi"/>
+        </w:rPr>
+        <w:t>Les données DVF ont été téléchargées depuis data.gouv.fr sous forme de fichiers volumineux. Un filtrage par code commune a été appliqué afin de réduire le volume de données à traiter.</w:t>
+      </w:r>
+    </w:p>
+    <w:p>
+      <w:pPr>
+        <w:rPr>
+          <w:rFonts w:asciiTheme="minorHAnsi" w:hAnsiTheme="minorHAnsi"/>
+        </w:rPr>
+      </w:pPr>
+    </w:p>
+    <w:p>
+      <w:pPr>
+        <w:pStyle w:val="Titre3"/>
+      </w:pPr>
+      <w:bookmarkStart w:id="19" w:name="_Toc227941677"/>
+      <w:r>
+        <w:rPr>
+          <w:rFonts w:ascii="Apple Color Emoji" w:hAnsi="Apple Color Emoji" w:cs="Apple Color Emoji"/>
+        </w:rPr>
+        <w:lastRenderedPageBreak/>
+        <w:t>💼</w:t>
+      </w:r>
+      <w:r>
+        <w:t xml:space="preserve"> </w:t>
+      </w:r>
+      <w:r>
+        <w:t>Emploi (FLORES – INSEE)</w:t>
+      </w:r>
+      <w:bookmarkEnd w:id="19"/>
+    </w:p>
+    <w:p>
+      <w:pPr>
+        <w:rPr>
+          <w:rFonts w:asciiTheme="minorHAnsi" w:hAnsiTheme="minorHAnsi"/>
+        </w:rPr>
+      </w:pPr>
+      <w:r>
+        <w:rPr>
+          <w:rFonts w:asciiTheme="minorHAnsi" w:hAnsiTheme="minorHAnsi"/>
+        </w:rPr>
+        <w:t>Les données ont été récupérées via le catalogue INSEE sous forme de fichiers CSV. Un fichier de métadonnées a été utilisé pour effectuer un mapping des secteurs d’activité.</w:t>
+      </w:r>
+    </w:p>
+    <w:p>
+      <w:pPr>
+        <w:rPr>
+          <w:rFonts w:asciiTheme="minorHAnsi" w:hAnsiTheme="minorHAnsi"/>
+        </w:rPr>
+      </w:pPr>
+    </w:p>
+    <w:p>
+      <w:pPr>
+        <w:pStyle w:val="Titre3"/>
+        <w:rPr>
+          <w:rFonts w:eastAsia="Times New Roman"/>
+          <w:lang w:eastAsia="fr-FR"/>
+        </w:rPr>
+      </w:pPr>
+      <w:bookmarkStart w:id="20" w:name="_Toc227941678"/>
+      <w:r>
+        <w:rPr>
+          <w:rFonts w:ascii="Apple Color Emoji" w:eastAsia="Times New Roman" w:hAnsi="Apple Color Emoji" w:cs="Apple Color Emoji"/>
+          <w:lang w:eastAsia="fr-FR"/>
+        </w:rPr>
+        <w:t>👥</w:t>
+      </w:r>
+      <w:r>
+        <w:rPr>
+          <w:rFonts w:eastAsia="Times New Roman"/>
+          <w:lang w:eastAsia="fr-FR"/>
+        </w:rPr>
+        <w:t xml:space="preserve"> Population communale</w:t>
+      </w:r>
+      <w:r>
+        <w:rPr>
+          <w:rFonts w:eastAsia="Times New Roman"/>
+          <w:lang w:eastAsia="fr-FR"/>
+        </w:rPr>
+        <w:t xml:space="preserve"> (INSEE)</w:t>
+      </w:r>
+      <w:bookmarkEnd w:id="20"/>
+    </w:p>
+    <w:p>
+      <w:pPr>
+        <w:rPr>
+          <w:rFonts w:asciiTheme="minorHAnsi" w:hAnsiTheme="minorHAnsi"/>
+        </w:rPr>
+      </w:pPr>
+      <w:r>
+        <w:rPr>
+          <w:rFonts w:asciiTheme="minorHAnsi" w:hAnsiTheme="minorHAnsi"/>
+        </w:rPr>
+        <w:t xml:space="preserve">Les données ont été récupérées via le catalogue INSEE sous forme de fichier CSV. </w:t>
+      </w:r>
+      <w:r>
+        <w:rPr>
+          <w:rFonts w:asciiTheme="minorHAnsi" w:hAnsiTheme="minorHAnsi"/>
+        </w:rPr>
+        <w:t>Ces données ont été récupéré</w:t>
+      </w:r>
+      <w:r>
+        <w:rPr>
+          <w:rFonts w:asciiTheme="minorHAnsi" w:hAnsiTheme="minorHAnsi"/>
+        </w:rPr>
+        <w:t>es</w:t>
+      </w:r>
+      <w:r>
+        <w:rPr>
+          <w:rFonts w:asciiTheme="minorHAnsi" w:hAnsiTheme="minorHAnsi"/>
+        </w:rPr>
+        <w:t xml:space="preserve"> uniquement dans le but de réaliser une sélection des villes ayant plus de 20 000 habitants afin de fournir un choix varier aux utilisateurs de l’application.</w:t>
+      </w:r>
+    </w:p>
+    <w:p>
+      <w:pPr>
+        <w:rPr>
+          <w:rFonts w:asciiTheme="minorHAnsi" w:hAnsiTheme="minorHAnsi"/>
+        </w:rPr>
+      </w:pPr>
+    </w:p>
+    <w:p>
+      <w:pPr>
+        <w:pStyle w:val="Titre3"/>
+      </w:pPr>
+      <w:bookmarkStart w:id="21" w:name="_Toc227941679"/>
+      <w:r>
+        <w:rPr>
+          <mc:AlternateContent>
+            <mc:Choice Requires="w16se"/>
+            <mc:Fallback>
+              <w:rFonts w:ascii="Apple Color Emoji" w:eastAsia="Apple Color Emoji" w:hAnsi="Apple Color Emoji" w:cs="Apple Color Emoji"/>
+            </mc:Fallback>
+          </mc:AlternateContent>
+        </w:rPr>
+        <mc:AlternateContent>
+          <mc:Choice Requires="w16se">
+            <w16se:symEx w16se:font="Apple Color Emoji" w16se:char="1F3D8"/>
+          </mc:Choice>
+          <mc:Fallback>
+            <w:t>🏘</w:t>
+          </mc:Fallback>
+        </mc:AlternateContent>
+      </w:r>
+      <w:r>
+        <w:t>️ Liste des communes</w:t>
+      </w:r>
+      <w:r>
+        <w:t xml:space="preserve"> (INSEE)</w:t>
+      </w:r>
+      <w:bookmarkEnd w:id="21"/>
+    </w:p>
+    <w:p>
+      <w:pPr>
+        <w:rPr>
+          <w:rFonts w:asciiTheme="minorHAnsi" w:hAnsiTheme="minorHAnsi"/>
+        </w:rPr>
+      </w:pPr>
+      <w:r>
+        <w:rPr>
+          <w:rFonts w:asciiTheme="minorHAnsi" w:hAnsiTheme="minorHAnsi"/>
+        </w:rPr>
+        <w:t xml:space="preserve">Les données ont été récupérées via le catalogue INSEE sous forme de fichier CSV. Ces données ont été récupérées dans le but de réaliser un mapping avec le fichier du nombre de population par commune afin d’obtenir le nom </w:t>
+      </w:r>
+      <w:r>
+        <w:rPr>
+          <w:rFonts w:asciiTheme="minorHAnsi" w:hAnsiTheme="minorHAnsi"/>
+        </w:rPr>
+        <w:t>des communes</w:t>
+      </w:r>
+      <w:r>
+        <w:rPr>
+          <w:rFonts w:asciiTheme="minorHAnsi" w:hAnsiTheme="minorHAnsi"/>
+        </w:rPr>
+        <w:t xml:space="preserve"> en réalisant un mapping à l’aide des codes commune.</w:t>
+      </w:r>
+    </w:p>
+    <w:p>
+      <w:pPr>
+        <w:rPr>
+          <w:rFonts w:asciiTheme="minorHAnsi" w:hAnsiTheme="minorHAnsi"/>
+        </w:rPr>
+      </w:pPr>
+    </w:p>
+    <w:p>
+      <w:pPr>
+        <w:pStyle w:val="Titre1"/>
+        <w:rPr>
+          <w:rFonts w:asciiTheme="minorHAnsi" w:hAnsiTheme="minorHAnsi"/>
+        </w:rPr>
+      </w:pPr>
+      <w:bookmarkStart w:id="22" w:name="_Toc227941680"/>
+      <w:r>
+        <w:rPr>
+          <w:rFonts w:asciiTheme="minorHAnsi" w:hAnsiTheme="minorHAnsi"/>
+        </w:rPr>
+        <w:t>Collecte et traitement des données</w:t>
+      </w:r>
+      <w:bookmarkEnd w:id="22"/>
+    </w:p>
+    <w:p>
+      <w:pPr>
+        <w:rPr>
+          <w:rFonts w:asciiTheme="minorHAnsi" w:hAnsiTheme="minorHAnsi"/>
+        </w:rPr>
+      </w:pPr>
+      <w:r>
+        <w:rPr>
+          <w:rFonts w:asciiTheme="minorHAnsi" w:hAnsiTheme="minorHAnsi"/>
+        </w:rPr>
+        <w:t>Les données ont été récupérées via :</w:t>
       </w:r>
     </w:p>
     <w:p>
@@ -4958,15 +6058,7 @@
         </w:numPr>
       </w:pPr>
       <w:r>
-        <w:t>Regroupement</w:t>
-      </w:r>
-      <w:r>
-        <w:t xml:space="preserve"> par ville et catégorie</w:t>
-      </w:r>
-    </w:p>
-    <w:p>
-      <w:r>
-        <w:t>Stockage :</w:t>
+        <w:t>Téléchargement de fichiers CSV</w:t>
       </w:r>
     </w:p>
     <w:p>
@@ -4978,48 +6070,243 @@
         </w:numPr>
       </w:pPr>
       <w:r>
+        <w:t>Utilisation d’API</w:t>
+      </w:r>
+    </w:p>
+    <w:p>
+      <w:pPr>
+        <w:pStyle w:val="Titre3"/>
+      </w:pPr>
+      <w:bookmarkStart w:id="23" w:name="_Toc227941681"/>
+      <w:r>
+        <w:t>Étapes de traitement</w:t>
+      </w:r>
+      <w:bookmarkEnd w:id="23"/>
+    </w:p>
+    <w:p>
+      <w:pPr>
+        <w:rPr>
+          <w:rFonts w:asciiTheme="minorHAnsi" w:hAnsiTheme="minorHAnsi"/>
+        </w:rPr>
+      </w:pPr>
+      <w:r>
+        <w:rPr>
+          <w:rFonts w:asciiTheme="minorHAnsi" w:hAnsiTheme="minorHAnsi"/>
+        </w:rPr>
+        <w:t>Nettoyage des données :</w:t>
+      </w:r>
+    </w:p>
+    <w:p>
+      <w:pPr>
+        <w:pStyle w:val="Paragraphedeliste"/>
+        <w:numPr>
+          <w:ilvl w:val="0"/>
+          <w:numId w:val="2"/>
+        </w:numPr>
+      </w:pPr>
+      <w:r>
+        <w:t>Suppression</w:t>
+      </w:r>
+      <w:r>
+        <w:t xml:space="preserve"> des valeurs manquantes</w:t>
+      </w:r>
+    </w:p>
+    <w:p>
+      <w:pPr>
+        <w:pStyle w:val="Paragraphedeliste"/>
+        <w:numPr>
+          <w:ilvl w:val="0"/>
+          <w:numId w:val="2"/>
+        </w:numPr>
+      </w:pPr>
+      <w:r>
+        <w:t>Conversion</w:t>
+      </w:r>
+      <w:r>
+        <w:t xml:space="preserve"> des types</w:t>
+      </w:r>
+    </w:p>
+    <w:p>
+      <w:pPr>
+        <w:pStyle w:val="Paragraphedeliste"/>
+        <w:numPr>
+          <w:ilvl w:val="0"/>
+          <w:numId w:val="2"/>
+        </w:numPr>
+      </w:pPr>
+      <w:r>
+        <w:t>Normalisation</w:t>
+      </w:r>
+      <w:r>
+        <w:t xml:space="preserve"> des colonnes</w:t>
+      </w:r>
+    </w:p>
+    <w:p>
+      <w:pPr>
+        <w:rPr>
+          <w:rFonts w:asciiTheme="minorHAnsi" w:hAnsiTheme="minorHAnsi"/>
+        </w:rPr>
+      </w:pPr>
+      <w:r>
+        <w:rPr>
+          <w:rFonts w:asciiTheme="minorHAnsi" w:hAnsiTheme="minorHAnsi"/>
+        </w:rPr>
+        <w:t>Filtrage :</w:t>
+      </w:r>
+    </w:p>
+    <w:p>
+      <w:pPr>
+        <w:pStyle w:val="Paragraphedeliste"/>
+        <w:numPr>
+          <w:ilvl w:val="0"/>
+          <w:numId w:val="2"/>
+        </w:numPr>
+      </w:pPr>
+      <w:r>
+        <w:t>Sélection des communes françaises de plus de 20 000 habitants</w:t>
+      </w:r>
+    </w:p>
+    <w:p>
+      <w:pPr>
+        <w:rPr>
+          <w:rFonts w:asciiTheme="minorHAnsi" w:hAnsiTheme="minorHAnsi"/>
+        </w:rPr>
+      </w:pPr>
+      <w:r>
+        <w:rPr>
+          <w:rFonts w:asciiTheme="minorHAnsi" w:hAnsiTheme="minorHAnsi"/>
+        </w:rPr>
+        <w:t>Transformation :</w:t>
+      </w:r>
+    </w:p>
+    <w:p>
+      <w:pPr>
+        <w:pStyle w:val="Paragraphedeliste"/>
+        <w:numPr>
+          <w:ilvl w:val="0"/>
+          <w:numId w:val="2"/>
+        </w:numPr>
+      </w:pPr>
+      <w:r>
+        <w:t>Création</w:t>
+      </w:r>
+      <w:r>
+        <w:t xml:space="preserve"> de nouvelles variables</w:t>
+      </w:r>
+    </w:p>
+    <w:p>
+      <w:pPr>
+        <w:pStyle w:val="Paragraphedeliste"/>
+        <w:numPr>
+          <w:ilvl w:val="0"/>
+          <w:numId w:val="2"/>
+        </w:numPr>
+      </w:pPr>
+      <w:r>
+        <w:t>Mapping</w:t>
+      </w:r>
+      <w:r>
+        <w:t xml:space="preserve"> des catégories</w:t>
+      </w:r>
+    </w:p>
+    <w:p>
+      <w:pPr>
+        <w:rPr>
+          <w:rFonts w:asciiTheme="minorHAnsi" w:hAnsiTheme="minorHAnsi"/>
+        </w:rPr>
+      </w:pPr>
+      <w:r>
+        <w:rPr>
+          <w:rFonts w:asciiTheme="minorHAnsi" w:hAnsiTheme="minorHAnsi"/>
+        </w:rPr>
+        <w:t>Agrégation :</w:t>
+      </w:r>
+    </w:p>
+    <w:p>
+      <w:pPr>
+        <w:pStyle w:val="Paragraphedeliste"/>
+        <w:numPr>
+          <w:ilvl w:val="0"/>
+          <w:numId w:val="2"/>
+        </w:numPr>
+      </w:pPr>
+      <w:r>
+        <w:t>Regroupement</w:t>
+      </w:r>
+      <w:r>
+        <w:t xml:space="preserve"> par ville et catégorie</w:t>
+      </w:r>
+    </w:p>
+    <w:p>
+      <w:pPr>
+        <w:rPr>
+          <w:rFonts w:asciiTheme="minorHAnsi" w:hAnsiTheme="minorHAnsi"/>
+        </w:rPr>
+      </w:pPr>
+      <w:r>
+        <w:rPr>
+          <w:rFonts w:asciiTheme="minorHAnsi" w:hAnsiTheme="minorHAnsi"/>
+        </w:rPr>
+        <w:t>Stockage :</w:t>
+      </w:r>
+    </w:p>
+    <w:p>
+      <w:pPr>
+        <w:pStyle w:val="Paragraphedeliste"/>
+        <w:numPr>
+          <w:ilvl w:val="0"/>
+          <w:numId w:val="2"/>
+        </w:numPr>
+      </w:pPr>
+      <w:r>
+        <w:t>Sauvegarde</w:t>
+      </w:r>
+      <w:r>
+        <w:t xml:space="preserve"> en </w:t>
+      </w:r>
+      <w:proofErr w:type="gramStart"/>
+      <w:r>
+        <w:t>format .parquet</w:t>
+      </w:r>
+      <w:proofErr w:type="gramEnd"/>
+      <w:r>
+        <w:t xml:space="preserve"> pour optimiser les performances</w:t>
+      </w:r>
+    </w:p>
+    <w:p>
+      <w:pPr>
+        <w:rPr>
+          <w:rFonts w:asciiTheme="minorHAnsi" w:hAnsiTheme="minorHAnsi"/>
+        </w:rPr>
+      </w:pPr>
+    </w:p>
+    <w:p>
+      <w:pPr>
+        <w:pStyle w:val="Titre1"/>
+        <w:rPr>
+          <w:rFonts w:asciiTheme="minorHAnsi" w:hAnsiTheme="minorHAnsi"/>
+        </w:rPr>
+      </w:pPr>
+      <w:bookmarkStart w:id="24" w:name="_Toc227941682"/>
+      <w:r>
+        <w:rPr>
+          <w:rFonts w:asciiTheme="minorHAnsi" w:hAnsiTheme="minorHAnsi"/>
+        </w:rPr>
         <w:lastRenderedPageBreak/>
-        <w:t>Sauvegarde</w:t>
-      </w:r>
-      <w:r>
-        <w:t xml:space="preserve"> en </w:t>
-      </w:r>
-      <w:proofErr w:type="gramStart"/>
-      <w:r>
-        <w:t>format .parquet</w:t>
-      </w:r>
-      <w:proofErr w:type="gramEnd"/>
-      <w:r>
-        <w:t xml:space="preserve"> pour optimiser les performances</w:t>
-      </w:r>
-    </w:p>
-    <w:p/>
-    <w:p>
-      <w:pPr>
-        <w:pStyle w:val="Titre1"/>
-      </w:pPr>
-      <w:bookmarkStart w:id="20" w:name="_Toc227058289"/>
-      <w:r>
         <w:t>Modélisation des données</w:t>
       </w:r>
-      <w:bookmarkEnd w:id="20"/>
-    </w:p>
-    <w:p>
-      <w:pPr>
-        <w:spacing w:before="100" w:beforeAutospacing="1" w:after="100" w:afterAutospacing="1" w:line="240" w:lineRule="auto"/>
-        <w:rPr>
-          <w:rFonts w:eastAsia="Times New Roman" w:cs="Times New Roman"/>
-          <w:kern w:val="0"/>
-          <w:lang w:eastAsia="fr-FR"/>
-          <w14:ligatures w14:val="none"/>
-        </w:rPr>
-      </w:pPr>
-      <w:r>
-        <w:rPr>
-          <w:rFonts w:eastAsia="Times New Roman" w:cs="Times New Roman"/>
-          <w:kern w:val="0"/>
-          <w:lang w:eastAsia="fr-FR"/>
-          <w14:ligatures w14:val="none"/>
+      <w:bookmarkEnd w:id="24"/>
+    </w:p>
+    <w:p>
+      <w:pPr>
+        <w:spacing w:before="100" w:beforeAutospacing="1" w:after="100" w:afterAutospacing="1"/>
+        <w:rPr>
+          <w:rFonts w:asciiTheme="minorHAnsi" w:hAnsiTheme="minorHAnsi"/>
+        </w:rPr>
+      </w:pPr>
+      <w:r>
+        <w:rPr>
+          <w:rFonts w:asciiTheme="minorHAnsi" w:hAnsiTheme="minorHAnsi"/>
         </w:rPr>
         <w:t>Le projet repose sur une structuration en tables de faits :</w:t>
       </w:r>
@@ -5202,35 +6489,6 @@
         <w:t>_emploi</w:t>
       </w:r>
       <w:proofErr w:type="spellEnd"/>
-      <w:r>
-        <w:rPr>
-          <w:rFonts w:eastAsia="Times New Roman" w:cs="Times New Roman"/>
-          <w:kern w:val="0"/>
-          <w:lang w:eastAsia="fr-FR"/>
-          <w14:ligatures w14:val="none"/>
-        </w:rPr>
-        <w:t xml:space="preserve"> </w:t>
-      </w:r>
-    </w:p>
-    <w:p>
-      <w:pPr>
-        <w:spacing w:before="100" w:beforeAutospacing="1" w:after="100" w:afterAutospacing="1" w:line="240" w:lineRule="auto"/>
-        <w:rPr>
-          <w:rFonts w:eastAsia="Times New Roman" w:cs="Times New Roman"/>
-          <w:kern w:val="0"/>
-          <w:lang w:eastAsia="fr-FR"/>
-          <w14:ligatures w14:val="none"/>
-        </w:rPr>
-      </w:pPr>
-      <w:r>
-        <w:rPr>
-          <w:rFonts w:eastAsia="Times New Roman" w:cs="Times New Roman"/>
-          <w:kern w:val="0"/>
-          <w:lang w:eastAsia="fr-FR"/>
-          <w14:ligatures w14:val="none"/>
-        </w:rPr>
-        <w:t>Chaque table contient :</w:t>
-      </w:r>
     </w:p>
     <w:p>
       <w:pPr>
@@ -5254,7 +6512,21 @@
           <w:lang w:eastAsia="fr-FR"/>
           <w14:ligatures w14:val="none"/>
         </w:rPr>
-        <w:t xml:space="preserve">Une dimension ville </w:t>
+        <w:t>population_communes.csv</w:t>
+      </w:r>
+    </w:p>
+    <w:p>
+      <w:pPr>
+        <w:spacing w:before="100" w:beforeAutospacing="1" w:after="100" w:afterAutospacing="1"/>
+        <w:rPr>
+          <w:rFonts w:asciiTheme="minorHAnsi" w:hAnsiTheme="minorHAnsi"/>
+        </w:rPr>
+      </w:pPr>
+      <w:r>
+        <w:rPr>
+          <w:rFonts w:asciiTheme="minorHAnsi" w:hAnsiTheme="minorHAnsi"/>
+        </w:rPr>
+        <w:t>Chaque table contient :</w:t>
       </w:r>
     </w:p>
     <w:p>
@@ -5279,7 +6551,7 @@
           <w:lang w:eastAsia="fr-FR"/>
           <w14:ligatures w14:val="none"/>
         </w:rPr>
-        <w:t xml:space="preserve">Une dimension catégorie </w:t>
+        <w:t xml:space="preserve">Une dimension ville </w:t>
       </w:r>
     </w:p>
     <w:p>
@@ -5304,27 +6576,7 @@
           <w:lang w:eastAsia="fr-FR"/>
           <w14:ligatures w14:val="none"/>
         </w:rPr>
-        <w:t xml:space="preserve">Une mesure (nombre, prix, etc.) </w:t>
-      </w:r>
-    </w:p>
-    <w:p>
-      <w:pPr>
-        <w:spacing w:before="100" w:beforeAutospacing="1" w:after="100" w:afterAutospacing="1" w:line="240" w:lineRule="auto"/>
-        <w:rPr>
-          <w:rFonts w:eastAsia="Times New Roman" w:cs="Times New Roman"/>
-          <w:kern w:val="0"/>
-          <w:lang w:eastAsia="fr-FR"/>
-          <w14:ligatures w14:val="none"/>
-        </w:rPr>
-      </w:pPr>
-      <w:r>
-        <w:rPr>
-          <w:rFonts w:eastAsia="Times New Roman" w:cs="Times New Roman"/>
-          <w:kern w:val="0"/>
-          <w:lang w:eastAsia="fr-FR"/>
-          <w14:ligatures w14:val="none"/>
-        </w:rPr>
-        <w:t>Cette organisation permet :</w:t>
+        <w:t xml:space="preserve">Une dimension catégorie </w:t>
       </w:r>
     </w:p>
     <w:p>
@@ -5349,7 +6601,21 @@
           <w:lang w:eastAsia="fr-FR"/>
           <w14:ligatures w14:val="none"/>
         </w:rPr>
-        <w:t xml:space="preserve">Une meilleure lisibilité </w:t>
+        <w:t xml:space="preserve">Une mesure (nombre, prix, etc.) </w:t>
+      </w:r>
+    </w:p>
+    <w:p>
+      <w:pPr>
+        <w:spacing w:before="100" w:beforeAutospacing="1" w:after="100" w:afterAutospacing="1"/>
+        <w:rPr>
+          <w:rFonts w:asciiTheme="minorHAnsi" w:hAnsiTheme="minorHAnsi"/>
+        </w:rPr>
+      </w:pPr>
+      <w:r>
+        <w:rPr>
+          <w:rFonts w:asciiTheme="minorHAnsi" w:hAnsiTheme="minorHAnsi"/>
+        </w:rPr>
+        <w:t>Cette organisation permet :</w:t>
       </w:r>
     </w:p>
     <w:p>
@@ -5374,49 +6640,7 @@
           <w:lang w:eastAsia="fr-FR"/>
           <w14:ligatures w14:val="none"/>
         </w:rPr>
-        <w:t>Une exploitation efficace dans l’application</w:t>
-      </w:r>
-    </w:p>
-    <w:p>
-      <w:pPr>
-        <w:spacing w:before="100" w:beforeAutospacing="1" w:after="100" w:afterAutospacing="1" w:line="240" w:lineRule="auto"/>
-        <w:rPr>
-          <w:rFonts w:eastAsia="Times New Roman" w:cs="Times New Roman"/>
-          <w:kern w:val="0"/>
-          <w:lang w:eastAsia="fr-FR"/>
-          <w14:ligatures w14:val="none"/>
-        </w:rPr>
-      </w:pPr>
-    </w:p>
-    <w:p>
-      <w:pPr>
-        <w:pStyle w:val="Titre1"/>
-        <w:rPr>
-          <w:rFonts w:eastAsia="Times New Roman"/>
-          <w:lang w:eastAsia="fr-FR"/>
-        </w:rPr>
-      </w:pPr>
-      <w:bookmarkStart w:id="21" w:name="_Toc227058290"/>
-      <w:r>
-        <w:rPr>
-          <w:rFonts w:eastAsia="Times New Roman"/>
-          <w:lang w:eastAsia="fr-FR"/>
-        </w:rPr>
-        <w:t>Choix techniques</w:t>
-      </w:r>
-      <w:bookmarkEnd w:id="21"/>
-    </w:p>
-    <w:p>
-      <w:pPr>
-        <w:rPr>
-          <w:lang w:eastAsia="fr-FR"/>
-        </w:rPr>
-      </w:pPr>
-      <w:r>
-        <w:rPr>
-          <w:lang w:eastAsia="fr-FR"/>
-        </w:rPr>
-        <w:t>Les technologies utilisées sont :</w:t>
+        <w:t xml:space="preserve">Une meilleure lisibilité </w:t>
       </w:r>
     </w:p>
     <w:p>
@@ -5426,15 +6650,75 @@
           <w:ilvl w:val="0"/>
           <w:numId w:val="2"/>
         </w:numPr>
-        <w:rPr>
+        <w:spacing w:before="100" w:beforeAutospacing="1" w:after="100" w:afterAutospacing="1" w:line="240" w:lineRule="auto"/>
+        <w:rPr>
+          <w:rFonts w:eastAsia="Times New Roman" w:cs="Times New Roman"/>
+          <w:kern w:val="0"/>
           <w:lang w:eastAsia="fr-FR"/>
-        </w:rPr>
-      </w:pPr>
-      <w:r>
-        <w:rPr>
+          <w14:ligatures w14:val="none"/>
+        </w:rPr>
+      </w:pPr>
+      <w:r>
+        <w:rPr>
+          <w:rFonts w:eastAsia="Times New Roman" w:cs="Times New Roman"/>
+          <w:kern w:val="0"/>
           <w:lang w:eastAsia="fr-FR"/>
-        </w:rPr>
-        <w:t>Python : langage principal</w:t>
+          <w14:ligatures w14:val="none"/>
+        </w:rPr>
+        <w:t>Une exploitation efficace dans l’application</w:t>
+      </w:r>
+    </w:p>
+    <w:p>
+      <w:pPr>
+        <w:spacing w:before="100" w:beforeAutospacing="1" w:after="100" w:afterAutospacing="1"/>
+        <w:rPr>
+          <w:rFonts w:asciiTheme="minorHAnsi" w:hAnsiTheme="minorHAnsi"/>
+        </w:rPr>
+      </w:pPr>
+      <w:r>
+        <w:rPr>
+          <w:rFonts w:asciiTheme="minorHAnsi" w:hAnsiTheme="minorHAnsi"/>
+        </w:rPr>
+        <w:t>Une table supplémentaire contenant les communes éligibles (population &gt; 20 000 habitants) est utilisée pour permettre la sélection dynamique des villes dans l’application.</w:t>
+      </w:r>
+    </w:p>
+    <w:p>
+      <w:pPr>
+        <w:spacing w:before="100" w:beforeAutospacing="1" w:after="100" w:afterAutospacing="1"/>
+        <w:rPr>
+          <w:rFonts w:asciiTheme="minorHAnsi" w:hAnsiTheme="minorHAnsi"/>
+        </w:rPr>
+      </w:pPr>
+    </w:p>
+    <w:p>
+      <w:pPr>
+        <w:pStyle w:val="Titre1"/>
+        <w:rPr>
+          <w:rFonts w:asciiTheme="minorHAnsi" w:eastAsia="Times New Roman" w:hAnsiTheme="minorHAnsi"/>
+          <w:lang w:eastAsia="fr-FR"/>
+        </w:rPr>
+      </w:pPr>
+      <w:bookmarkStart w:id="25" w:name="_Toc227941683"/>
+      <w:r>
+        <w:rPr>
+          <w:rFonts w:asciiTheme="minorHAnsi" w:eastAsia="Times New Roman" w:hAnsiTheme="minorHAnsi"/>
+          <w:lang w:eastAsia="fr-FR"/>
+        </w:rPr>
+        <w:t>Choix techniques</w:t>
+      </w:r>
+      <w:bookmarkEnd w:id="25"/>
+    </w:p>
+    <w:p>
+      <w:pPr>
+        <w:rPr>
+          <w:rFonts w:asciiTheme="minorHAnsi" w:hAnsiTheme="minorHAnsi"/>
+        </w:rPr>
+      </w:pPr>
+      <w:r>
+        <w:rPr>
+          <w:rFonts w:asciiTheme="minorHAnsi" w:hAnsiTheme="minorHAnsi"/>
+        </w:rPr>
+        <w:t>Les technologies utilisées sont :</w:t>
       </w:r>
     </w:p>
     <w:p>
@@ -5452,7 +6736,7 @@
         <w:rPr>
           <w:lang w:eastAsia="fr-FR"/>
         </w:rPr>
-        <w:t>Pandas : traitement des données</w:t>
+        <w:t>Python : langage principal</w:t>
       </w:r>
     </w:p>
     <w:p>
@@ -5466,19 +6750,11 @@
           <w:lang w:eastAsia="fr-FR"/>
         </w:rPr>
       </w:pPr>
-      <w:proofErr w:type="spellStart"/>
       <w:r>
         <w:rPr>
           <w:lang w:eastAsia="fr-FR"/>
         </w:rPr>
-        <w:t>Streamlit</w:t>
-      </w:r>
-      <w:proofErr w:type="spellEnd"/>
-      <w:r>
-        <w:rPr>
-          <w:lang w:eastAsia="fr-FR"/>
-        </w:rPr>
-        <w:t xml:space="preserve"> : interface web</w:t>
+        <w:t>Pandas : traitement des données</w:t>
       </w:r>
     </w:p>
     <w:p>
@@ -5497,27 +6773,14 @@
         <w:rPr>
           <w:lang w:eastAsia="fr-FR"/>
         </w:rPr>
-        <w:t>Plotly</w:t>
+        <w:t>Streamlit</w:t>
       </w:r>
       <w:proofErr w:type="spellEnd"/>
       <w:r>
         <w:rPr>
           <w:lang w:eastAsia="fr-FR"/>
         </w:rPr>
-        <w:t xml:space="preserve"> : visualisation interactive</w:t>
-      </w:r>
-    </w:p>
-    <w:p>
-      <w:pPr>
-        <w:rPr>
-          <w:lang w:eastAsia="fr-FR"/>
-        </w:rPr>
-      </w:pPr>
-      <w:r>
-        <w:rPr>
-          <w:lang w:eastAsia="fr-FR"/>
-        </w:rPr>
-        <w:t>Ces outils ont été choisis pour :</w:t>
+        <w:t xml:space="preserve"> : interface web</w:t>
       </w:r>
     </w:p>
     <w:p>
@@ -5531,17 +6794,32 @@
           <w:lang w:eastAsia="fr-FR"/>
         </w:rPr>
       </w:pPr>
+      <w:proofErr w:type="spellStart"/>
       <w:r>
         <w:rPr>
           <w:lang w:eastAsia="fr-FR"/>
         </w:rPr>
-        <w:t>Leur</w:t>
-      </w:r>
+        <w:t>Plotly</w:t>
+      </w:r>
+      <w:proofErr w:type="spellEnd"/>
       <w:r>
         <w:rPr>
           <w:lang w:eastAsia="fr-FR"/>
         </w:rPr>
-        <w:t xml:space="preserve"> simplicité</w:t>
+        <w:t xml:space="preserve"> : visualisation interactive</w:t>
+      </w:r>
+    </w:p>
+    <w:p>
+      <w:pPr>
+        <w:rPr>
+          <w:rFonts w:asciiTheme="minorHAnsi" w:hAnsiTheme="minorHAnsi"/>
+        </w:rPr>
+      </w:pPr>
+      <w:r>
+        <w:rPr>
+          <w:rFonts w:asciiTheme="minorHAnsi" w:hAnsiTheme="minorHAnsi"/>
+        </w:rPr>
+        <w:t>Ces outils ont été choisis pour :</w:t>
       </w:r>
     </w:p>
     <w:p>
@@ -5565,7 +6843,7 @@
         <w:rPr>
           <w:lang w:eastAsia="fr-FR"/>
         </w:rPr>
-        <w:t xml:space="preserve"> efficacité</w:t>
+        <w:t xml:space="preserve"> simplicité</w:t>
       </w:r>
     </w:p>
     <w:p>
@@ -5589,286 +6867,7 @@
         <w:rPr>
           <w:lang w:eastAsia="fr-FR"/>
         </w:rPr>
-        <w:t xml:space="preserve"> compatibilité avec les projets data</w:t>
-      </w:r>
-    </w:p>
-    <w:p>
-      <w:pPr>
-        <w:rPr>
-          <w:lang w:eastAsia="fr-FR"/>
-        </w:rPr>
-      </w:pPr>
-    </w:p>
-    <w:p>
-      <w:pPr>
-        <w:pStyle w:val="Titre1"/>
-        <w:rPr>
-          <w:lang w:eastAsia="fr-FR"/>
-        </w:rPr>
-      </w:pPr>
-      <w:bookmarkStart w:id="22" w:name="_Toc227058291"/>
-      <w:r>
-        <w:rPr>
-          <w:lang w:eastAsia="fr-FR"/>
-        </w:rPr>
-        <w:t>Difficultés rencontrées</w:t>
-      </w:r>
-      <w:bookmarkEnd w:id="22"/>
-    </w:p>
-    <w:p>
-      <w:pPr>
-        <w:rPr>
-          <w:lang w:eastAsia="fr-FR"/>
-        </w:rPr>
-      </w:pPr>
-      <w:r>
-        <w:rPr>
-          <w:lang w:eastAsia="fr-FR"/>
-        </w:rPr>
-        <w:t>Plusieurs difficultés ont été rencontrées lors de ce projet :</w:t>
-      </w:r>
-    </w:p>
-    <w:p>
-      <w:pPr>
-        <w:pStyle w:val="Titre3"/>
-        <w:rPr>
-          <w:lang w:eastAsia="fr-FR"/>
-        </w:rPr>
-      </w:pPr>
-      <w:bookmarkStart w:id="23" w:name="_Toc227058292"/>
-      <w:r>
-        <w:rPr>
-          <w:lang w:eastAsia="fr-FR"/>
-        </w:rPr>
-        <w:lastRenderedPageBreak/>
-        <w:t>Gestion des données volumineuses</w:t>
-      </w:r>
-      <w:bookmarkEnd w:id="23"/>
-    </w:p>
-    <w:p>
-      <w:pPr>
-        <w:rPr>
-          <w:lang w:eastAsia="fr-FR"/>
-        </w:rPr>
-      </w:pPr>
-      <w:r>
-        <w:rPr>
-          <w:lang w:eastAsia="fr-FR"/>
-        </w:rPr>
-        <w:t>Les fichiers DVF et BPE sont très volumineux, ce qui a nécessité un filtrage et une optimisation. Ces deux fichiers ont demandé plus de ressource de traitement que les autres aussi bien pour la machine que pour nous avec la réflexion de comment les traités de manière efficace.</w:t>
-      </w:r>
-    </w:p>
-    <w:p>
-      <w:pPr>
-        <w:rPr>
-          <w:lang w:eastAsia="fr-FR"/>
-        </w:rPr>
-      </w:pPr>
-    </w:p>
-    <w:p>
-      <w:pPr>
-        <w:pStyle w:val="Titre3"/>
-        <w:rPr>
-          <w:lang w:eastAsia="fr-FR"/>
-        </w:rPr>
-      </w:pPr>
-      <w:bookmarkStart w:id="24" w:name="_Toc227058293"/>
-      <w:r>
-        <w:rPr>
-          <w:lang w:eastAsia="fr-FR"/>
-        </w:rPr>
-        <w:t>Limites des API</w:t>
-      </w:r>
-      <w:bookmarkEnd w:id="24"/>
-    </w:p>
-    <w:p>
-      <w:pPr>
-        <w:rPr>
-          <w:lang w:eastAsia="fr-FR"/>
-        </w:rPr>
-      </w:pPr>
-      <w:r>
-        <w:rPr>
-          <w:lang w:eastAsia="fr-FR"/>
-        </w:rPr>
-        <w:t xml:space="preserve">Certaines API ont généré des erreurs (429 – trop de requêtes), nécessitant des ajustements tel que </w:t>
-      </w:r>
-      <w:r>
-        <w:rPr>
-          <w:lang w:eastAsia="fr-FR"/>
-        </w:rPr>
-        <w:t>des times out</w:t>
-      </w:r>
-      <w:r>
-        <w:rPr>
-          <w:lang w:eastAsia="fr-FR"/>
-        </w:rPr>
-        <w:t xml:space="preserve"> pour « </w:t>
-      </w:r>
-      <w:r>
-        <w:rPr>
-          <w:lang w:eastAsia="fr-FR"/>
-        </w:rPr>
-        <w:t>temporiser</w:t>
-      </w:r>
-      <w:r>
-        <w:rPr>
-          <w:lang w:eastAsia="fr-FR"/>
-        </w:rPr>
-        <w:t> » le nombre de requêtes.</w:t>
-      </w:r>
-    </w:p>
-    <w:p>
-      <w:pPr>
-        <w:rPr>
-          <w:lang w:eastAsia="fr-FR"/>
-        </w:rPr>
-      </w:pPr>
-    </w:p>
-    <w:p>
-      <w:pPr>
-        <w:pStyle w:val="Titre3"/>
-        <w:rPr>
-          <w:lang w:eastAsia="fr-FR"/>
-        </w:rPr>
-      </w:pPr>
-      <w:bookmarkStart w:id="25" w:name="_Toc227058294"/>
-      <w:r>
-        <w:rPr>
-          <w:lang w:eastAsia="fr-FR"/>
-        </w:rPr>
-        <w:t>Hétérogénéité des données</w:t>
-      </w:r>
-      <w:bookmarkEnd w:id="25"/>
-    </w:p>
-    <w:p>
-      <w:pPr>
-        <w:rPr>
-          <w:lang w:eastAsia="fr-FR"/>
-        </w:rPr>
-      </w:pPr>
-      <w:r>
-        <w:rPr>
-          <w:lang w:eastAsia="fr-FR"/>
-        </w:rPr>
-        <w:t>Les formats de données étaient différents selon les sources</w:t>
-      </w:r>
-      <w:r>
-        <w:rPr>
-          <w:lang w:eastAsia="fr-FR"/>
-        </w:rPr>
-        <w:t xml:space="preserve"> ce qui nous a demandé un travail d’analyse et d’adaptation supplémentaire</w:t>
-      </w:r>
-      <w:r>
-        <w:rPr>
-          <w:lang w:eastAsia="fr-FR"/>
-        </w:rPr>
-        <w:t xml:space="preserve"> pour chaque jeu de données.</w:t>
-      </w:r>
-    </w:p>
-    <w:p>
-      <w:pPr>
-        <w:rPr>
-          <w:lang w:eastAsia="fr-FR"/>
-        </w:rPr>
-      </w:pPr>
-    </w:p>
-    <w:p>
-      <w:pPr>
-        <w:pStyle w:val="Titre3"/>
-        <w:rPr>
-          <w:lang w:eastAsia="fr-FR"/>
-        </w:rPr>
-      </w:pPr>
-      <w:bookmarkStart w:id="26" w:name="_Toc227058295"/>
-      <w:r>
-        <w:rPr>
-          <w:lang w:eastAsia="fr-FR"/>
-        </w:rPr>
-        <w:t>Mapping des secteurs</w:t>
-      </w:r>
-      <w:bookmarkEnd w:id="26"/>
-    </w:p>
-    <w:p>
-      <w:pPr>
-        <w:rPr>
-          <w:lang w:eastAsia="fr-FR"/>
-        </w:rPr>
-      </w:pPr>
-      <w:r>
-        <w:rPr>
-          <w:lang w:eastAsia="fr-FR"/>
-        </w:rPr>
-        <w:t xml:space="preserve">Les données emploi nécessitaient l’utilisation d’un fichier </w:t>
-      </w:r>
-      <w:proofErr w:type="spellStart"/>
-      <w:r>
-        <w:rPr>
-          <w:lang w:eastAsia="fr-FR"/>
-        </w:rPr>
-        <w:t>metadata</w:t>
-      </w:r>
-      <w:proofErr w:type="spellEnd"/>
-      <w:r>
-        <w:rPr>
-          <w:lang w:eastAsia="fr-FR"/>
-        </w:rPr>
-        <w:t xml:space="preserve"> pour obtenir des libellés compréhensibles</w:t>
-      </w:r>
-      <w:r>
-        <w:rPr>
-          <w:lang w:eastAsia="fr-FR"/>
-        </w:rPr>
-        <w:t xml:space="preserve"> car elles étaient catégorisées en « secteur n »</w:t>
-      </w:r>
-      <w:r>
-        <w:rPr>
-          <w:lang w:eastAsia="fr-FR"/>
-        </w:rPr>
-        <w:t>.</w:t>
-      </w:r>
-      <w:r>
-        <w:rPr>
-          <w:lang w:eastAsia="fr-FR"/>
-        </w:rPr>
-        <w:t xml:space="preserve"> Le fichier nous a permis de réaliser un mapping afin d’avoir des libellés propres.</w:t>
-      </w:r>
-    </w:p>
-    <w:p>
-      <w:pPr>
-        <w:spacing w:before="100" w:beforeAutospacing="1" w:after="100" w:afterAutospacing="1" w:line="240" w:lineRule="auto"/>
-        <w:rPr>
-          <w:lang w:eastAsia="fr-FR"/>
-        </w:rPr>
-      </w:pPr>
-    </w:p>
-    <w:p>
-      <w:pPr>
-        <w:pStyle w:val="Titre1"/>
-        <w:rPr>
-          <w:lang w:eastAsia="fr-FR"/>
-        </w:rPr>
-      </w:pPr>
-      <w:bookmarkStart w:id="27" w:name="_Toc227058296"/>
-      <w:r>
-        <w:rPr>
-          <w:lang w:eastAsia="fr-FR"/>
-        </w:rPr>
-        <w:t>Perspectives d’amélioration</w:t>
-      </w:r>
-      <w:bookmarkEnd w:id="27"/>
-    </w:p>
-    <w:p>
-      <w:pPr>
-        <w:rPr>
-          <w:lang w:eastAsia="fr-FR"/>
-        </w:rPr>
-      </w:pPr>
-      <w:r>
-        <w:rPr>
-          <w:lang w:eastAsia="fr-FR"/>
-        </w:rPr>
-        <w:t>Plusieurs améliorations sont envisageables :</w:t>
+        <w:t xml:space="preserve"> efficacité</w:t>
       </w:r>
     </w:p>
     <w:p>
@@ -5886,7 +6885,296 @@
         <w:rPr>
           <w:lang w:eastAsia="fr-FR"/>
         </w:rPr>
-        <w:t>Ajout de nouvelles villes</w:t>
+        <w:t>Leur</w:t>
+      </w:r>
+      <w:r>
+        <w:rPr>
+          <w:lang w:eastAsia="fr-FR"/>
+        </w:rPr>
+        <w:t xml:space="preserve"> compatibilité avec les projets data</w:t>
+      </w:r>
+    </w:p>
+    <w:p>
+      <w:pPr>
+        <w:rPr>
+          <w:rFonts w:asciiTheme="minorHAnsi" w:hAnsiTheme="minorHAnsi"/>
+        </w:rPr>
+      </w:pPr>
+    </w:p>
+    <w:p>
+      <w:pPr>
+        <w:pStyle w:val="Titre1"/>
+        <w:rPr>
+          <w:rFonts w:asciiTheme="minorHAnsi" w:hAnsiTheme="minorHAnsi"/>
+          <w:lang w:eastAsia="fr-FR"/>
+        </w:rPr>
+      </w:pPr>
+      <w:bookmarkStart w:id="26" w:name="_Toc227941684"/>
+      <w:r>
+        <w:rPr>
+          <w:rFonts w:asciiTheme="minorHAnsi" w:hAnsiTheme="minorHAnsi"/>
+          <w:lang w:eastAsia="fr-FR"/>
+        </w:rPr>
+        <w:t>Difficultés rencontrées</w:t>
+      </w:r>
+      <w:bookmarkEnd w:id="26"/>
+    </w:p>
+    <w:p>
+      <w:pPr>
+        <w:rPr>
+          <w:rFonts w:asciiTheme="minorHAnsi" w:hAnsiTheme="minorHAnsi"/>
+        </w:rPr>
+      </w:pPr>
+      <w:r>
+        <w:rPr>
+          <w:rFonts w:asciiTheme="minorHAnsi" w:hAnsiTheme="minorHAnsi"/>
+        </w:rPr>
+        <w:t>Plusieurs difficultés ont été rencontrées lors de ce projet :</w:t>
+      </w:r>
+    </w:p>
+    <w:p>
+      <w:pPr>
+        <w:pStyle w:val="Titre3"/>
+        <w:rPr>
+          <w:lang w:eastAsia="fr-FR"/>
+        </w:rPr>
+      </w:pPr>
+      <w:bookmarkStart w:id="27" w:name="_Toc227941685"/>
+      <w:r>
+        <w:rPr>
+          <w:lang w:eastAsia="fr-FR"/>
+        </w:rPr>
+        <w:lastRenderedPageBreak/>
+        <w:t>Gestion des données volumineuses</w:t>
+      </w:r>
+      <w:bookmarkEnd w:id="27"/>
+    </w:p>
+    <w:p>
+      <w:pPr>
+        <w:rPr>
+          <w:rFonts w:asciiTheme="minorHAnsi" w:hAnsiTheme="minorHAnsi"/>
+        </w:rPr>
+      </w:pPr>
+      <w:r>
+        <w:rPr>
+          <w:rFonts w:asciiTheme="minorHAnsi" w:hAnsiTheme="minorHAnsi"/>
+        </w:rPr>
+        <w:t>Les fichiers DVF et BPE sont très volumineux, ce qui a nécessité un filtrage et une optimisation. Ces deux fichiers ont demandé plus de ressource de traitement que les autres aussi bien pour la machine que pour nous avec la réflexion de comment les traités de manière efficace.</w:t>
+      </w:r>
+    </w:p>
+    <w:p>
+      <w:pPr>
+        <w:rPr>
+          <w:rFonts w:asciiTheme="minorHAnsi" w:hAnsiTheme="minorHAnsi"/>
+        </w:rPr>
+      </w:pPr>
+    </w:p>
+    <w:p>
+      <w:pPr>
+        <w:pStyle w:val="Titre3"/>
+        <w:rPr>
+          <w:lang w:eastAsia="fr-FR"/>
+        </w:rPr>
+      </w:pPr>
+      <w:bookmarkStart w:id="28" w:name="_Toc227941686"/>
+      <w:r>
+        <w:rPr>
+          <w:lang w:eastAsia="fr-FR"/>
+        </w:rPr>
+        <w:t>Limites des API</w:t>
+      </w:r>
+      <w:bookmarkEnd w:id="28"/>
+    </w:p>
+    <w:p>
+      <w:pPr>
+        <w:rPr>
+          <w:rFonts w:asciiTheme="minorHAnsi" w:hAnsiTheme="minorHAnsi"/>
+        </w:rPr>
+      </w:pPr>
+      <w:r>
+        <w:rPr>
+          <w:rFonts w:asciiTheme="minorHAnsi" w:hAnsiTheme="minorHAnsi"/>
+        </w:rPr>
+        <w:t xml:space="preserve">Certaines API ont généré des erreurs (429 – trop de requêtes), nécessitant des ajustements tel que </w:t>
+      </w:r>
+      <w:r>
+        <w:rPr>
+          <w:rFonts w:asciiTheme="minorHAnsi" w:hAnsiTheme="minorHAnsi"/>
+        </w:rPr>
+        <w:t>des times out</w:t>
+      </w:r>
+      <w:r>
+        <w:rPr>
+          <w:rFonts w:asciiTheme="minorHAnsi" w:hAnsiTheme="minorHAnsi"/>
+        </w:rPr>
+        <w:t xml:space="preserve"> pour « </w:t>
+      </w:r>
+      <w:r>
+        <w:rPr>
+          <w:rFonts w:asciiTheme="minorHAnsi" w:hAnsiTheme="minorHAnsi"/>
+        </w:rPr>
+        <w:t>temporiser</w:t>
+      </w:r>
+      <w:r>
+        <w:rPr>
+          <w:rFonts w:asciiTheme="minorHAnsi" w:hAnsiTheme="minorHAnsi"/>
+        </w:rPr>
+        <w:t> » le nombre de requêtes.</w:t>
+      </w:r>
+    </w:p>
+    <w:p>
+      <w:pPr>
+        <w:rPr>
+          <w:rFonts w:asciiTheme="minorHAnsi" w:hAnsiTheme="minorHAnsi"/>
+        </w:rPr>
+      </w:pPr>
+    </w:p>
+    <w:p>
+      <w:pPr>
+        <w:pStyle w:val="Titre3"/>
+        <w:rPr>
+          <w:lang w:eastAsia="fr-FR"/>
+        </w:rPr>
+      </w:pPr>
+      <w:bookmarkStart w:id="29" w:name="_Toc227941687"/>
+      <w:r>
+        <w:rPr>
+          <w:lang w:eastAsia="fr-FR"/>
+        </w:rPr>
+        <w:t>Hétérogénéité des données</w:t>
+      </w:r>
+      <w:bookmarkEnd w:id="29"/>
+    </w:p>
+    <w:p>
+      <w:pPr>
+        <w:rPr>
+          <w:rFonts w:asciiTheme="minorHAnsi" w:hAnsiTheme="minorHAnsi"/>
+        </w:rPr>
+      </w:pPr>
+      <w:r>
+        <w:rPr>
+          <w:rFonts w:asciiTheme="minorHAnsi" w:hAnsiTheme="minorHAnsi"/>
+        </w:rPr>
+        <w:t>Les formats de données étaient différents selon les sources</w:t>
+      </w:r>
+      <w:r>
+        <w:rPr>
+          <w:rFonts w:asciiTheme="minorHAnsi" w:hAnsiTheme="minorHAnsi"/>
+        </w:rPr>
+        <w:t xml:space="preserve"> ce qui nous a demandé un travail d’analyse et d’adaptation supplémentaire</w:t>
+      </w:r>
+      <w:r>
+        <w:rPr>
+          <w:rFonts w:asciiTheme="minorHAnsi" w:hAnsiTheme="minorHAnsi"/>
+        </w:rPr>
+        <w:t xml:space="preserve"> pour chaque jeu de données.</w:t>
+      </w:r>
+    </w:p>
+    <w:p>
+      <w:pPr>
+        <w:rPr>
+          <w:rFonts w:asciiTheme="minorHAnsi" w:hAnsiTheme="minorHAnsi"/>
+        </w:rPr>
+      </w:pPr>
+    </w:p>
+    <w:p>
+      <w:pPr>
+        <w:pStyle w:val="Titre3"/>
+        <w:rPr>
+          <w:lang w:eastAsia="fr-FR"/>
+        </w:rPr>
+      </w:pPr>
+      <w:bookmarkStart w:id="30" w:name="_Toc227941688"/>
+      <w:r>
+        <w:rPr>
+          <w:lang w:eastAsia="fr-FR"/>
+        </w:rPr>
+        <w:t>Mapping des secteurs</w:t>
+      </w:r>
+      <w:bookmarkEnd w:id="30"/>
+    </w:p>
+    <w:p>
+      <w:pPr>
+        <w:rPr>
+          <w:rFonts w:asciiTheme="minorHAnsi" w:hAnsiTheme="minorHAnsi"/>
+        </w:rPr>
+      </w:pPr>
+      <w:r>
+        <w:rPr>
+          <w:rFonts w:asciiTheme="minorHAnsi" w:hAnsiTheme="minorHAnsi"/>
+        </w:rPr>
+        <w:t xml:space="preserve">Les données emploi nécessitaient l’utilisation d’un fichier </w:t>
+      </w:r>
+      <w:proofErr w:type="spellStart"/>
+      <w:r>
+        <w:rPr>
+          <w:rFonts w:asciiTheme="minorHAnsi" w:hAnsiTheme="minorHAnsi"/>
+        </w:rPr>
+        <w:t>metadata</w:t>
+      </w:r>
+      <w:proofErr w:type="spellEnd"/>
+      <w:r>
+        <w:rPr>
+          <w:rFonts w:asciiTheme="minorHAnsi" w:hAnsiTheme="minorHAnsi"/>
+        </w:rPr>
+        <w:t xml:space="preserve"> pour obtenir des libellés compréhensibles</w:t>
+      </w:r>
+      <w:r>
+        <w:rPr>
+          <w:rFonts w:asciiTheme="minorHAnsi" w:hAnsiTheme="minorHAnsi"/>
+        </w:rPr>
+        <w:t xml:space="preserve"> car elles étaient catégorisées en « secteur n »</w:t>
+      </w:r>
+      <w:r>
+        <w:rPr>
+          <w:rFonts w:asciiTheme="minorHAnsi" w:hAnsiTheme="minorHAnsi"/>
+        </w:rPr>
+        <w:t>.</w:t>
+      </w:r>
+      <w:r>
+        <w:rPr>
+          <w:rFonts w:asciiTheme="minorHAnsi" w:hAnsiTheme="minorHAnsi"/>
+        </w:rPr>
+        <w:t xml:space="preserve"> Le fichier nous a permis de réaliser un mapping afin d’avoir des libellés propres.</w:t>
+      </w:r>
+    </w:p>
+    <w:p>
+      <w:pPr>
+        <w:spacing w:before="100" w:beforeAutospacing="1" w:after="100" w:afterAutospacing="1"/>
+        <w:rPr>
+          <w:rFonts w:asciiTheme="minorHAnsi" w:hAnsiTheme="minorHAnsi"/>
+        </w:rPr>
+      </w:pPr>
+    </w:p>
+    <w:p>
+      <w:pPr>
+        <w:pStyle w:val="Titre1"/>
+        <w:rPr>
+          <w:rFonts w:asciiTheme="minorHAnsi" w:hAnsiTheme="minorHAnsi"/>
+          <w:lang w:eastAsia="fr-FR"/>
+        </w:rPr>
+      </w:pPr>
+      <w:bookmarkStart w:id="31" w:name="_Toc227941689"/>
+      <w:r>
+        <w:rPr>
+          <w:rFonts w:asciiTheme="minorHAnsi" w:hAnsiTheme="minorHAnsi"/>
+          <w:lang w:eastAsia="fr-FR"/>
+        </w:rPr>
+        <w:t>Perspectives d’amélioration</w:t>
+      </w:r>
+      <w:bookmarkEnd w:id="31"/>
+    </w:p>
+    <w:p>
+      <w:pPr>
+        <w:rPr>
+          <w:rFonts w:asciiTheme="minorHAnsi" w:hAnsiTheme="minorHAnsi"/>
+        </w:rPr>
+      </w:pPr>
+      <w:r>
+        <w:rPr>
+          <w:rFonts w:asciiTheme="minorHAnsi" w:hAnsiTheme="minorHAnsi"/>
+        </w:rPr>
+        <w:t>Plusieurs améliorations sont envisageables :</w:t>
       </w:r>
     </w:p>
     <w:p>
@@ -5904,7 +7192,7 @@
         <w:rPr>
           <w:lang w:eastAsia="fr-FR"/>
         </w:rPr>
-        <w:t>Intégration de nouvelles données (transport, sécurité)</w:t>
+        <w:t>Amélioration des filtres utilisateurs (multi-sélection, recherche avancée)</w:t>
       </w:r>
     </w:p>
     <w:p>
@@ -5922,7 +7210,7 @@
         <w:rPr>
           <w:lang w:eastAsia="fr-FR"/>
         </w:rPr>
-        <w:t>Création d’un score global</w:t>
+        <w:t>Intégration de nouvelles données (transport, sécurité)</w:t>
       </w:r>
     </w:p>
     <w:p>
@@ -5940,7 +7228,7 @@
         <w:rPr>
           <w:lang w:eastAsia="fr-FR"/>
         </w:rPr>
-        <w:t>Amélioration de l’interface</w:t>
+        <w:t>Création d’un score global</w:t>
       </w:r>
     </w:p>
     <w:p>
@@ -5958,41 +7246,61 @@
         <w:rPr>
           <w:lang w:eastAsia="fr-FR"/>
         </w:rPr>
+        <w:t>Amélioration de l’interface</w:t>
+      </w:r>
+    </w:p>
+    <w:p>
+      <w:pPr>
+        <w:pStyle w:val="Paragraphedeliste"/>
+        <w:numPr>
+          <w:ilvl w:val="0"/>
+          <w:numId w:val="2"/>
+        </w:numPr>
+        <w:rPr>
+          <w:lang w:eastAsia="fr-FR"/>
+        </w:rPr>
+      </w:pPr>
+      <w:r>
+        <w:rPr>
+          <w:lang w:eastAsia="fr-FR"/>
+        </w:rPr>
         <w:t>Ajout de filtres utilisateur</w:t>
       </w:r>
     </w:p>
     <w:p>
       <w:pPr>
         <w:rPr>
+          <w:rFonts w:asciiTheme="minorHAnsi" w:hAnsiTheme="minorHAnsi"/>
+        </w:rPr>
+      </w:pPr>
+    </w:p>
+    <w:p>
+      <w:pPr>
+        <w:pStyle w:val="Titre1"/>
+        <w:rPr>
+          <w:rFonts w:asciiTheme="minorHAnsi" w:hAnsiTheme="minorHAnsi"/>
           <w:lang w:eastAsia="fr-FR"/>
         </w:rPr>
       </w:pPr>
-    </w:p>
-    <w:p>
-      <w:pPr>
-        <w:pStyle w:val="Titre1"/>
-        <w:rPr>
+      <w:bookmarkStart w:id="32" w:name="_Toc227941690"/>
+      <w:r>
+        <w:rPr>
+          <w:rFonts w:asciiTheme="minorHAnsi" w:hAnsiTheme="minorHAnsi"/>
           <w:lang w:eastAsia="fr-FR"/>
         </w:rPr>
-      </w:pPr>
-      <w:bookmarkStart w:id="28" w:name="_Toc227058297"/>
-      <w:r>
-        <w:rPr>
-          <w:lang w:eastAsia="fr-FR"/>
-        </w:rPr>
         <w:t>Conclusion</w:t>
       </w:r>
-      <w:bookmarkEnd w:id="28"/>
-    </w:p>
-    <w:p>
-      <w:pPr>
-        <w:rPr>
-          <w:lang w:eastAsia="fr-FR"/>
-        </w:rPr>
-      </w:pPr>
-      <w:r>
-        <w:rPr>
-          <w:lang w:eastAsia="fr-FR"/>
+      <w:bookmarkEnd w:id="32"/>
+    </w:p>
+    <w:p>
+      <w:pPr>
+        <w:rPr>
+          <w:rFonts w:asciiTheme="minorHAnsi" w:hAnsiTheme="minorHAnsi"/>
+        </w:rPr>
+      </w:pPr>
+      <w:r>
+        <w:rPr>
+          <w:rFonts w:asciiTheme="minorHAnsi" w:hAnsiTheme="minorHAnsi"/>
         </w:rPr>
         <w:t>Ce projet a permis de développer un outil décisionnel complet, combinant plusieurs sources de données et proposant une analyse comparative pertinente.</w:t>
       </w:r>
@@ -6000,26 +7308,25 @@
     <w:p>
       <w:pPr>
         <w:rPr>
-          <w:lang w:eastAsia="fr-FR"/>
-        </w:rPr>
-      </w:pPr>
-      <w:r>
-        <w:rPr>
-          <w:lang w:eastAsia="fr-FR"/>
-        </w:rPr>
-        <w:lastRenderedPageBreak/>
+          <w:rFonts w:asciiTheme="minorHAnsi" w:hAnsiTheme="minorHAnsi"/>
+        </w:rPr>
+      </w:pPr>
+      <w:r>
+        <w:rPr>
+          <w:rFonts w:asciiTheme="minorHAnsi" w:hAnsiTheme="minorHAnsi"/>
+        </w:rPr>
         <w:t>Il met en évidence l’importance du traitement et de la structuration des données pour produire des visualisations exploitables.</w:t>
       </w:r>
     </w:p>
     <w:p>
       <w:pPr>
         <w:rPr>
-          <w:lang w:eastAsia="fr-FR"/>
-        </w:rPr>
-      </w:pPr>
-      <w:r>
-        <w:rPr>
-          <w:lang w:eastAsia="fr-FR"/>
+          <w:rFonts w:asciiTheme="minorHAnsi" w:hAnsiTheme="minorHAnsi"/>
+        </w:rPr>
+      </w:pPr>
+      <w:r>
+        <w:rPr>
+          <w:rFonts w:asciiTheme="minorHAnsi" w:hAnsiTheme="minorHAnsi"/>
         </w:rPr>
         <w:t>Ce travail constitue une base solide pour des projets futurs en data analyse et en aide à la décision.</w:t>
       </w:r>
@@ -6027,22 +7334,24 @@
     <w:p>
       <w:pPr>
         <w:rPr>
-          <w:lang w:eastAsia="fr-FR"/>
-        </w:rPr>
-      </w:pPr>
-    </w:p>
-    <w:p>
-      <w:pPr>
-        <w:spacing w:after="0" w:line="240" w:lineRule="auto"/>
-        <w:rPr>
-          <w:rFonts w:ascii="Times New Roman" w:eastAsia="Times New Roman" w:hAnsi="Times New Roman" w:cs="Times New Roman"/>
-          <w:kern w:val="0"/>
-          <w:lang w:eastAsia="fr-FR"/>
-          <w14:ligatures w14:val="none"/>
-        </w:rPr>
-      </w:pPr>
-    </w:p>
-    <w:p/>
+          <w:rFonts w:asciiTheme="minorHAnsi" w:hAnsiTheme="minorHAnsi"/>
+        </w:rPr>
+      </w:pPr>
+    </w:p>
+    <w:p>
+      <w:pPr>
+        <w:rPr>
+          <w:rFonts w:asciiTheme="minorHAnsi" w:hAnsiTheme="minorHAnsi"/>
+        </w:rPr>
+      </w:pPr>
+    </w:p>
+    <w:p>
+      <w:pPr>
+        <w:rPr>
+          <w:rFonts w:asciiTheme="minorHAnsi" w:hAnsiTheme="minorHAnsi"/>
+        </w:rPr>
+      </w:pPr>
+    </w:p>
     <w:sectPr>
       <w:pgSz w:w="11906" w:h="16838"/>
       <w:pgMar w:top="1417" w:right="1417" w:bottom="1417" w:left="1417" w:header="708" w:footer="708" w:gutter="0"/>
@@ -7979,6 +9288,155 @@
     </w:lvl>
   </w:abstractNum>
   <w:abstractNum w:abstractNumId="14" w15:restartNumberingAfterBreak="0">
+    <w:nsid w:val="6FF547FC"/>
+    <w:multiLevelType w:val="multilevel"/>
+    <w:tmpl w:val="C31EFEB4"/>
+    <w:lvl w:ilvl="0">
+      <w:start w:val="1"/>
+      <w:numFmt w:val="bullet"/>
+      <w:lvlText w:val=""/>
+      <w:lvlJc w:val="left"/>
+      <w:pPr>
+        <w:tabs>
+          <w:tab w:val="num" w:pos="720"/>
+        </w:tabs>
+        <w:ind w:left="720" w:hanging="360"/>
+      </w:pPr>
+      <w:rPr>
+        <w:rFonts w:ascii="Symbol" w:hAnsi="Symbol" w:hint="default"/>
+        <w:sz w:val="20"/>
+      </w:rPr>
+    </w:lvl>
+    <w:lvl w:ilvl="1" w:tentative="1">
+      <w:start w:val="1"/>
+      <w:numFmt w:val="bullet"/>
+      <w:lvlText w:val="o"/>
+      <w:lvlJc w:val="left"/>
+      <w:pPr>
+        <w:tabs>
+          <w:tab w:val="num" w:pos="1440"/>
+        </w:tabs>
+        <w:ind w:left="1440" w:hanging="360"/>
+      </w:pPr>
+      <w:rPr>
+        <w:rFonts w:ascii="Courier New" w:hAnsi="Courier New" w:hint="default"/>
+        <w:sz w:val="20"/>
+      </w:rPr>
+    </w:lvl>
+    <w:lvl w:ilvl="2" w:tentative="1">
+      <w:start w:val="1"/>
+      <w:numFmt w:val="bullet"/>
+      <w:lvlText w:val=""/>
+      <w:lvlJc w:val="left"/>
+      <w:pPr>
+        <w:tabs>
+          <w:tab w:val="num" w:pos="2160"/>
+        </w:tabs>
+        <w:ind w:left="2160" w:hanging="360"/>
+      </w:pPr>
+      <w:rPr>
+        <w:rFonts w:ascii="Wingdings" w:hAnsi="Wingdings" w:hint="default"/>
+        <w:sz w:val="20"/>
+      </w:rPr>
+    </w:lvl>
+    <w:lvl w:ilvl="3" w:tentative="1">
+      <w:start w:val="1"/>
+      <w:numFmt w:val="bullet"/>
+      <w:lvlText w:val=""/>
+      <w:lvlJc w:val="left"/>
+      <w:pPr>
+        <w:tabs>
+          <w:tab w:val="num" w:pos="2880"/>
+        </w:tabs>
+        <w:ind w:left="2880" w:hanging="360"/>
+      </w:pPr>
+      <w:rPr>
+        <w:rFonts w:ascii="Wingdings" w:hAnsi="Wingdings" w:hint="default"/>
+        <w:sz w:val="20"/>
+      </w:rPr>
+    </w:lvl>
+    <w:lvl w:ilvl="4" w:tentative="1">
+      <w:start w:val="1"/>
+      <w:numFmt w:val="bullet"/>
+      <w:lvlText w:val=""/>
+      <w:lvlJc w:val="left"/>
+      <w:pPr>
+        <w:tabs>
+          <w:tab w:val="num" w:pos="3600"/>
+        </w:tabs>
+        <w:ind w:left="3600" w:hanging="360"/>
+      </w:pPr>
+      <w:rPr>
+        <w:rFonts w:ascii="Wingdings" w:hAnsi="Wingdings" w:hint="default"/>
+        <w:sz w:val="20"/>
+      </w:rPr>
+    </w:lvl>
+    <w:lvl w:ilvl="5" w:tentative="1">
+      <w:start w:val="1"/>
+      <w:numFmt w:val="bullet"/>
+      <w:lvlText w:val=""/>
+      <w:lvlJc w:val="left"/>
+      <w:pPr>
+        <w:tabs>
+          <w:tab w:val="num" w:pos="4320"/>
+        </w:tabs>
+        <w:ind w:left="4320" w:hanging="360"/>
+      </w:pPr>
+      <w:rPr>
+        <w:rFonts w:ascii="Wingdings" w:hAnsi="Wingdings" w:hint="default"/>
+        <w:sz w:val="20"/>
+      </w:rPr>
+    </w:lvl>
+    <w:lvl w:ilvl="6" w:tentative="1">
+      <w:start w:val="1"/>
+      <w:numFmt w:val="bullet"/>
+      <w:lvlText w:val=""/>
+      <w:lvlJc w:val="left"/>
+      <w:pPr>
+        <w:tabs>
+          <w:tab w:val="num" w:pos="5040"/>
+        </w:tabs>
+        <w:ind w:left="5040" w:hanging="360"/>
+      </w:pPr>
+      <w:rPr>
+        <w:rFonts w:ascii="Wingdings" w:hAnsi="Wingdings" w:hint="default"/>
+        <w:sz w:val="20"/>
+      </w:rPr>
+    </w:lvl>
+    <w:lvl w:ilvl="7" w:tentative="1">
+      <w:start w:val="1"/>
+      <w:numFmt w:val="bullet"/>
+      <w:lvlText w:val=""/>
+      <w:lvlJc w:val="left"/>
+      <w:pPr>
+        <w:tabs>
+          <w:tab w:val="num" w:pos="5760"/>
+        </w:tabs>
+        <w:ind w:left="5760" w:hanging="360"/>
+      </w:pPr>
+      <w:rPr>
+        <w:rFonts w:ascii="Wingdings" w:hAnsi="Wingdings" w:hint="default"/>
+        <w:sz w:val="20"/>
+      </w:rPr>
+    </w:lvl>
+    <w:lvl w:ilvl="8" w:tentative="1">
+      <w:start w:val="1"/>
+      <w:numFmt w:val="bullet"/>
+      <w:lvlText w:val=""/>
+      <w:lvlJc w:val="left"/>
+      <w:pPr>
+        <w:tabs>
+          <w:tab w:val="num" w:pos="6480"/>
+        </w:tabs>
+        <w:ind w:left="6480" w:hanging="360"/>
+      </w:pPr>
+      <w:rPr>
+        <w:rFonts w:ascii="Wingdings" w:hAnsi="Wingdings" w:hint="default"/>
+        <w:sz w:val="20"/>
+      </w:rPr>
+    </w:lvl>
+  </w:abstractNum>
+  <w:abstractNum w:abstractNumId="15" w15:restartNumberingAfterBreak="0">
     <w:nsid w:val="716203F9"/>
     <w:multiLevelType w:val="multilevel"/>
     <w:tmpl w:val="20E2E1B8"/>
@@ -8127,7 +9585,7 @@
       </w:rPr>
     </w:lvl>
   </w:abstractNum>
-  <w:abstractNum w:abstractNumId="15" w15:restartNumberingAfterBreak="0">
+  <w:abstractNum w:abstractNumId="16" w15:restartNumberingAfterBreak="0">
     <w:nsid w:val="7A490CF3"/>
     <w:multiLevelType w:val="multilevel"/>
     <w:tmpl w:val="0DAE41DA"/>
@@ -8276,7 +9734,7 @@
       </w:rPr>
     </w:lvl>
   </w:abstractNum>
-  <w:abstractNum w:abstractNumId="16" w15:restartNumberingAfterBreak="0">
+  <w:abstractNum w:abstractNumId="17" w15:restartNumberingAfterBreak="0">
     <w:nsid w:val="7C6B5FED"/>
     <w:multiLevelType w:val="multilevel"/>
     <w:tmpl w:val="BC18871E"/>
@@ -8447,7 +9905,7 @@
     <w:abstractNumId w:val="11"/>
   </w:num>
   <w:num w:numId="8" w16cid:durableId="1349330106">
-    <w:abstractNumId w:val="15"/>
+    <w:abstractNumId w:val="16"/>
   </w:num>
   <w:num w:numId="9" w16cid:durableId="1937441505">
     <w:abstractNumId w:val="6"/>
@@ -8459,7 +9917,7 @@
     <w:abstractNumId w:val="2"/>
   </w:num>
   <w:num w:numId="12" w16cid:durableId="437720951">
-    <w:abstractNumId w:val="16"/>
+    <w:abstractNumId w:val="17"/>
   </w:num>
   <w:num w:numId="13" w16cid:durableId="1881898059">
     <w:abstractNumId w:val="13"/>
@@ -8474,6 +9932,9 @@
     <w:abstractNumId w:val="1"/>
   </w:num>
   <w:num w:numId="17" w16cid:durableId="1904564555">
+    <w:abstractNumId w:val="15"/>
+  </w:num>
+  <w:num w:numId="18" w16cid:durableId="1740857698">
     <w:abstractNumId w:val="14"/>
   </w:num>
 </w:numbering>
@@ -8879,6 +10340,16 @@
   <w:style w:type="paragraph" w:default="1" w:styleId="Normal">
     <w:name w:val="Normal"/>
     <w:qFormat/>
+    <w:rsid w:val="005D0D2C"/>
+    <w:pPr>
+      <w:spacing w:after="0" w:line="240" w:lineRule="auto"/>
+    </w:pPr>
+    <w:rPr>
+      <w:rFonts w:ascii="Times New Roman" w:eastAsia="Times New Roman" w:hAnsi="Times New Roman" w:cs="Times New Roman"/>
+      <w:kern w:val="0"/>
+      <w:lang w:eastAsia="fr-FR"/>
+      <w14:ligatures w14:val="none"/>
+    </w:rPr>
   </w:style>
   <w:style w:type="paragraph" w:styleId="Titre1">
     <w:name w:val="heading 1"/>
@@ -8891,14 +10362,17 @@
     <w:pPr>
       <w:keepNext/>
       <w:keepLines/>
-      <w:spacing w:before="360" w:after="80"/>
+      <w:spacing w:before="360" w:after="80" w:line="278" w:lineRule="auto"/>
       <w:outlineLvl w:val="0"/>
     </w:pPr>
     <w:rPr>
       <w:rFonts w:asciiTheme="majorHAnsi" w:eastAsiaTheme="majorEastAsia" w:hAnsiTheme="majorHAnsi" w:cstheme="majorBidi"/>
       <w:color w:val="0F4761" w:themeColor="accent1" w:themeShade="BF"/>
+      <w:kern w:val="2"/>
       <w:sz w:val="40"/>
       <w:szCs w:val="40"/>
+      <w:lang w:eastAsia="en-US"/>
+      <w14:ligatures w14:val="standardContextual"/>
     </w:rPr>
   </w:style>
   <w:style w:type="paragraph" w:styleId="Titre2">
@@ -8913,14 +10387,17 @@
     <w:pPr>
       <w:keepNext/>
       <w:keepLines/>
-      <w:spacing w:before="160" w:after="80"/>
+      <w:spacing w:before="160" w:after="80" w:line="278" w:lineRule="auto"/>
       <w:outlineLvl w:val="1"/>
     </w:pPr>
     <w:rPr>
       <w:rFonts w:asciiTheme="majorHAnsi" w:eastAsiaTheme="majorEastAsia" w:hAnsiTheme="majorHAnsi" w:cstheme="majorBidi"/>
       <w:color w:val="0F4761" w:themeColor="accent1" w:themeShade="BF"/>
+      <w:kern w:val="2"/>
       <w:sz w:val="32"/>
       <w:szCs w:val="32"/>
+      <w:lang w:eastAsia="en-US"/>
+      <w14:ligatures w14:val="standardContextual"/>
     </w:rPr>
   </w:style>
   <w:style w:type="paragraph" w:styleId="Titre3">
@@ -8935,14 +10412,17 @@
     <w:pPr>
       <w:keepNext/>
       <w:keepLines/>
-      <w:spacing w:before="160" w:after="80"/>
+      <w:spacing w:before="160" w:after="80" w:line="278" w:lineRule="auto"/>
       <w:outlineLvl w:val="2"/>
     </w:pPr>
     <w:rPr>
-      <w:rFonts w:eastAsiaTheme="majorEastAsia" w:cstheme="majorBidi"/>
+      <w:rFonts w:asciiTheme="minorHAnsi" w:eastAsiaTheme="majorEastAsia" w:hAnsiTheme="minorHAnsi" w:cstheme="majorBidi"/>
       <w:color w:val="0F4761" w:themeColor="accent1" w:themeShade="BF"/>
+      <w:kern w:val="2"/>
       <w:sz w:val="28"/>
       <w:szCs w:val="28"/>
+      <w:lang w:eastAsia="en-US"/>
+      <w14:ligatures w14:val="standardContextual"/>
     </w:rPr>
   </w:style>
   <w:style w:type="paragraph" w:styleId="Titre4">
@@ -8958,14 +10438,17 @@
     <w:pPr>
       <w:keepNext/>
       <w:keepLines/>
-      <w:spacing w:before="80" w:after="40"/>
+      <w:spacing w:before="80" w:after="40" w:line="278" w:lineRule="auto"/>
       <w:outlineLvl w:val="3"/>
     </w:pPr>
     <w:rPr>
-      <w:rFonts w:eastAsiaTheme="majorEastAsia" w:cstheme="majorBidi"/>
+      <w:rFonts w:asciiTheme="minorHAnsi" w:eastAsiaTheme="majorEastAsia" w:hAnsiTheme="minorHAnsi" w:cstheme="majorBidi"/>
       <w:i/>
       <w:iCs/>
       <w:color w:val="0F4761" w:themeColor="accent1" w:themeShade="BF"/>
+      <w:kern w:val="2"/>
+      <w:lang w:eastAsia="en-US"/>
+      <w14:ligatures w14:val="standardContextual"/>
     </w:rPr>
   </w:style>
   <w:style w:type="paragraph" w:styleId="Titre5">
@@ -8981,12 +10464,15 @@
     <w:pPr>
       <w:keepNext/>
       <w:keepLines/>
-      <w:spacing w:before="80" w:after="40"/>
+      <w:spacing w:before="80" w:after="40" w:line="278" w:lineRule="auto"/>
       <w:outlineLvl w:val="4"/>
     </w:pPr>
     <w:rPr>
-      <w:rFonts w:eastAsiaTheme="majorEastAsia" w:cstheme="majorBidi"/>
+      <w:rFonts w:asciiTheme="minorHAnsi" w:eastAsiaTheme="majorEastAsia" w:hAnsiTheme="minorHAnsi" w:cstheme="majorBidi"/>
       <w:color w:val="0F4761" w:themeColor="accent1" w:themeShade="BF"/>
+      <w:kern w:val="2"/>
+      <w:lang w:eastAsia="en-US"/>
+      <w14:ligatures w14:val="standardContextual"/>
     </w:rPr>
   </w:style>
   <w:style w:type="paragraph" w:styleId="Titre6">
@@ -9002,14 +10488,17 @@
     <w:pPr>
       <w:keepNext/>
       <w:keepLines/>
-      <w:spacing w:before="40" w:after="0"/>
+      <w:spacing w:before="40" w:line="278" w:lineRule="auto"/>
       <w:outlineLvl w:val="5"/>
     </w:pPr>
     <w:rPr>
-      <w:rFonts w:eastAsiaTheme="majorEastAsia" w:cstheme="majorBidi"/>
+      <w:rFonts w:asciiTheme="minorHAnsi" w:eastAsiaTheme="majorEastAsia" w:hAnsiTheme="minorHAnsi" w:cstheme="majorBidi"/>
       <w:i/>
       <w:iCs/>
       <w:color w:val="595959" w:themeColor="text1" w:themeTint="A6"/>
+      <w:kern w:val="2"/>
+      <w:lang w:eastAsia="en-US"/>
+      <w14:ligatures w14:val="standardContextual"/>
     </w:rPr>
   </w:style>
   <w:style w:type="paragraph" w:styleId="Titre7">
@@ -9025,12 +10514,15 @@
     <w:pPr>
       <w:keepNext/>
       <w:keepLines/>
-      <w:spacing w:before="40" w:after="0"/>
+      <w:spacing w:before="40" w:line="278" w:lineRule="auto"/>
       <w:outlineLvl w:val="6"/>
     </w:pPr>
     <w:rPr>
-      <w:rFonts w:eastAsiaTheme="majorEastAsia" w:cstheme="majorBidi"/>
+      <w:rFonts w:asciiTheme="minorHAnsi" w:eastAsiaTheme="majorEastAsia" w:hAnsiTheme="minorHAnsi" w:cstheme="majorBidi"/>
       <w:color w:val="595959" w:themeColor="text1" w:themeTint="A6"/>
+      <w:kern w:val="2"/>
+      <w:lang w:eastAsia="en-US"/>
+      <w14:ligatures w14:val="standardContextual"/>
     </w:rPr>
   </w:style>
   <w:style w:type="paragraph" w:styleId="Titre8">
@@ -9046,14 +10538,17 @@
     <w:pPr>
       <w:keepNext/>
       <w:keepLines/>
-      <w:spacing w:after="0"/>
+      <w:spacing w:line="278" w:lineRule="auto"/>
       <w:outlineLvl w:val="7"/>
     </w:pPr>
     <w:rPr>
-      <w:rFonts w:eastAsiaTheme="majorEastAsia" w:cstheme="majorBidi"/>
+      <w:rFonts w:asciiTheme="minorHAnsi" w:eastAsiaTheme="majorEastAsia" w:hAnsiTheme="minorHAnsi" w:cstheme="majorBidi"/>
       <w:i/>
       <w:iCs/>
       <w:color w:val="272727" w:themeColor="text1" w:themeTint="D8"/>
+      <w:kern w:val="2"/>
+      <w:lang w:eastAsia="en-US"/>
+      <w14:ligatures w14:val="standardContextual"/>
     </w:rPr>
   </w:style>
   <w:style w:type="paragraph" w:styleId="Titre9">
@@ -9069,12 +10564,15 @@
     <w:pPr>
       <w:keepNext/>
       <w:keepLines/>
-      <w:spacing w:after="0"/>
+      <w:spacing w:line="278" w:lineRule="auto"/>
       <w:outlineLvl w:val="8"/>
     </w:pPr>
     <w:rPr>
-      <w:rFonts w:eastAsiaTheme="majorEastAsia" w:cstheme="majorBidi"/>
+      <w:rFonts w:asciiTheme="minorHAnsi" w:eastAsiaTheme="majorEastAsia" w:hAnsiTheme="minorHAnsi" w:cstheme="majorBidi"/>
       <w:color w:val="272727" w:themeColor="text1" w:themeTint="D8"/>
+      <w:kern w:val="2"/>
+      <w:lang w:eastAsia="en-US"/>
+      <w14:ligatures w14:val="standardContextual"/>
     </w:rPr>
   </w:style>
   <w:style w:type="character" w:default="1" w:styleId="Policepardfaut">
@@ -9230,7 +10728,7 @@
     <w:qFormat/>
     <w:rsid w:val="0046118E"/>
     <w:pPr>
-      <w:spacing w:after="80" w:line="240" w:lineRule="auto"/>
+      <w:spacing w:after="80"/>
       <w:contextualSpacing/>
     </w:pPr>
     <w:rPr>
@@ -9239,6 +10737,8 @@
       <w:kern w:val="28"/>
       <w:sz w:val="56"/>
       <w:szCs w:val="56"/>
+      <w:lang w:eastAsia="en-US"/>
+      <w14:ligatures w14:val="standardContextual"/>
     </w:rPr>
   </w:style>
   <w:style w:type="character" w:customStyle="1" w:styleId="TitreCar">
@@ -9267,13 +10767,17 @@
       <w:numPr>
         <w:ilvl w:val="1"/>
       </w:numPr>
+      <w:spacing w:after="160" w:line="278" w:lineRule="auto"/>
     </w:pPr>
     <w:rPr>
-      <w:rFonts w:eastAsiaTheme="majorEastAsia" w:cstheme="majorBidi"/>
+      <w:rFonts w:asciiTheme="minorHAnsi" w:eastAsiaTheme="majorEastAsia" w:hAnsiTheme="minorHAnsi" w:cstheme="majorBidi"/>
       <w:color w:val="595959" w:themeColor="text1" w:themeTint="A6"/>
       <w:spacing w:val="15"/>
+      <w:kern w:val="2"/>
       <w:sz w:val="28"/>
       <w:szCs w:val="28"/>
+      <w:lang w:eastAsia="en-US"/>
+      <w14:ligatures w14:val="standardContextual"/>
     </w:rPr>
   </w:style>
   <w:style w:type="character" w:customStyle="1" w:styleId="Sous-titreCar">
@@ -9299,13 +10803,17 @@
     <w:qFormat/>
     <w:rsid w:val="0046118E"/>
     <w:pPr>
-      <w:spacing w:before="160"/>
+      <w:spacing w:before="160" w:after="160" w:line="278" w:lineRule="auto"/>
       <w:jc w:val="center"/>
     </w:pPr>
     <w:rPr>
+      <w:rFonts w:asciiTheme="minorHAnsi" w:eastAsiaTheme="minorHAnsi" w:hAnsiTheme="minorHAnsi" w:cstheme="minorBidi"/>
       <w:i/>
       <w:iCs/>
       <w:color w:val="404040" w:themeColor="text1" w:themeTint="BF"/>
+      <w:kern w:val="2"/>
+      <w:lang w:eastAsia="en-US"/>
+      <w14:ligatures w14:val="standardContextual"/>
     </w:rPr>
   </w:style>
   <w:style w:type="character" w:customStyle="1" w:styleId="CitationCar">
@@ -9327,9 +10835,16 @@
     <w:qFormat/>
     <w:rsid w:val="0046118E"/>
     <w:pPr>
+      <w:spacing w:after="160" w:line="278" w:lineRule="auto"/>
       <w:ind w:left="720"/>
       <w:contextualSpacing/>
     </w:pPr>
+    <w:rPr>
+      <w:rFonts w:asciiTheme="minorHAnsi" w:eastAsiaTheme="minorHAnsi" w:hAnsiTheme="minorHAnsi" w:cstheme="minorBidi"/>
+      <w:kern w:val="2"/>
+      <w:lang w:eastAsia="en-US"/>
+      <w14:ligatures w14:val="standardContextual"/>
+    </w:rPr>
   </w:style>
   <w:style w:type="character" w:styleId="Accentuationintense">
     <w:name w:val="Intense Emphasis"/>
@@ -9356,14 +10871,18 @@
         <w:top w:val="single" w:sz="4" w:space="10" w:color="0F4761" w:themeColor="accent1" w:themeShade="BF"/>
         <w:bottom w:val="single" w:sz="4" w:space="10" w:color="0F4761" w:themeColor="accent1" w:themeShade="BF"/>
       </w:pBdr>
-      <w:spacing w:before="360" w:after="360"/>
+      <w:spacing w:before="360" w:after="360" w:line="278" w:lineRule="auto"/>
       <w:ind w:left="864" w:right="864"/>
       <w:jc w:val="center"/>
     </w:pPr>
     <w:rPr>
+      <w:rFonts w:asciiTheme="minorHAnsi" w:eastAsiaTheme="minorHAnsi" w:hAnsiTheme="minorHAnsi" w:cstheme="minorBidi"/>
       <w:i/>
       <w:iCs/>
       <w:color w:val="0F4761" w:themeColor="accent1" w:themeShade="BF"/>
+      <w:kern w:val="2"/>
+      <w:lang w:eastAsia="en-US"/>
+      <w14:ligatures w14:val="standardContextual"/>
     </w:rPr>
   </w:style>
   <w:style w:type="character" w:customStyle="1" w:styleId="CitationintenseCar">
@@ -9435,8 +10954,15 @@
       <w:numPr>
         <w:numId w:val="1"/>
       </w:numPr>
+      <w:spacing w:after="160" w:line="278" w:lineRule="auto"/>
       <w:contextualSpacing/>
     </w:pPr>
+    <w:rPr>
+      <w:rFonts w:asciiTheme="minorHAnsi" w:eastAsiaTheme="minorHAnsi" w:hAnsiTheme="minorHAnsi" w:cstheme="minorBidi"/>
+      <w:kern w:val="2"/>
+      <w:lang w:eastAsia="en-US"/>
+      <w14:ligatures w14:val="standardContextual"/>
+    </w:rPr>
   </w:style>
   <w:style w:type="character" w:styleId="Lienhypertexte">
     <w:name w:val="Hyperlink"/>
@@ -9469,14 +10995,8 @@
     <w:unhideWhenUsed/>
     <w:rsid w:val="00BC3730"/>
     <w:pPr>
-      <w:spacing w:before="100" w:beforeAutospacing="1" w:after="100" w:afterAutospacing="1" w:line="240" w:lineRule="auto"/>
+      <w:spacing w:before="100" w:beforeAutospacing="1" w:after="100" w:afterAutospacing="1"/>
     </w:pPr>
-    <w:rPr>
-      <w:rFonts w:ascii="Times New Roman" w:eastAsia="Times New Roman" w:hAnsi="Times New Roman" w:cs="Times New Roman"/>
-      <w:kern w:val="0"/>
-      <w:lang w:eastAsia="fr-FR"/>
-      <w14:ligatures w14:val="none"/>
-    </w:rPr>
   </w:style>
   <w:style w:type="character" w:styleId="lev">
     <w:name w:val="Strong"/>
@@ -9533,13 +11053,17 @@
     <w:unhideWhenUsed/>
     <w:rsid w:val="00C14070"/>
     <w:pPr>
-      <w:spacing w:before="120" w:after="0"/>
+      <w:spacing w:before="120" w:line="278" w:lineRule="auto"/>
     </w:pPr>
     <w:rPr>
+      <w:rFonts w:asciiTheme="minorHAnsi" w:eastAsiaTheme="minorHAnsi" w:hAnsiTheme="minorHAnsi" w:cstheme="minorBidi"/>
       <w:b/>
       <w:bCs/>
       <w:i/>
       <w:iCs/>
+      <w:kern w:val="2"/>
+      <w:lang w:eastAsia="en-US"/>
+      <w14:ligatures w14:val="standardContextual"/>
     </w:rPr>
   </w:style>
   <w:style w:type="paragraph" w:styleId="TM2">
@@ -9551,14 +11075,18 @@
     <w:unhideWhenUsed/>
     <w:rsid w:val="00C14070"/>
     <w:pPr>
-      <w:spacing w:before="120" w:after="0"/>
+      <w:spacing w:before="120" w:line="278" w:lineRule="auto"/>
       <w:ind w:left="240"/>
     </w:pPr>
     <w:rPr>
+      <w:rFonts w:asciiTheme="minorHAnsi" w:eastAsiaTheme="minorHAnsi" w:hAnsiTheme="minorHAnsi" w:cstheme="minorBidi"/>
       <w:b/>
       <w:bCs/>
+      <w:kern w:val="2"/>
       <w:sz w:val="22"/>
       <w:szCs w:val="22"/>
+      <w:lang w:eastAsia="en-US"/>
+      <w14:ligatures w14:val="standardContextual"/>
     </w:rPr>
   </w:style>
   <w:style w:type="paragraph" w:styleId="TM3">
@@ -9570,12 +11098,16 @@
     <w:unhideWhenUsed/>
     <w:rsid w:val="00C14070"/>
     <w:pPr>
-      <w:spacing w:after="0"/>
+      <w:spacing w:line="278" w:lineRule="auto"/>
       <w:ind w:left="480"/>
     </w:pPr>
     <w:rPr>
+      <w:rFonts w:asciiTheme="minorHAnsi" w:eastAsiaTheme="minorHAnsi" w:hAnsiTheme="minorHAnsi" w:cstheme="minorBidi"/>
+      <w:kern w:val="2"/>
       <w:sz w:val="20"/>
       <w:szCs w:val="20"/>
+      <w:lang w:eastAsia="en-US"/>
+      <w14:ligatures w14:val="standardContextual"/>
     </w:rPr>
   </w:style>
   <w:style w:type="paragraph" w:styleId="TM4">
@@ -9588,12 +11120,16 @@
     <w:unhideWhenUsed/>
     <w:rsid w:val="00C14070"/>
     <w:pPr>
-      <w:spacing w:after="0"/>
+      <w:spacing w:line="278" w:lineRule="auto"/>
       <w:ind w:left="720"/>
     </w:pPr>
     <w:rPr>
+      <w:rFonts w:asciiTheme="minorHAnsi" w:eastAsiaTheme="minorHAnsi" w:hAnsiTheme="minorHAnsi" w:cstheme="minorBidi"/>
+      <w:kern w:val="2"/>
       <w:sz w:val="20"/>
       <w:szCs w:val="20"/>
+      <w:lang w:eastAsia="en-US"/>
+      <w14:ligatures w14:val="standardContextual"/>
     </w:rPr>
   </w:style>
   <w:style w:type="paragraph" w:styleId="TM5">
@@ -9606,12 +11142,16 @@
     <w:unhideWhenUsed/>
     <w:rsid w:val="00C14070"/>
     <w:pPr>
-      <w:spacing w:after="0"/>
+      <w:spacing w:line="278" w:lineRule="auto"/>
       <w:ind w:left="960"/>
     </w:pPr>
     <w:rPr>
+      <w:rFonts w:asciiTheme="minorHAnsi" w:eastAsiaTheme="minorHAnsi" w:hAnsiTheme="minorHAnsi" w:cstheme="minorBidi"/>
+      <w:kern w:val="2"/>
       <w:sz w:val="20"/>
       <w:szCs w:val="20"/>
+      <w:lang w:eastAsia="en-US"/>
+      <w14:ligatures w14:val="standardContextual"/>
     </w:rPr>
   </w:style>
   <w:style w:type="paragraph" w:styleId="TM6">
@@ -9624,12 +11164,16 @@
     <w:unhideWhenUsed/>
     <w:rsid w:val="00C14070"/>
     <w:pPr>
-      <w:spacing w:after="0"/>
+      <w:spacing w:line="278" w:lineRule="auto"/>
       <w:ind w:left="1200"/>
     </w:pPr>
     <w:rPr>
+      <w:rFonts w:asciiTheme="minorHAnsi" w:eastAsiaTheme="minorHAnsi" w:hAnsiTheme="minorHAnsi" w:cstheme="minorBidi"/>
+      <w:kern w:val="2"/>
       <w:sz w:val="20"/>
       <w:szCs w:val="20"/>
+      <w:lang w:eastAsia="en-US"/>
+      <w14:ligatures w14:val="standardContextual"/>
     </w:rPr>
   </w:style>
   <w:style w:type="paragraph" w:styleId="TM7">
@@ -9642,12 +11186,16 @@
     <w:unhideWhenUsed/>
     <w:rsid w:val="00C14070"/>
     <w:pPr>
-      <w:spacing w:after="0"/>
+      <w:spacing w:line="278" w:lineRule="auto"/>
       <w:ind w:left="1440"/>
     </w:pPr>
     <w:rPr>
+      <w:rFonts w:asciiTheme="minorHAnsi" w:eastAsiaTheme="minorHAnsi" w:hAnsiTheme="minorHAnsi" w:cstheme="minorBidi"/>
+      <w:kern w:val="2"/>
       <w:sz w:val="20"/>
       <w:szCs w:val="20"/>
+      <w:lang w:eastAsia="en-US"/>
+      <w14:ligatures w14:val="standardContextual"/>
     </w:rPr>
   </w:style>
   <w:style w:type="paragraph" w:styleId="TM8">
@@ -9660,12 +11208,16 @@
     <w:unhideWhenUsed/>
     <w:rsid w:val="00C14070"/>
     <w:pPr>
-      <w:spacing w:after="0"/>
+      <w:spacing w:line="278" w:lineRule="auto"/>
       <w:ind w:left="1680"/>
     </w:pPr>
     <w:rPr>
+      <w:rFonts w:asciiTheme="minorHAnsi" w:eastAsiaTheme="minorHAnsi" w:hAnsiTheme="minorHAnsi" w:cstheme="minorBidi"/>
+      <w:kern w:val="2"/>
       <w:sz w:val="20"/>
       <w:szCs w:val="20"/>
+      <w:lang w:eastAsia="en-US"/>
+      <w14:ligatures w14:val="standardContextual"/>
     </w:rPr>
   </w:style>
   <w:style w:type="paragraph" w:styleId="TM9">
@@ -9678,12 +11230,78 @@
     <w:unhideWhenUsed/>
     <w:rsid w:val="00C14070"/>
     <w:pPr>
-      <w:spacing w:after="0"/>
+      <w:spacing w:line="278" w:lineRule="auto"/>
       <w:ind w:left="1920"/>
     </w:pPr>
     <w:rPr>
+      <w:rFonts w:asciiTheme="minorHAnsi" w:eastAsiaTheme="minorHAnsi" w:hAnsiTheme="minorHAnsi" w:cstheme="minorBidi"/>
+      <w:kern w:val="2"/>
       <w:sz w:val="20"/>
       <w:szCs w:val="20"/>
+      <w:lang w:eastAsia="en-US"/>
+      <w14:ligatures w14:val="standardContextual"/>
+    </w:rPr>
+  </w:style>
+  <w:style w:type="character" w:styleId="Lienhypertextesuivivisit">
+    <w:name w:val="FollowedHyperlink"/>
+    <w:basedOn w:val="Policepardfaut"/>
+    <w:uiPriority w:val="99"/>
+    <w:semiHidden/>
+    <w:unhideWhenUsed/>
+    <w:rsid w:val="001B5067"/>
+    <w:rPr>
+      <w:color w:val="96607D" w:themeColor="followedHyperlink"/>
+      <w:u w:val="single"/>
+    </w:rPr>
+  </w:style>
+  <w:style w:type="paragraph" w:styleId="PrformatHTML">
+    <w:name w:val="HTML Preformatted"/>
+    <w:basedOn w:val="Normal"/>
+    <w:link w:val="PrformatHTMLCar"/>
+    <w:uiPriority w:val="99"/>
+    <w:semiHidden/>
+    <w:unhideWhenUsed/>
+    <w:rsid w:val="005D0D2C"/>
+    <w:pPr>
+      <w:tabs>
+        <w:tab w:val="left" w:pos="916"/>
+        <w:tab w:val="left" w:pos="1832"/>
+        <w:tab w:val="left" w:pos="2748"/>
+        <w:tab w:val="left" w:pos="3664"/>
+        <w:tab w:val="left" w:pos="4580"/>
+        <w:tab w:val="left" w:pos="5496"/>
+        <w:tab w:val="left" w:pos="6412"/>
+        <w:tab w:val="left" w:pos="7328"/>
+        <w:tab w:val="left" w:pos="8244"/>
+        <w:tab w:val="left" w:pos="9160"/>
+        <w:tab w:val="left" w:pos="10076"/>
+        <w:tab w:val="left" w:pos="10992"/>
+        <w:tab w:val="left" w:pos="11908"/>
+        <w:tab w:val="left" w:pos="12824"/>
+        <w:tab w:val="left" w:pos="13740"/>
+        <w:tab w:val="left" w:pos="14656"/>
+      </w:tabs>
+    </w:pPr>
+    <w:rPr>
+      <w:rFonts w:ascii="Courier New" w:hAnsi="Courier New" w:cs="Courier New"/>
+      <w:sz w:val="20"/>
+      <w:szCs w:val="20"/>
+    </w:rPr>
+  </w:style>
+  <w:style w:type="character" w:customStyle="1" w:styleId="PrformatHTMLCar">
+    <w:name w:val="Préformaté HTML Car"/>
+    <w:basedOn w:val="Policepardfaut"/>
+    <w:link w:val="PrformatHTML"/>
+    <w:uiPriority w:val="99"/>
+    <w:semiHidden/>
+    <w:rsid w:val="005D0D2C"/>
+    <w:rPr>
+      <w:rFonts w:ascii="Courier New" w:eastAsia="Times New Roman" w:hAnsi="Courier New" w:cs="Courier New"/>
+      <w:kern w:val="0"/>
+      <w:sz w:val="20"/>
+      <w:szCs w:val="20"/>
+      <w:lang w:eastAsia="fr-FR"/>
+      <w14:ligatures w14:val="none"/>
     </w:rPr>
   </w:style>
 </w:styles>
